--- a/文档资料/ML-Agents 模型训练步骤1.docx
+++ b/文档资料/ML-Agents 模型训练步骤1.docx
@@ -13,6 +13,77 @@
     <w:p>
       <w:pPr>
         <w:pStyle w:val="7"/>
+        <w:rPr>
+          <w:rFonts w:hint="eastAsia"/>
+          <w:lang w:val="en-US" w:eastAsia="zh-CN"/>
+        </w:rPr>
+      </w:pPr>
+      <w:r>
+        <w:rPr>
+          <w:rFonts w:hint="eastAsia"/>
+          <w:lang w:val="en-US" w:eastAsia="zh-CN"/>
+        </w:rPr>
+        <w:t>集成训练指令：</w:t>
+      </w:r>
+    </w:p>
+    <w:p>
+      <w:pPr>
+        <w:pStyle w:val="7"/>
+        <w:rPr>
+          <w:rFonts w:hint="eastAsia"/>
+          <w:lang w:val="en-US" w:eastAsia="zh-CN"/>
+        </w:rPr>
+      </w:pPr>
+      <w:r>
+        <w:rPr>
+          <w:rFonts w:hint="eastAsia"/>
+          <w:lang w:val="en-US" w:eastAsia="zh-CN"/>
+        </w:rPr>
+        <w:t>conda activate mlagents-clean &amp;&amp; cd /d E:\Unity_data\PPUV-YOLOv8 &amp;&amp; mlagents-learn Assets/config/trainer_config.yaml --run-id=usv_ppo_train_006 --no-graphics --timeout-wait 1800</w:t>
+      </w:r>
+    </w:p>
+    <w:p>
+      <w:pPr>
+        <w:pStyle w:val="7"/>
+        <w:rPr>
+          <w:rFonts w:hint="eastAsia" w:ascii="宋体" w:hAnsi="宋体" w:eastAsia="宋体" w:cs="宋体"/>
+          <w:sz w:val="24"/>
+          <w:szCs w:val="24"/>
+          <w:lang w:eastAsia="zh-CN"/>
+        </w:rPr>
+      </w:pPr>
+      <w:r>
+        <w:rPr>
+          <w:rFonts w:ascii="宋体" w:hAnsi="宋体" w:eastAsia="宋体" w:cs="宋体"/>
+          <w:sz w:val="24"/>
+          <w:szCs w:val="24"/>
+        </w:rPr>
+        <w:t>清理端口 / 进程占用</w:t>
+      </w:r>
+      <w:r>
+        <w:rPr>
+          <w:rFonts w:hint="eastAsia" w:ascii="宋体" w:hAnsi="宋体" w:eastAsia="宋体" w:cs="宋体"/>
+          <w:sz w:val="24"/>
+          <w:szCs w:val="24"/>
+          <w:lang w:eastAsia="zh-CN"/>
+        </w:rPr>
+        <w:t>：</w:t>
+      </w:r>
+    </w:p>
+    <w:p>
+      <w:pPr>
+        <w:pStyle w:val="7"/>
+        <w:rPr>
+          <w:rFonts w:hint="eastAsia" w:ascii="宋体" w:hAnsi="宋体" w:eastAsia="宋体" w:cs="宋体"/>
+          <w:sz w:val="24"/>
+          <w:szCs w:val="24"/>
+          <w:lang w:val="en-US" w:eastAsia="zh-CN"/>
+        </w:rPr>
+      </w:pPr>
+    </w:p>
+    <w:p>
+      <w:pPr>
+        <w:pStyle w:val="7"/>
       </w:pPr>
       <w:r>
         <w:t>以下是启动 ML-Agents 模型训练的具体步骤：</w:t>
@@ -56,7 +127,7 @@
           <w:bdr w:val="single" w:color="DEE0E3" w:sz="4" w:space="0"/>
           <w:lang w:eastAsia="zh-CN"/>
         </w:rPr>
-        <w:t>mlagents-402</w:t>
+        <w:t xml:space="preserve">mlagents-clean </w:t>
       </w:r>
       <w:r>
         <w:t>）：</w:t>
@@ -89,7 +160,7 @@
         </w:tblCellMar>
       </w:tblPr>
       <w:tblGrid>
-        <w:gridCol w:w="3053"/>
+        <w:gridCol w:w="2834"/>
       </w:tblGrid>
       <w:tr>
         <w:tblPrEx>
@@ -101,12 +172,6 @@
             <w:insideH w:val="single" w:color="auto" w:sz="4" w:space="0"/>
             <w:insideV w:val="single" w:color="auto" w:sz="4" w:space="0"/>
           </w:tblBorders>
-          <w:tblCellMar>
-            <w:top w:w="0" w:type="dxa"/>
-            <w:left w:w="10" w:type="dxa"/>
-            <w:bottom w:w="0" w:type="dxa"/>
-            <w:right w:w="10" w:type="dxa"/>
-          </w:tblCellMar>
         </w:tblPrEx>
         <w:tc>
           <w:tcPr>
@@ -136,21 +201,7 @@
               <w:jc w:val="both"/>
             </w:pPr>
             <w:r>
-              <w:rPr>
-                <w:rFonts w:ascii="Arial" w:hAnsi="Arial" w:eastAsia="等线" w:cs="Arial"/>
-                <w:sz w:val="22"/>
-                <w:szCs w:val="22"/>
-              </w:rPr>
-              <w:t xml:space="preserve">conda activate </w:t>
-            </w:r>
-            <w:r>
-              <w:rPr>
-                <w:rFonts w:hint="eastAsia" w:ascii="Arial" w:hAnsi="Arial" w:eastAsia="等线" w:cs="Arial"/>
-                <w:sz w:val="22"/>
-                <w:szCs w:val="22"/>
-                <w:lang w:val="en-US" w:eastAsia="zh-CN"/>
-              </w:rPr>
-              <w:t>mlagents-402</w:t>
+              <w:t xml:space="preserve">conda activate mlagents-clean </w:t>
             </w:r>
           </w:p>
         </w:tc>
@@ -168,7 +219,6 @@
       <w:pPr>
         <w:pStyle w:val="7"/>
       </w:pPr>
-      <w:bookmarkStart w:id="0" w:name="_GoBack"/>
       <w:r>
         <w:t xml:space="preserve">在命令行中，切换到你的 Unity 项目根目录（与 </w:t>
       </w:r>
@@ -183,7 +233,6 @@
         <w:t xml:space="preserve"> 文件夹同级）。例如：</w:t>
       </w:r>
     </w:p>
-    <w:bookmarkEnd w:id="0"/>
     <w:p>
       <w:pPr>
         <w:pStyle w:val="7"/>
@@ -344,18 +393,15 @@
           </w:tcPr>
           <w:p>
             <w:pPr>
-              <w:pStyle w:val="7"/>
               <w:rPr>
-                <w:rFonts w:hint="default" w:ascii="Segoe UI Emoji" w:hAnsi="Segoe UI Emoji" w:eastAsia="宋体" w:cs="Segoe UI Emoji"/>
+                <w:rFonts w:ascii="Segoe UI Emoji" w:hAnsi="Segoe UI Emoji" w:eastAsia="Segoe UI Emoji" w:cs="Segoe UI Emoji"/>
                 <w:i w:val="0"/>
                 <w:iCs w:val="0"/>
                 <w:caps w:val="0"/>
-                <w:color w:val="1F2329"/>
+                <w:color w:val="000000"/>
                 <w:spacing w:val="0"/>
                 <w:sz w:val="16"/>
                 <w:szCs w:val="16"/>
-                <w:shd w:val="clear" w:fill="FFFFFF"/>
-                <w:lang w:val="en-US" w:eastAsia="zh-CN"/>
               </w:rPr>
             </w:pPr>
             <w:r>
@@ -364,13 +410,12 @@
                 <w:i w:val="0"/>
                 <w:iCs w:val="0"/>
                 <w:caps w:val="0"/>
-                <w:color w:val="1F2329"/>
+                <w:color w:val="000000"/>
                 <w:spacing w:val="0"/>
                 <w:sz w:val="16"/>
                 <w:szCs w:val="16"/>
-                <w:shd w:val="clear" w:fill="FFFFFF"/>
               </w:rPr>
-              <w:t>mlagents-learn E:\Unity_data\PPUV-YOLOv8\Assets\config\trainer_config.yaml --run-id=usv_ppo_train_00</w:t>
+              <w:t>mlagents-learn Assets/config/trainer_config.yaml --run-id=usv_ppo_train_00</w:t>
             </w:r>
             <w:r>
               <w:rPr>
@@ -378,14 +423,13 @@
                 <w:i w:val="0"/>
                 <w:iCs w:val="0"/>
                 <w:caps w:val="0"/>
-                <w:color w:val="1F2329"/>
+                <w:color w:val="000000"/>
                 <w:spacing w:val="0"/>
                 <w:sz w:val="16"/>
                 <w:szCs w:val="16"/>
-                <w:shd w:val="clear" w:fill="FFFFFF"/>
                 <w:lang w:val="en-US" w:eastAsia="zh-CN"/>
               </w:rPr>
-              <w:t>1</w:t>
+              <w:t>7</w:t>
             </w:r>
             <w:r>
               <w:rPr>
@@ -393,28 +437,12 @@
                 <w:i w:val="0"/>
                 <w:iCs w:val="0"/>
                 <w:caps w:val="0"/>
-                <w:color w:val="1F2329"/>
+                <w:color w:val="000000"/>
                 <w:spacing w:val="0"/>
                 <w:sz w:val="16"/>
                 <w:szCs w:val="16"/>
-                <w:shd w:val="clear" w:fill="FFFFFF"/>
               </w:rPr>
-              <w:t xml:space="preserve"> --env-args --timeout_wait=</w:t>
-            </w:r>
-            <w:r>
-              <w:rPr>
-                <w:rFonts w:hint="eastAsia" w:ascii="Segoe UI Emoji" w:hAnsi="Segoe UI Emoji" w:eastAsia="宋体" w:cs="Segoe UI Emoji"/>
-                <w:i w:val="0"/>
-                <w:iCs w:val="0"/>
-                <w:caps w:val="0"/>
-                <w:color w:val="1F2329"/>
-                <w:spacing w:val="0"/>
-                <w:sz w:val="16"/>
-                <w:szCs w:val="16"/>
-                <w:shd w:val="clear" w:fill="FFFFFF"/>
-                <w:lang w:val="en-US" w:eastAsia="zh-CN"/>
-              </w:rPr>
-              <w:t>1800</w:t>
+              <w:t xml:space="preserve"> --no-graphics --timeout-wait 1800</w:t>
             </w:r>
           </w:p>
           <w:p>
@@ -438,42 +466,12 @@
                 <w:i w:val="0"/>
                 <w:iCs w:val="0"/>
                 <w:caps w:val="0"/>
-                <w:color w:val="1F2329"/>
+                <w:color w:val="000000"/>
                 <w:spacing w:val="0"/>
                 <w:sz w:val="16"/>
                 <w:szCs w:val="16"/>
-                <w:shd w:val="clear" w:fill="FFFFFF"/>
               </w:rPr>
-              <w:t>mlagents-learn E:\Unity_data\PPUV-YOLOv8\Assets\config\trainer_config.yaml --run-id=usv_ppo_train_00</w:t>
-            </w:r>
-            <w:r>
-              <w:rPr>
-                <w:rFonts w:hint="eastAsia" w:ascii="Segoe UI Emoji" w:hAnsi="Segoe UI Emoji" w:eastAsia="宋体" w:cs="Segoe UI Emoji"/>
-                <w:i w:val="0"/>
-                <w:iCs w:val="0"/>
-                <w:caps w:val="0"/>
-                <w:color w:val="1F2329"/>
-                <w:spacing w:val="0"/>
-                <w:sz w:val="16"/>
-                <w:szCs w:val="16"/>
-                <w:shd w:val="clear" w:fill="FFFFFF"/>
-                <w:lang w:val="en-US" w:eastAsia="zh-CN"/>
-              </w:rPr>
-              <w:t>1</w:t>
-            </w:r>
-            <w:r>
-              <w:rPr>
-                <w:rFonts w:ascii="Segoe UI Emoji" w:hAnsi="Segoe UI Emoji" w:eastAsia="Segoe UI Emoji" w:cs="Segoe UI Emoji"/>
-                <w:i w:val="0"/>
-                <w:iCs w:val="0"/>
-                <w:caps w:val="0"/>
-                <w:color w:val="1F2329"/>
-                <w:spacing w:val="0"/>
-                <w:sz w:val="16"/>
-                <w:szCs w:val="16"/>
-                <w:shd w:val="clear" w:fill="FFFFFF"/>
-              </w:rPr>
-              <w:t xml:space="preserve"> --env-args --timeout_wait=300 --no-graphics</w:t>
+              <w:t>mlagents-learn Assets/config/trainer_config.yaml --run-id=usv_ppo_train_002 --no-graphics --timeout-wait 1800 --force</w:t>
             </w:r>
           </w:p>
         </w:tc>
@@ -808,7 +806,7 @@
           <w:rFonts w:hint="eastAsia"/>
           <w:lang w:eastAsia="zh-CN"/>
         </w:rPr>
-        <w:t>mlagents-402</w:t>
+        <w:t xml:space="preserve">mlagents-clean </w:t>
       </w:r>
       <w:r>
         <w:rPr>
@@ -831,6 +829,7 @@
           <w:lang w:eastAsia="zh-CN"/>
         </w:rPr>
       </w:pPr>
+      <w:bookmarkStart w:id="0" w:name="_GoBack"/>
       <w:r>
         <w:rPr>
           <w:rFonts w:hint="default"/>
@@ -842,9 +841,10 @@
           <w:rFonts w:hint="eastAsia"/>
           <w:lang w:eastAsia="zh-CN"/>
         </w:rPr>
-        <w:t>mlagents-402</w:t>
-      </w:r>
-    </w:p>
+        <w:t xml:space="preserve">mlagents-clean </w:t>
+      </w:r>
+    </w:p>
+    <w:bookmarkEnd w:id="0"/>
     <w:p>
       <w:pPr>
         <w:pStyle w:val="7"/>

--- a/文档资料/ML-Agents 模型训练步骤1.docx
+++ b/文档资料/ML-Agents 模型训练步骤1.docx
@@ -9,6 +9,8 @@
       <w:r>
         <w:t>ML-Agents 模型训练步骤</w:t>
       </w:r>
+      <w:bookmarkStart w:id="0" w:name="_GoBack"/>
+      <w:bookmarkEnd w:id="0"/>
     </w:p>
     <w:p>
       <w:pPr>
@@ -39,7 +41,7 @@
           <w:rFonts w:hint="eastAsia"/>
           <w:lang w:val="en-US" w:eastAsia="zh-CN"/>
         </w:rPr>
-        <w:t>conda activate mlagents-clean &amp;&amp; cd /d E:\Unity_data\PPUV-YOLOv8 &amp;&amp; mlagents-learn Assets/config/trainer_config.yaml --run-id=usv_ppo_train_006 --no-graphics --timeout-wait 1800</w:t>
+        <w:t>E: &amp;&amp; conda activate mlagents-clean &amp;&amp; cd /d E:\Unity_data\PPUV-YOLOv8 &amp;&amp; mlagents-learn Assets/config/trainer_config.yaml --run-id=usv_ppo_train_006 --no-graphics --timeout-wait 1800</w:t>
       </w:r>
     </w:p>
     <w:p>
@@ -829,7 +831,6 @@
           <w:lang w:eastAsia="zh-CN"/>
         </w:rPr>
       </w:pPr>
-      <w:bookmarkStart w:id="0" w:name="_GoBack"/>
       <w:r>
         <w:rPr>
           <w:rFonts w:hint="default"/>
@@ -844,7 +845,6 @@
         <w:t xml:space="preserve">mlagents-clean </w:t>
       </w:r>
     </w:p>
-    <w:bookmarkEnd w:id="0"/>
     <w:p>
       <w:pPr>
         <w:pStyle w:val="7"/>
@@ -994,6 +994,7 @@
     <w:p>
       <w:pPr>
         <w:numPr>
+          <w:ilvl w:val="0"/>
           <w:numId w:val="0"/>
         </w:numPr>
       </w:pPr>
@@ -1044,6 +1045,7 @@
     <w:p>
       <w:pPr>
         <w:numPr>
+          <w:ilvl w:val="0"/>
           <w:numId w:val="0"/>
         </w:numPr>
       </w:pPr>

--- a/文档资料/ML-Agents 模型训练步骤1.docx
+++ b/文档资料/ML-Agents 模型训练步骤1.docx
@@ -9,12 +9,10 @@
       <w:r>
         <w:t>ML-Agents 模型训练步骤</w:t>
       </w:r>
-      <w:bookmarkStart w:id="0" w:name="_GoBack"/>
-      <w:bookmarkEnd w:id="0"/>
-    </w:p>
-    <w:p>
-      <w:pPr>
-        <w:pStyle w:val="7"/>
+    </w:p>
+    <w:p>
+      <w:pPr>
+        <w:pStyle w:val="8"/>
         <w:rPr>
           <w:rFonts w:hint="eastAsia"/>
           <w:lang w:val="en-US" w:eastAsia="zh-CN"/>
@@ -30,7 +28,7 @@
     </w:p>
     <w:p>
       <w:pPr>
-        <w:pStyle w:val="7"/>
+        <w:pStyle w:val="8"/>
         <w:rPr>
           <w:rFonts w:hint="eastAsia"/>
           <w:lang w:val="en-US" w:eastAsia="zh-CN"/>
@@ -46,7 +44,7 @@
     </w:p>
     <w:p>
       <w:pPr>
-        <w:pStyle w:val="7"/>
+        <w:pStyle w:val="8"/>
         <w:rPr>
           <w:rFonts w:hint="eastAsia" w:ascii="宋体" w:hAnsi="宋体" w:eastAsia="宋体" w:cs="宋体"/>
           <w:sz w:val="24"/>
@@ -74,7 +72,7 @@
     </w:p>
     <w:p>
       <w:pPr>
-        <w:pStyle w:val="7"/>
+        <w:pStyle w:val="8"/>
         <w:rPr>
           <w:rFonts w:hint="eastAsia" w:ascii="宋体" w:hAnsi="宋体" w:eastAsia="宋体" w:cs="宋体"/>
           <w:sz w:val="24"/>
@@ -85,7 +83,7 @@
     </w:p>
     <w:p>
       <w:pPr>
-        <w:pStyle w:val="7"/>
+        <w:pStyle w:val="8"/>
       </w:pPr>
       <w:r>
         <w:t>以下是启动 ML-Agents 模型训练的具体步骤：</w:t>
@@ -101,7 +99,7 @@
     </w:p>
     <w:p>
       <w:pPr>
-        <w:pStyle w:val="7"/>
+        <w:pStyle w:val="8"/>
       </w:pPr>
       <w:r>
         <w:t>打开 Unity 项目，加载包含无人船智能体和训练场景的场景，点击 **“Play” 按钮 **（保持 Unity Editor 处于运行状态，无需进入游戏模式）。</w:t>
@@ -117,7 +115,7 @@
     </w:p>
     <w:p>
       <w:pPr>
-        <w:pStyle w:val="7"/>
+        <w:pStyle w:val="8"/>
       </w:pPr>
       <w:r>
         <w:t xml:space="preserve">打开 Anaconda Prompt（或已激活 ML-Agents 训练环境的命令行），激活你的训练环境（如 </w:t>
@@ -137,7 +135,7 @@
     </w:p>
     <w:p>
       <w:pPr>
-        <w:pStyle w:val="7"/>
+        <w:pStyle w:val="8"/>
       </w:pPr>
     </w:p>
     <w:tbl>
@@ -174,6 +172,12 @@
             <w:insideH w:val="single" w:color="auto" w:sz="4" w:space="0"/>
             <w:insideV w:val="single" w:color="auto" w:sz="4" w:space="0"/>
           </w:tblBorders>
+          <w:tblCellMar>
+            <w:top w:w="0" w:type="dxa"/>
+            <w:left w:w="10" w:type="dxa"/>
+            <w:bottom w:w="0" w:type="dxa"/>
+            <w:right w:w="10" w:type="dxa"/>
+          </w:tblCellMar>
         </w:tblPrEx>
         <w:tc>
           <w:tcPr>
@@ -219,7 +223,7 @@
     </w:p>
     <w:p>
       <w:pPr>
-        <w:pStyle w:val="7"/>
+        <w:pStyle w:val="8"/>
       </w:pPr>
       <w:r>
         <w:t xml:space="preserve">在命令行中，切换到你的 Unity 项目根目录（与 </w:t>
@@ -237,7 +241,7 @@
     </w:p>
     <w:p>
       <w:pPr>
-        <w:pStyle w:val="7"/>
+        <w:pStyle w:val="8"/>
       </w:pPr>
     </w:p>
     <w:tbl>
@@ -300,7 +304,7 @@
           </w:tcPr>
           <w:p>
             <w:pPr>
-              <w:pStyle w:val="7"/>
+              <w:pStyle w:val="8"/>
             </w:pPr>
             <w:r>
               <w:t>cd E:\Unity_data\PPUV-YOLOv8</w:t>
@@ -319,7 +323,7 @@
     </w:p>
     <w:p>
       <w:pPr>
-        <w:pStyle w:val="7"/>
+        <w:pStyle w:val="8"/>
       </w:pPr>
       <w:r>
         <w:t xml:space="preserve">运行 </w:t>
@@ -449,17 +453,16 @@
           </w:p>
           <w:p>
             <w:pPr>
-              <w:pStyle w:val="7"/>
+              <w:pStyle w:val="8"/>
               <w:rPr>
                 <w:rFonts w:ascii="Segoe UI Emoji" w:hAnsi="Segoe UI Emoji" w:eastAsia="Segoe UI Emoji" w:cs="Segoe UI Emoji"/>
                 <w:i w:val="0"/>
                 <w:iCs w:val="0"/>
                 <w:caps w:val="0"/>
-                <w:color w:val="1F2329"/>
+                <w:color w:val="000000"/>
                 <w:spacing w:val="0"/>
                 <w:sz w:val="16"/>
                 <w:szCs w:val="16"/>
-                <w:shd w:val="clear" w:fill="FFFFFF"/>
               </w:rPr>
             </w:pPr>
             <w:r>
@@ -476,12 +479,68 @@
               <w:t>mlagents-learn Assets/config/trainer_config.yaml --run-id=usv_ppo_train_002 --no-graphics --timeout-wait 1800 --force</w:t>
             </w:r>
           </w:p>
+          <w:p>
+            <w:pPr>
+              <w:pStyle w:val="8"/>
+              <w:rPr>
+                <w:rFonts w:ascii="Segoe UI Emoji" w:hAnsi="Segoe UI Emoji" w:eastAsia="Segoe UI Emoji" w:cs="Segoe UI Emoji"/>
+                <w:i w:val="0"/>
+                <w:iCs w:val="0"/>
+                <w:caps w:val="0"/>
+                <w:color w:val="000000"/>
+                <w:spacing w:val="0"/>
+                <w:sz w:val="16"/>
+                <w:szCs w:val="16"/>
+              </w:rPr>
+            </w:pPr>
+            <w:r>
+              <w:rPr>
+                <w:rFonts w:ascii="Segoe UI Emoji" w:hAnsi="Segoe UI Emoji" w:eastAsia="Segoe UI Emoji" w:cs="Segoe UI Emoji"/>
+                <w:i w:val="0"/>
+                <w:iCs w:val="0"/>
+                <w:caps w:val="0"/>
+                <w:color w:val="000000"/>
+                <w:spacing w:val="0"/>
+                <w:sz w:val="16"/>
+                <w:szCs w:val="16"/>
+              </w:rPr>
+              <w:t>mlagents-learn Assets/config/trainer_config.yaml --run-id=usv_ppo_train_007 --no-graphics --timeout-wait 1800 --num-envs=8</w:t>
+            </w:r>
+          </w:p>
+          <w:p>
+            <w:pPr>
+              <w:pStyle w:val="8"/>
+              <w:rPr>
+                <w:rFonts w:ascii="Segoe UI Emoji" w:hAnsi="Segoe UI Emoji" w:eastAsia="Segoe UI Emoji" w:cs="Segoe UI Emoji"/>
+                <w:i w:val="0"/>
+                <w:iCs w:val="0"/>
+                <w:caps w:val="0"/>
+                <w:color w:val="000000"/>
+                <w:spacing w:val="0"/>
+                <w:sz w:val="16"/>
+                <w:szCs w:val="16"/>
+              </w:rPr>
+            </w:pPr>
+            <w:r>
+              <w:rPr>
+                <w:rFonts w:ascii="Segoe UI Emoji" w:hAnsi="Segoe UI Emoji" w:eastAsia="Segoe UI Emoji" w:cs="Segoe UI Emoji"/>
+                <w:i w:val="0"/>
+                <w:iCs w:val="0"/>
+                <w:caps w:val="0"/>
+                <w:color w:val="000000"/>
+                <w:spacing w:val="0"/>
+                <w:sz w:val="16"/>
+                <w:szCs w:val="16"/>
+              </w:rPr>
+              <w:t>mlagents-learn Assets/config/trainer_config.yaml --run-id=usv_ppo_train_007 --no-graphics --timeout-wait 1800 --num-envs=8 --env-args "--width=640 --height=480" --max-training-steps=1000000</w:t>
+            </w:r>
+          </w:p>
         </w:tc>
       </w:tr>
     </w:tbl>
     <w:p>
       <w:pPr>
-        <w:pStyle w:val="7"/>
+        <w:pStyle w:val="8"/>
         <w:numPr>
           <w:ilvl w:val="0"/>
           <w:numId w:val="1"/>
@@ -510,7 +569,7 @@
     </w:p>
     <w:p>
       <w:pPr>
-        <w:pStyle w:val="7"/>
+        <w:pStyle w:val="8"/>
         <w:numPr>
           <w:ilvl w:val="0"/>
           <w:numId w:val="1"/>
@@ -529,7 +588,7 @@
     </w:p>
     <w:p>
       <w:pPr>
-        <w:pStyle w:val="7"/>
+        <w:pStyle w:val="8"/>
         <w:numPr>
           <w:ilvl w:val="0"/>
           <w:numId w:val="1"/>
@@ -582,7 +641,7 @@
       </w:r>
       <w:r>
         <w:rPr>
-          <w:rStyle w:val="6"/>
+          <w:rStyle w:val="7"/>
           <w:color w:val="1F2329"/>
           <w:sz w:val="16"/>
           <w:szCs w:val="16"/>
@@ -634,7 +693,7 @@
       </w:r>
       <w:r>
         <w:rPr>
-          <w:rStyle w:val="6"/>
+          <w:rStyle w:val="7"/>
           <w:color w:val="1F2329"/>
           <w:sz w:val="16"/>
           <w:szCs w:val="16"/>
@@ -652,40 +711,83 @@
     </w:p>
     <w:p>
       <w:pPr>
-        <w:pStyle w:val="7"/>
+        <w:pStyle w:val="8"/>
         <w:numPr>
           <w:ilvl w:val="0"/>
           <w:numId w:val="1"/>
         </w:numPr>
-      </w:pPr>
-    </w:p>
-    <w:p>
-      <w:pPr>
-        <w:pStyle w:val="7"/>
+        <w:rPr/>
+      </w:pPr>
+      <w:r>
+        <w:rPr>
+          <w:lang w:val="en-US" w:eastAsia="zh-CN"/>
+        </w:rPr>
+        <w:t>新增核心参数：--num-envs=8</w:t>
+      </w:r>
+    </w:p>
+    <w:p>
+      <w:pPr>
+        <w:pStyle w:val="8"/>
+        <w:numPr>
+          <w:numId w:val="0"/>
+        </w:numPr>
+        <w:ind w:leftChars="0" w:firstLine="440" w:firstLineChars="200"/>
+        <w:rPr/>
+      </w:pPr>
+      <w:r>
+        <w:t>作用：指定训练时并行运行 8 个 Unity 环境实例，数据收集速度提升 8 倍（适配你的time_horizon=64配置）；</w:t>
+      </w:r>
+    </w:p>
+    <w:p>
+      <w:pPr>
+        <w:pStyle w:val="8"/>
         <w:numPr>
           <w:ilvl w:val="0"/>
           <w:numId w:val="1"/>
         </w:numPr>
-      </w:pPr>
-      <w:r>
-        <w:t>三、训练加速建议</w:t>
-      </w:r>
-    </w:p>
-    <w:p>
-      <w:pPr>
-        <w:pStyle w:val="7"/>
+        <w:rPr/>
+      </w:pPr>
+      <w:r>
+        <w:t>·</w:t>
+      </w:r>
+      <w:r>
+        <w:rPr>
+          <w:rFonts w:hint="eastAsia"/>
+        </w:rPr>
+        <w:t xml:space="preserve">  </w:t>
+      </w:r>
+      <w:r>
+        <w:t>--env-args "--width=640 --height=480"：强制设置环境窗口分辨率（无图形化模式下不影响，但能避免分辨率相关的隐性报错）；</w:t>
+      </w:r>
+    </w:p>
+    <w:p>
+      <w:pPr>
+        <w:pStyle w:val="8"/>
         <w:numPr>
           <w:ilvl w:val="0"/>
           <w:numId w:val="1"/>
         </w:numPr>
-      </w:pPr>
-      <w:r>
-        <w:t>关闭图形界面：训练时加 --no-graphics，CPU/GPU 资源全给训练，速度提升 30%+：</w:t>
-      </w:r>
-    </w:p>
-    <w:p>
-      <w:pPr>
-        <w:pStyle w:val="7"/>
+        <w:rPr/>
+      </w:pPr>
+      <w:r>
+        <w:rPr>
+          <w:rFonts w:hint="default"/>
+        </w:rPr>
+        <w:t>·</w:t>
+      </w:r>
+      <w:r>
+        <w:rPr>
+          <w:rFonts w:hint="eastAsia"/>
+        </w:rPr>
+        <w:t xml:space="preserve">  </w:t>
+      </w:r>
+      <w:r>
+        <w:t>--max-training-steps=1000000：指定最大训练步数（到 100 万步自动停止，避免无限训练）。</w:t>
+      </w:r>
+    </w:p>
+    <w:p>
+      <w:pPr>
+        <w:pStyle w:val="8"/>
         <w:numPr>
           <w:ilvl w:val="0"/>
           <w:numId w:val="1"/>
@@ -694,7 +796,40 @@
     </w:p>
     <w:p>
       <w:pPr>
-        <w:pStyle w:val="7"/>
+        <w:pStyle w:val="8"/>
+        <w:numPr>
+          <w:ilvl w:val="0"/>
+          <w:numId w:val="1"/>
+        </w:numPr>
+      </w:pPr>
+      <w:r>
+        <w:t>三、训练加速建议</w:t>
+      </w:r>
+    </w:p>
+    <w:p>
+      <w:pPr>
+        <w:pStyle w:val="8"/>
+        <w:numPr>
+          <w:ilvl w:val="0"/>
+          <w:numId w:val="1"/>
+        </w:numPr>
+      </w:pPr>
+      <w:r>
+        <w:t>关闭图形界面：训练时加 --no-graphics，CPU/GPU 资源全给训练，速度提升 30%+：</w:t>
+      </w:r>
+    </w:p>
+    <w:p>
+      <w:pPr>
+        <w:pStyle w:val="8"/>
+        <w:numPr>
+          <w:ilvl w:val="0"/>
+          <w:numId w:val="1"/>
+        </w:numPr>
+      </w:pPr>
+    </w:p>
+    <w:p>
+      <w:pPr>
+        <w:pStyle w:val="8"/>
         <w:numPr>
           <w:ilvl w:val="0"/>
           <w:numId w:val="0"/>
@@ -707,7 +842,7 @@
     </w:p>
     <w:p>
       <w:pPr>
-        <w:pStyle w:val="7"/>
+        <w:pStyle w:val="8"/>
         <w:numPr>
           <w:ilvl w:val="0"/>
           <w:numId w:val="0"/>
@@ -717,7 +852,7 @@
     </w:p>
     <w:p>
       <w:pPr>
-        <w:pStyle w:val="7"/>
+        <w:pStyle w:val="8"/>
         <w:numPr>
           <w:ilvl w:val="0"/>
           <w:numId w:val="1"/>
@@ -729,7 +864,7 @@
     </w:p>
     <w:p>
       <w:pPr>
-        <w:pStyle w:val="7"/>
+        <w:pStyle w:val="8"/>
         <w:numPr>
           <w:ilvl w:val="0"/>
           <w:numId w:val="0"/>
@@ -740,7 +875,7 @@
     </w:p>
     <w:p>
       <w:pPr>
-        <w:pStyle w:val="7"/>
+        <w:pStyle w:val="8"/>
         <w:numPr>
           <w:ilvl w:val="0"/>
           <w:numId w:val="0"/>
@@ -754,7 +889,7 @@
     </w:p>
     <w:p>
       <w:pPr>
-        <w:pStyle w:val="7"/>
+        <w:pStyle w:val="8"/>
         <w:numPr>
           <w:ilvl w:val="0"/>
           <w:numId w:val="0"/>
@@ -773,7 +908,7 @@
     </w:p>
     <w:p>
       <w:pPr>
-        <w:pStyle w:val="7"/>
+        <w:pStyle w:val="8"/>
       </w:pPr>
       <w:r>
         <w:t>新开一个命令行窗口，激活相同的训练环境后，执行以下命令启动 TensorBoard 监控训练指标：</w:t>
@@ -781,7 +916,7 @@
     </w:p>
     <w:p>
       <w:pPr>
-        <w:pStyle w:val="7"/>
+        <w:pStyle w:val="8"/>
       </w:pPr>
       <w:r>
         <w:t>新开命令行窗口</w:t>
@@ -795,7 +930,7 @@
     </w:p>
     <w:p>
       <w:pPr>
-        <w:pStyle w:val="7"/>
+        <w:pStyle w:val="8"/>
       </w:pPr>
       <w:r>
         <w:rPr>
@@ -819,13 +954,17 @@
     </w:p>
     <w:p>
       <w:pPr>
-        <w:pStyle w:val="7"/>
-      </w:pPr>
-    </w:p>
-    <w:p>
-      <w:pPr>
-        <w:pStyle w:val="7"/>
-        <w:jc w:val="center"/>
+        <w:pStyle w:val="8"/>
+      </w:pPr>
+    </w:p>
+    <w:p>
+      <w:pPr>
+        <w:pStyle w:val="8"/>
+        <w:tabs>
+          <w:tab w:val="center" w:pos="4627"/>
+          <w:tab w:val="right" w:pos="9026"/>
+        </w:tabs>
+        <w:jc w:val="left"/>
         <w:rPr>
           <w:rFonts w:hint="eastAsia" w:eastAsia="等线"/>
           <w:lang w:eastAsia="zh-CN"/>
@@ -833,26 +972,42 @@
       </w:pPr>
       <w:r>
         <w:rPr>
-          <w:rFonts w:hint="default"/>
-        </w:rPr>
-        <w:t xml:space="preserve">conda activate </w:t>
-      </w:r>
-      <w:r>
-        <w:rPr>
           <w:rFonts w:hint="eastAsia"/>
           <w:lang w:eastAsia="zh-CN"/>
         </w:rPr>
+        <w:tab/>
+      </w:r>
+      <w:r>
+        <w:rPr>
+          <w:rFonts w:hint="default"/>
+        </w:rPr>
+        <w:t xml:space="preserve">conda activate </w:t>
+      </w:r>
+      <w:r>
+        <w:rPr>
+          <w:rFonts w:hint="eastAsia"/>
+          <w:lang w:eastAsia="zh-CN"/>
+        </w:rPr>
         <w:t xml:space="preserve">mlagents-clean </w:t>
       </w:r>
-    </w:p>
-    <w:p>
-      <w:pPr>
-        <w:pStyle w:val="7"/>
-      </w:pPr>
-    </w:p>
-    <w:p>
-      <w:pPr>
-        <w:pStyle w:val="7"/>
+      <w:r>
+        <w:rPr>
+          <w:rFonts w:hint="eastAsia"/>
+          <w:lang w:eastAsia="zh-CN"/>
+        </w:rPr>
+        <w:tab/>
+      </w:r>
+      <w:bookmarkStart w:id="0" w:name="_GoBack"/>
+      <w:bookmarkEnd w:id="0"/>
+    </w:p>
+    <w:p>
+      <w:pPr>
+        <w:pStyle w:val="8"/>
+      </w:pPr>
+    </w:p>
+    <w:p>
+      <w:pPr>
+        <w:pStyle w:val="8"/>
         <w:rPr>
           <w:rFonts w:hint="default"/>
         </w:rPr>
@@ -866,12 +1021,12 @@
     </w:p>
     <w:p>
       <w:pPr>
-        <w:pStyle w:val="7"/>
-      </w:pPr>
-    </w:p>
-    <w:p>
-      <w:pPr>
-        <w:pStyle w:val="7"/>
+        <w:pStyle w:val="8"/>
+      </w:pPr>
+    </w:p>
+    <w:p>
+      <w:pPr>
+        <w:pStyle w:val="8"/>
         <w:jc w:val="center"/>
         <w:rPr>
           <w:rFonts w:hint="default"/>
@@ -886,12 +1041,12 @@
     </w:p>
     <w:p>
       <w:pPr>
-        <w:pStyle w:val="7"/>
-      </w:pPr>
-    </w:p>
-    <w:p>
-      <w:pPr>
-        <w:pStyle w:val="7"/>
+        <w:pStyle w:val="8"/>
+      </w:pPr>
+    </w:p>
+    <w:p>
+      <w:pPr>
+        <w:pStyle w:val="8"/>
       </w:pPr>
       <w:r>
         <w:rPr>
@@ -902,7 +1057,7 @@
     </w:p>
     <w:p>
       <w:pPr>
-        <w:pStyle w:val="7"/>
+        <w:pStyle w:val="8"/>
         <w:jc w:val="center"/>
         <w:rPr>
           <w:rFonts w:hint="default"/>
@@ -917,7 +1072,7 @@
     </w:p>
     <w:p>
       <w:pPr>
-        <w:pStyle w:val="7"/>
+        <w:pStyle w:val="8"/>
         <w:jc w:val="center"/>
         <w:rPr>
           <w:rFonts w:hint="default"/>
@@ -926,7 +1081,7 @@
     </w:p>
     <w:p>
       <w:pPr>
-        <w:pStyle w:val="7"/>
+        <w:pStyle w:val="8"/>
         <w:jc w:val="both"/>
         <w:rPr>
           <w:rFonts w:hint="default"/>
@@ -941,7 +1096,7 @@
     </w:p>
     <w:p>
       <w:pPr>
-        <w:pStyle w:val="7"/>
+        <w:pStyle w:val="8"/>
         <w:jc w:val="both"/>
         <w:rPr>
           <w:rFonts w:hint="default"/>
@@ -956,7 +1111,7 @@
     </w:p>
     <w:p>
       <w:pPr>
-        <w:pStyle w:val="7"/>
+        <w:pStyle w:val="8"/>
         <w:jc w:val="both"/>
       </w:pPr>
       <w:r>
@@ -968,7 +1123,7 @@
     </w:p>
     <w:p>
       <w:pPr>
-        <w:pStyle w:val="7"/>
+        <w:pStyle w:val="8"/>
       </w:pPr>
       <w:r>
         <w:t>然后在浏览器中访问输出的网址，可查看奖励曲线、训练步数等关键数据。</w:t>
@@ -976,7 +1131,7 @@
     </w:p>
     <w:p>
       <w:pPr>
-        <w:pStyle w:val="7"/>
+        <w:pStyle w:val="8"/>
       </w:pPr>
     </w:p>
     <w:p>
@@ -1058,7 +1213,7 @@
     </w:p>
     <w:p>
       <w:pPr>
-        <w:pStyle w:val="7"/>
+        <w:pStyle w:val="8"/>
       </w:pPr>
       <w:r>
         <w:t>训练完成后，模型文件（</w:t>
@@ -1106,7 +1261,7 @@
     </w:p>
     <w:p>
       <w:pPr>
-        <w:pStyle w:val="7"/>
+        <w:pStyle w:val="8"/>
       </w:pPr>
       <w:r>
         <w:drawing>
@@ -1175,7 +1330,7 @@
     </w:p>
     <w:p>
       <w:pPr>
-        <w:pStyle w:val="8"/>
+        <w:pStyle w:val="9"/>
         <w:pBdr>
           <w:left w:val="single" w:color="BBBFC4" w:sz="18" w:space="0"/>
         </w:pBdr>
@@ -1226,7 +1381,7 @@
     </w:p>
     <w:p>
       <w:pPr>
-        <w:pStyle w:val="8"/>
+        <w:pStyle w:val="9"/>
         <w:pBdr>
           <w:left w:val="single" w:color="BBBFC4" w:sz="18" w:space="0"/>
         </w:pBdr>
@@ -1277,7 +1432,7 @@
     </w:p>
     <w:p>
       <w:pPr>
-        <w:pStyle w:val="8"/>
+        <w:pStyle w:val="9"/>
         <w:pBdr>
           <w:left w:val="single" w:color="BBBFC4" w:sz="18" w:space="0"/>
         </w:pBdr>
@@ -1296,7 +1451,7 @@
     </w:p>
     <w:p>
       <w:pPr>
-        <w:pStyle w:val="7"/>
+        <w:pStyle w:val="8"/>
       </w:pPr>
     </w:p>
     <w:p/>
@@ -1797,6 +1952,15 @@
     </w:rPr>
   </w:style>
   <w:style w:type="character" w:styleId="6">
+    <w:name w:val="Strong"/>
+    <w:basedOn w:val="5"/>
+    <w:qFormat/>
+    <w:uiPriority w:val="0"/>
+    <w:rPr>
+      <w:b/>
+    </w:rPr>
+  </w:style>
+  <w:style w:type="character" w:styleId="7">
     <w:name w:val="HTML Code"/>
     <w:basedOn w:val="5"/>
     <w:qFormat/>
@@ -1806,7 +1970,7 @@
       <w:sz w:val="20"/>
     </w:rPr>
   </w:style>
-  <w:style w:type="paragraph" w:customStyle="1" w:styleId="7">
+  <w:style w:type="paragraph" w:customStyle="1" w:styleId="8">
     <w:name w:val="_Style 13"/>
     <w:qFormat/>
     <w:uiPriority w:val="0"/>
@@ -1821,7 +1985,7 @@
       <w:szCs w:val="22"/>
     </w:rPr>
   </w:style>
-  <w:style w:type="paragraph" w:customStyle="1" w:styleId="8">
+  <w:style w:type="paragraph" w:customStyle="1" w:styleId="9">
     <w:name w:val="_Style 14"/>
     <w:qFormat/>
     <w:uiPriority w:val="0"/>

--- a/文档资料/ML-Agents 模型训练步骤1.docx
+++ b/文档资料/ML-Agents 模型训练步骤1.docx
@@ -39,9 +39,18 @@
           <w:rFonts w:hint="eastAsia"/>
           <w:lang w:val="en-US" w:eastAsia="zh-CN"/>
         </w:rPr>
-        <w:t>E: &amp;&amp; conda activate mlagents-clean &amp;&amp; cd /d E:\Unity_data\PPUV-YOLOv8 &amp;&amp; mlagents-learn Assets/config/trainer_config.yaml --run-id=usv_ppo_train_006 --no-graphics --timeout-wait 1800</w:t>
-      </w:r>
-    </w:p>
+        <w:t xml:space="preserve">E: &amp;&amp; conda activate mlagents-clean &amp;&amp; cd /d E:\Unity_data\PPUV-YOLOv8 &amp;&amp; mlagents-learn Assets/config/trainer_config.yaml --run-id=usv_ppo_train_002 --no-graphics </w:t>
+      </w:r>
+      <w:bookmarkStart w:id="0" w:name="_GoBack"/>
+      <w:r>
+        <w:rPr>
+          <w:rFonts w:hint="eastAsia"/>
+          <w:lang w:val="en-US" w:eastAsia="zh-CN"/>
+        </w:rPr>
+        <w:t>--timeout-wait 1800</w:t>
+      </w:r>
+    </w:p>
+    <w:bookmarkEnd w:id="0"/>
     <w:p>
       <w:pPr>
         <w:pStyle w:val="8"/>
@@ -716,7 +725,6 @@
           <w:ilvl w:val="0"/>
           <w:numId w:val="1"/>
         </w:numPr>
-        <w:rPr/>
       </w:pPr>
       <w:r>
         <w:rPr>
@@ -729,10 +737,10 @@
       <w:pPr>
         <w:pStyle w:val="8"/>
         <w:numPr>
+          <w:ilvl w:val="0"/>
           <w:numId w:val="0"/>
         </w:numPr>
         <w:ind w:leftChars="0" w:firstLine="440" w:firstLineChars="200"/>
-        <w:rPr/>
       </w:pPr>
       <w:r>
         <w:t>作用：指定训练时并行运行 8 个 Unity 环境实例，数据收集速度提升 8 倍（适配你的time_horizon=64配置）；</w:t>
@@ -745,7 +753,6 @@
           <w:ilvl w:val="0"/>
           <w:numId w:val="1"/>
         </w:numPr>
-        <w:rPr/>
       </w:pPr>
       <w:r>
         <w:t>·</w:t>
@@ -767,7 +774,6 @@
           <w:ilvl w:val="0"/>
           <w:numId w:val="1"/>
         </w:numPr>
-        <w:rPr/>
       </w:pPr>
       <w:r>
         <w:rPr>
@@ -997,8 +1003,6 @@
         </w:rPr>
         <w:tab/>
       </w:r>
-      <w:bookmarkStart w:id="0" w:name="_GoBack"/>
-      <w:bookmarkEnd w:id="0"/>
     </w:p>
     <w:p>
       <w:pPr>

--- a/文档资料/ML-Agents 模型训练步骤1.docx
+++ b/文档资料/ML-Agents 模型训练步骤1.docx
@@ -34,20 +34,13 @@
           <w:lang w:val="en-US" w:eastAsia="zh-CN"/>
         </w:rPr>
       </w:pPr>
+      <w:bookmarkStart w:id="0" w:name="_GoBack"/>
       <w:r>
         <w:rPr>
           <w:rFonts w:hint="eastAsia"/>
           <w:lang w:val="en-US" w:eastAsia="zh-CN"/>
         </w:rPr>
-        <w:t xml:space="preserve">E: &amp;&amp; conda activate mlagents-clean &amp;&amp; cd /d E:\Unity_data\PPUV-YOLOv8 &amp;&amp; mlagents-learn Assets/config/trainer_config.yaml --run-id=usv_ppo_train_002 --no-graphics </w:t>
-      </w:r>
-      <w:bookmarkStart w:id="0" w:name="_GoBack"/>
-      <w:r>
-        <w:rPr>
-          <w:rFonts w:hint="eastAsia"/>
-          <w:lang w:val="en-US" w:eastAsia="zh-CN"/>
-        </w:rPr>
-        <w:t>--timeout-wait 1800</w:t>
+        <w:t>E: &amp;&amp; conda activate mlagents-clean &amp;&amp; cd /d E:\Unity_data\PPUV-YOLOv8 &amp;&amp; mlagents-learn Assets/config/trainer_config.yaml --run-id=usv_ppo_train_001 --no-graphics --timeout-wait 1800</w:t>
       </w:r>
     </w:p>
     <w:bookmarkEnd w:id="0"/>

--- a/文档资料/ML-Agents 模型训练步骤1.docx
+++ b/文档资料/ML-Agents 模型训练步骤1.docx
@@ -34,16 +34,23 @@
           <w:lang w:val="en-US" w:eastAsia="zh-CN"/>
         </w:rPr>
       </w:pPr>
-      <w:bookmarkStart w:id="0" w:name="_GoBack"/>
       <w:r>
         <w:rPr>
           <w:rFonts w:hint="eastAsia"/>
           <w:lang w:val="en-US" w:eastAsia="zh-CN"/>
         </w:rPr>
-        <w:t>E: &amp;&amp; conda activate mlagents-clean &amp;&amp; cd /d E:\Unity_data\PPUV-YOLOv8 &amp;&amp; mlagents-learn Assets/config/trainer_config.yaml --run-id=usv_ppo_train_001 --no-graphics --timeout-wait 1800</w:t>
-      </w:r>
-    </w:p>
-    <w:bookmarkEnd w:id="0"/>
+        <w:t xml:space="preserve">E: &amp;&amp; conda activate mlagents-clean &amp;&amp; cd /d E:\Unity_data\PPUV-YOLOv8 &amp;&amp; </w:t>
+      </w:r>
+      <w:bookmarkStart w:id="0" w:name="_GoBack"/>
+      <w:r>
+        <w:rPr>
+          <w:rFonts w:hint="eastAsia"/>
+          <w:lang w:val="en-US" w:eastAsia="zh-CN"/>
+        </w:rPr>
+        <w:t>mlagents-learn Assets/config/trainer_config.yaml --run-id=usv_ppo_train_002 --no-graphics --timeout-wait 1800</w:t>
+      </w:r>
+      <w:bookmarkEnd w:id="0"/>
+    </w:p>
     <w:p>
       <w:pPr>
         <w:pStyle w:val="8"/>

--- a/文档资料/ML-Agents 模型训练步骤1.docx
+++ b/文档资料/ML-Agents 模型训练步骤1.docx
@@ -39,17 +39,38 @@
           <w:rFonts w:hint="eastAsia"/>
           <w:lang w:val="en-US" w:eastAsia="zh-CN"/>
         </w:rPr>
-        <w:t xml:space="preserve">E: &amp;&amp; conda activate mlagents-clean &amp;&amp; cd /d E:\Unity_data\PPUV-YOLOv8 &amp;&amp; </w:t>
+        <w:t>E: &amp;&amp; conda activate mlagents-clean &amp;&amp; cd /d E:\Unity_data\PPUV-YOLOv8 &amp;&amp; mlagents-learn Assets/config/trainer_config.yaml --run-id=usv_ppo_train_002 --no-graphics --timeout-wait 1800</w:t>
       </w:r>
       <w:bookmarkStart w:id="0" w:name="_GoBack"/>
-      <w:r>
-        <w:rPr>
-          <w:rFonts w:hint="eastAsia"/>
-          <w:lang w:val="en-US" w:eastAsia="zh-CN"/>
-        </w:rPr>
-        <w:t>mlagents-learn Assets/config/trainer_config.yaml --run-id=usv_ppo_train_002 --no-graphics --timeout-wait 1800</w:t>
-      </w:r>
       <w:bookmarkEnd w:id="0"/>
+    </w:p>
+    <w:p>
+      <w:pPr>
+        <w:pStyle w:val="8"/>
+        <w:rPr>
+          <w:rFonts w:ascii="Segoe UI Emoji" w:hAnsi="Segoe UI Emoji" w:eastAsia="Segoe UI Emoji" w:cs="Segoe UI Emoji"/>
+          <w:i w:val="0"/>
+          <w:iCs w:val="0"/>
+          <w:caps w:val="0"/>
+          <w:color w:val="000000"/>
+          <w:spacing w:val="0"/>
+          <w:sz w:val="16"/>
+          <w:szCs w:val="16"/>
+        </w:rPr>
+      </w:pPr>
+      <w:r>
+        <w:rPr>
+          <w:rFonts w:ascii="Segoe UI Emoji" w:hAnsi="Segoe UI Emoji" w:eastAsia="Segoe UI Emoji" w:cs="Segoe UI Emoji"/>
+          <w:i w:val="0"/>
+          <w:iCs w:val="0"/>
+          <w:caps w:val="0"/>
+          <w:color w:val="000000"/>
+          <w:spacing w:val="0"/>
+          <w:sz w:val="16"/>
+          <w:szCs w:val="16"/>
+        </w:rPr>
+        <w:t>mlagents-learn Assets/config/trainer_config.yaml --run-id=usv_ppo_train_002 --timeout-wait 1800</w:t>
+      </w:r>
     </w:p>
     <w:p>
       <w:pPr>

--- a/文档资料/ML-Agents 模型训练步骤1.docx
+++ b/文档资料/ML-Agents 模型训练步骤1.docx
@@ -39,10 +39,8 @@
           <w:rFonts w:hint="eastAsia"/>
           <w:lang w:val="en-US" w:eastAsia="zh-CN"/>
         </w:rPr>
-        <w:t>E: &amp;&amp; conda activate mlagents-clean &amp;&amp; cd /d E:\Unity_data\PPUV-YOLOv8 &amp;&amp; mlagents-learn Assets/config/trainer_config.yaml --run-id=usv_ppo_train_002 --no-graphics --timeout-wait 1800</w:t>
-      </w:r>
-      <w:bookmarkStart w:id="0" w:name="_GoBack"/>
-      <w:bookmarkEnd w:id="0"/>
+        <w:t>E: &amp;&amp; conda activate mlagents-clean &amp;&amp; cd /d E:\Unity_data\PPUV-YOLOv8 &amp;&amp; mlagents-learn Assets/config/trainer_config.yaml --run-id=usv_ppo_train_003 --no-graphics --timeout-wait 1800</w:t>
+      </w:r>
     </w:p>
     <w:p>
       <w:pPr>
@@ -58,6 +56,7 @@
           <w:szCs w:val="16"/>
         </w:rPr>
       </w:pPr>
+      <w:bookmarkStart w:id="0" w:name="_GoBack"/>
       <w:r>
         <w:rPr>
           <w:rFonts w:ascii="Segoe UI Emoji" w:hAnsi="Segoe UI Emoji" w:eastAsia="Segoe UI Emoji" w:cs="Segoe UI Emoji"/>
@@ -69,9 +68,37 @@
           <w:sz w:val="16"/>
           <w:szCs w:val="16"/>
         </w:rPr>
-        <w:t>mlagents-learn Assets/config/trainer_config.yaml --run-id=usv_ppo_train_002 --timeout-wait 1800</w:t>
-      </w:r>
-    </w:p>
+        <w:t>mlagents-learn Assets/config/trainer_config.yaml --run-id=usv_ppo_train_00</w:t>
+      </w:r>
+      <w:r>
+        <w:rPr>
+          <w:rFonts w:hint="eastAsia" w:ascii="Segoe UI Emoji" w:hAnsi="Segoe UI Emoji" w:eastAsia="宋体" w:cs="Segoe UI Emoji"/>
+          <w:i w:val="0"/>
+          <w:iCs w:val="0"/>
+          <w:caps w:val="0"/>
+          <w:color w:val="000000"/>
+          <w:spacing w:val="0"/>
+          <w:sz w:val="16"/>
+          <w:szCs w:val="16"/>
+          <w:lang w:val="en-US" w:eastAsia="zh-CN"/>
+        </w:rPr>
+        <w:t>1</w:t>
+      </w:r>
+      <w:r>
+        <w:rPr>
+          <w:rFonts w:ascii="Segoe UI Emoji" w:hAnsi="Segoe UI Emoji" w:eastAsia="Segoe UI Emoji" w:cs="Segoe UI Emoji"/>
+          <w:i w:val="0"/>
+          <w:iCs w:val="0"/>
+          <w:caps w:val="0"/>
+          <w:color w:val="000000"/>
+          <w:spacing w:val="0"/>
+          <w:sz w:val="16"/>
+          <w:szCs w:val="16"/>
+        </w:rPr>
+        <w:t xml:space="preserve"> --timeout-wait 1800</w:t>
+      </w:r>
+    </w:p>
+    <w:bookmarkEnd w:id="0"/>
     <w:p>
       <w:pPr>
         <w:pStyle w:val="8"/>

--- a/文档资料/ML-Agents 模型训练步骤1.docx
+++ b/文档资料/ML-Agents 模型训练步骤1.docx
@@ -4,7 +4,7 @@
   <w:body>
     <w:p>
       <w:pPr>
-        <w:pStyle w:val="3"/>
+        <w:pStyle w:val="4"/>
       </w:pPr>
       <w:r>
         <w:t>ML-Agents 模型训练步骤</w:t>
@@ -12,7 +12,7 @@
     </w:p>
     <w:p>
       <w:pPr>
-        <w:pStyle w:val="8"/>
+        <w:pStyle w:val="9"/>
         <w:rPr>
           <w:rFonts w:hint="eastAsia"/>
           <w:lang w:val="en-US" w:eastAsia="zh-CN"/>
@@ -28,7 +28,7 @@
     </w:p>
     <w:p>
       <w:pPr>
-        <w:pStyle w:val="8"/>
+        <w:pStyle w:val="9"/>
         <w:rPr>
           <w:rFonts w:hint="eastAsia"/>
           <w:lang w:val="en-US" w:eastAsia="zh-CN"/>
@@ -44,7 +44,7 @@
     </w:p>
     <w:p>
       <w:pPr>
-        <w:pStyle w:val="8"/>
+        <w:pStyle w:val="9"/>
         <w:rPr>
           <w:rFonts w:ascii="Segoe UI Emoji" w:hAnsi="Segoe UI Emoji" w:eastAsia="Segoe UI Emoji" w:cs="Segoe UI Emoji"/>
           <w:i w:val="0"/>
@@ -56,7 +56,6 @@
           <w:szCs w:val="16"/>
         </w:rPr>
       </w:pPr>
-      <w:bookmarkStart w:id="0" w:name="_GoBack"/>
       <w:r>
         <w:rPr>
           <w:rFonts w:ascii="Segoe UI Emoji" w:hAnsi="Segoe UI Emoji" w:eastAsia="Segoe UI Emoji" w:cs="Segoe UI Emoji"/>
@@ -98,38 +97,228 @@
         <w:t xml:space="preserve"> --timeout-wait 1800</w:t>
       </w:r>
     </w:p>
-    <w:bookmarkEnd w:id="0"/>
-    <w:p>
-      <w:pPr>
-        <w:pStyle w:val="8"/>
-        <w:rPr>
-          <w:rFonts w:hint="eastAsia" w:ascii="宋体" w:hAnsi="宋体" w:eastAsia="宋体" w:cs="宋体"/>
-          <w:sz w:val="24"/>
-          <w:szCs w:val="24"/>
-          <w:lang w:eastAsia="zh-CN"/>
+    <w:p>
+      <w:pPr>
+        <w:pStyle w:val="2"/>
+        <w:keepNext w:val="0"/>
+        <w:keepLines w:val="0"/>
+        <w:widowControl/>
+        <w:suppressLineNumbers w:val="0"/>
+        <w:pBdr>
+          <w:top w:val="none" w:color="auto" w:sz="0" w:space="0"/>
+          <w:left w:val="none" w:color="auto" w:sz="0" w:space="0"/>
+          <w:bottom w:val="none" w:color="auto" w:sz="0" w:space="0"/>
+          <w:right w:val="none" w:color="auto" w:sz="0" w:space="0"/>
+        </w:pBdr>
+        <w:spacing w:before="0" w:beforeAutospacing="0" w:after="0" w:afterAutospacing="0" w:line="240" w:lineRule="atLeast"/>
+        <w:ind w:left="0" w:right="0"/>
+        <w:rPr>
+          <w:color w:val="000000"/>
+          <w:sz w:val="16"/>
+          <w:szCs w:val="16"/>
+        </w:rPr>
+      </w:pPr>
+      <w:r>
+        <w:rPr>
+          <w:color w:val="000000"/>
+          <w:sz w:val="16"/>
+          <w:szCs w:val="16"/>
+          <w:bdr w:val="none" w:color="auto" w:sz="0" w:space="0"/>
+        </w:rPr>
+        <w:t>方法 1：用 Tasklist 命令（Windows 自带，无依赖）</w:t>
+      </w:r>
+    </w:p>
+    <w:p>
+      <w:pPr>
+        <w:keepNext w:val="0"/>
+        <w:keepLines w:val="0"/>
+        <w:widowControl/>
+        <w:suppressLineNumbers w:val="0"/>
+        <w:pBdr>
+          <w:top w:val="none" w:color="auto" w:sz="0" w:space="0"/>
+          <w:left w:val="none" w:color="auto" w:sz="0" w:space="0"/>
+          <w:bottom w:val="none" w:color="auto" w:sz="0" w:space="0"/>
+          <w:right w:val="none" w:color="auto" w:sz="0" w:space="0"/>
+        </w:pBdr>
+        <w:spacing w:before="0" w:beforeAutospacing="0" w:after="0" w:afterAutospacing="0" w:line="240" w:lineRule="atLeast"/>
+        <w:ind w:left="0" w:right="0"/>
+        <w:jc w:val="left"/>
+        <w:rPr>
+          <w:color w:val="000000"/>
+          <w:sz w:val="16"/>
+          <w:szCs w:val="16"/>
         </w:rPr>
       </w:pPr>
       <w:r>
         <w:rPr>
           <w:rFonts w:ascii="宋体" w:hAnsi="宋体" w:eastAsia="宋体" w:cs="宋体"/>
-          <w:sz w:val="24"/>
-          <w:szCs w:val="24"/>
-        </w:rPr>
-        <w:t>清理端口 / 进程占用</w:t>
-      </w:r>
-      <w:r>
-        <w:rPr>
-          <w:rFonts w:hint="eastAsia" w:ascii="宋体" w:hAnsi="宋体" w:eastAsia="宋体" w:cs="宋体"/>
-          <w:sz w:val="24"/>
-          <w:szCs w:val="24"/>
-          <w:lang w:eastAsia="zh-CN"/>
-        </w:rPr>
-        <w:t>：</w:t>
-      </w:r>
-    </w:p>
-    <w:p>
-      <w:pPr>
-        <w:pStyle w:val="8"/>
+          <w:color w:val="000000"/>
+          <w:kern w:val="0"/>
+          <w:sz w:val="16"/>
+          <w:szCs w:val="16"/>
+          <w:bdr w:val="none" w:color="auto" w:sz="0" w:space="0"/>
+          <w:lang w:val="en-US" w:eastAsia="zh-CN" w:bidi="ar"/>
+        </w:rPr>
+        <w:t>打开 cmd 命令提示符，执行：</w:t>
+      </w:r>
+    </w:p>
+    <w:p>
+      <w:pPr>
+        <w:keepNext w:val="0"/>
+        <w:keepLines w:val="0"/>
+        <w:widowControl/>
+        <w:suppressLineNumbers w:val="0"/>
+        <w:pBdr>
+          <w:top w:val="none" w:color="auto" w:sz="0" w:space="0"/>
+          <w:left w:val="none" w:color="auto" w:sz="0" w:space="0"/>
+          <w:bottom w:val="none" w:color="auto" w:sz="0" w:space="0"/>
+          <w:right w:val="none" w:color="auto" w:sz="0" w:space="0"/>
+        </w:pBdr>
+        <w:bidi w:val="0"/>
+        <w:spacing w:before="0" w:beforeAutospacing="0" w:after="0" w:afterAutospacing="0" w:line="240" w:lineRule="atLeast"/>
+        <w:ind w:left="0" w:right="0"/>
+        <w:jc w:val="left"/>
+        <w:rPr>
+          <w:color w:val="000000"/>
+          <w:sz w:val="16"/>
+          <w:szCs w:val="16"/>
+        </w:rPr>
+      </w:pPr>
+      <w:r>
+        <w:rPr>
+          <w:rFonts w:ascii="宋体" w:hAnsi="宋体" w:eastAsia="宋体" w:cs="宋体"/>
+          <w:color w:val="000000"/>
+          <w:kern w:val="0"/>
+          <w:sz w:val="16"/>
+          <w:szCs w:val="16"/>
+          <w:bdr w:val="none" w:color="auto" w:sz="0" w:space="0"/>
+          <w:lang w:val="en-US" w:eastAsia="zh-CN" w:bidi="ar"/>
+        </w:rPr>
+        <w:t>cmd</w:t>
+      </w:r>
+    </w:p>
+    <w:p>
+      <w:pPr>
+        <w:pStyle w:val="3"/>
+        <w:keepNext w:val="0"/>
+        <w:keepLines w:val="0"/>
+        <w:widowControl/>
+        <w:suppressLineNumbers w:val="0"/>
+        <w:pBdr>
+          <w:top w:val="none" w:color="auto" w:sz="0" w:space="0"/>
+          <w:left w:val="none" w:color="auto" w:sz="0" w:space="0"/>
+          <w:bottom w:val="none" w:color="auto" w:sz="0" w:space="0"/>
+          <w:right w:val="none" w:color="auto" w:sz="0" w:space="0"/>
+        </w:pBdr>
+        <w:spacing w:before="162" w:beforeAutospacing="0" w:after="80" w:afterAutospacing="0" w:line="240" w:lineRule="atLeast"/>
+        <w:ind w:left="0" w:right="0"/>
+        <w:rPr>
+          <w:color w:val="000000"/>
+          <w:sz w:val="16"/>
+          <w:szCs w:val="16"/>
+        </w:rPr>
+      </w:pPr>
+      <w:r>
+        <w:rPr>
+          <w:rStyle w:val="8"/>
+          <w:color w:val="000000"/>
+          <w:sz w:val="16"/>
+          <w:szCs w:val="16"/>
+          <w:bdr w:val="none" w:color="auto" w:sz="0" w:space="0"/>
+        </w:rPr>
+        <w:t>tasklist | findstr /i python</w:t>
+      </w:r>
+    </w:p>
+    <w:p>
+      <w:pPr>
+        <w:keepNext w:val="0"/>
+        <w:keepLines w:val="0"/>
+        <w:widowControl/>
+        <w:numPr>
+          <w:ilvl w:val="0"/>
+          <w:numId w:val="1"/>
+        </w:numPr>
+        <w:suppressLineNumbers w:val="0"/>
+        <w:pBdr>
+          <w:top w:val="none" w:color="auto" w:sz="0" w:space="0"/>
+          <w:left w:val="none" w:color="auto" w:sz="0" w:space="0"/>
+          <w:bottom w:val="none" w:color="auto" w:sz="0" w:space="0"/>
+          <w:right w:val="none" w:color="auto" w:sz="0" w:space="0"/>
+        </w:pBdr>
+        <w:spacing w:before="0" w:beforeAutospacing="0" w:after="0" w:afterAutospacing="0" w:line="240" w:lineRule="atLeast"/>
+        <w:ind w:left="0" w:right="0" w:hanging="360"/>
+        <w:rPr>
+          <w:color w:val="000000"/>
+          <w:sz w:val="16"/>
+          <w:szCs w:val="16"/>
+        </w:rPr>
+      </w:pPr>
+      <w:r>
+        <w:rPr>
+          <w:color w:val="000000"/>
+          <w:sz w:val="16"/>
+          <w:szCs w:val="16"/>
+          <w:bdr w:val="none" w:color="auto" w:sz="0" w:space="0"/>
+        </w:rPr>
+        <w:t xml:space="preserve">如果输出类似 </w:t>
+      </w:r>
+      <w:r>
+        <w:rPr>
+          <w:rStyle w:val="8"/>
+          <w:color w:val="000000"/>
+          <w:sz w:val="16"/>
+          <w:szCs w:val="16"/>
+          <w:bdr w:val="none" w:color="auto" w:sz="0" w:space="0"/>
+        </w:rPr>
+        <w:t>python.exe 1234 Console 1 100,000 K</w:t>
+      </w:r>
+      <w:r>
+        <w:rPr>
+          <w:color w:val="000000"/>
+          <w:sz w:val="16"/>
+          <w:szCs w:val="16"/>
+          <w:bdr w:val="none" w:color="auto" w:sz="0" w:space="0"/>
+        </w:rPr>
+        <w:t>，说明有 Python 进程在运行；</w:t>
+      </w:r>
+    </w:p>
+    <w:p>
+      <w:pPr>
+        <w:keepNext w:val="0"/>
+        <w:keepLines w:val="0"/>
+        <w:widowControl/>
+        <w:numPr>
+          <w:ilvl w:val="0"/>
+          <w:numId w:val="1"/>
+        </w:numPr>
+        <w:suppressLineNumbers w:val="0"/>
+        <w:pBdr>
+          <w:top w:val="none" w:color="auto" w:sz="0" w:space="0"/>
+          <w:left w:val="none" w:color="auto" w:sz="0" w:space="0"/>
+          <w:bottom w:val="none" w:color="auto" w:sz="0" w:space="0"/>
+          <w:right w:val="none" w:color="auto" w:sz="0" w:space="0"/>
+        </w:pBdr>
+        <w:spacing w:before="0" w:beforeAutospacing="0" w:after="0" w:afterAutospacing="0" w:line="240" w:lineRule="atLeast"/>
+        <w:ind w:left="0" w:right="0" w:hanging="360"/>
+        <w:rPr>
+          <w:color w:val="000000"/>
+          <w:sz w:val="16"/>
+          <w:szCs w:val="16"/>
+        </w:rPr>
+      </w:pPr>
+      <w:r>
+        <w:rPr>
+          <w:color w:val="000000"/>
+          <w:sz w:val="16"/>
+          <w:szCs w:val="16"/>
+          <w:bdr w:val="none" w:color="auto" w:sz="0" w:space="0"/>
+        </w:rPr>
+        <w:t>如果无任何输出，说明当前没有 Python 进程（训练进程启动后退出了）</w:t>
+      </w:r>
+    </w:p>
+    <w:p>
+      <w:pPr>
+        <w:pStyle w:val="9"/>
         <w:rPr>
           <w:rFonts w:hint="eastAsia" w:ascii="宋体" w:hAnsi="宋体" w:eastAsia="宋体" w:cs="宋体"/>
           <w:sz w:val="24"/>
@@ -137,10 +326,12 @@
           <w:lang w:val="en-US" w:eastAsia="zh-CN"/>
         </w:rPr>
       </w:pPr>
-    </w:p>
-    <w:p>
-      <w:pPr>
-        <w:pStyle w:val="8"/>
+      <w:bookmarkStart w:id="0" w:name="_GoBack"/>
+      <w:bookmarkEnd w:id="0"/>
+    </w:p>
+    <w:p>
+      <w:pPr>
+        <w:pStyle w:val="9"/>
       </w:pPr>
       <w:r>
         <w:t>以下是启动 ML-Agents 模型训练的具体步骤：</w:t>
@@ -156,7 +347,7 @@
     </w:p>
     <w:p>
       <w:pPr>
-        <w:pStyle w:val="8"/>
+        <w:pStyle w:val="9"/>
       </w:pPr>
       <w:r>
         <w:t>打开 Unity 项目，加载包含无人船智能体和训练场景的场景，点击 **“Play” 按钮 **（保持 Unity Editor 处于运行状态，无需进入游戏模式）。</w:t>
@@ -172,7 +363,7 @@
     </w:p>
     <w:p>
       <w:pPr>
-        <w:pStyle w:val="8"/>
+        <w:pStyle w:val="9"/>
       </w:pPr>
       <w:r>
         <w:t xml:space="preserve">打开 Anaconda Prompt（或已激活 ML-Agents 训练环境的命令行），激活你的训练环境（如 </w:t>
@@ -192,12 +383,12 @@
     </w:p>
     <w:p>
       <w:pPr>
-        <w:pStyle w:val="8"/>
+        <w:pStyle w:val="9"/>
       </w:pPr>
     </w:p>
     <w:tbl>
       <w:tblPr>
-        <w:tblStyle w:val="4"/>
+        <w:tblStyle w:val="5"/>
         <w:tblW w:w="0" w:type="auto"/>
         <w:tblInd w:w="0" w:type="dxa"/>
         <w:tblBorders>
@@ -280,7 +471,7 @@
     </w:p>
     <w:p>
       <w:pPr>
-        <w:pStyle w:val="8"/>
+        <w:pStyle w:val="9"/>
       </w:pPr>
       <w:r>
         <w:t xml:space="preserve">在命令行中，切换到你的 Unity 项目根目录（与 </w:t>
@@ -298,12 +489,12 @@
     </w:p>
     <w:p>
       <w:pPr>
-        <w:pStyle w:val="8"/>
+        <w:pStyle w:val="9"/>
       </w:pPr>
     </w:p>
     <w:tbl>
       <w:tblPr>
-        <w:tblStyle w:val="4"/>
+        <w:tblStyle w:val="5"/>
         <w:tblW w:w="0" w:type="auto"/>
         <w:tblInd w:w="0" w:type="dxa"/>
         <w:tblBorders>
@@ -361,7 +552,7 @@
           </w:tcPr>
           <w:p>
             <w:pPr>
-              <w:pStyle w:val="8"/>
+              <w:pStyle w:val="9"/>
             </w:pPr>
             <w:r>
               <w:t>cd E:\Unity_data\PPUV-YOLOv8</w:t>
@@ -380,7 +571,7 @@
     </w:p>
     <w:p>
       <w:pPr>
-        <w:pStyle w:val="8"/>
+        <w:pStyle w:val="9"/>
       </w:pPr>
       <w:r>
         <w:t xml:space="preserve">运行 </w:t>
@@ -398,7 +589,7 @@
     </w:p>
     <w:tbl>
       <w:tblPr>
-        <w:tblStyle w:val="4"/>
+        <w:tblStyle w:val="5"/>
         <w:tblW w:w="5000" w:type="pct"/>
         <w:tblInd w:w="0" w:type="dxa"/>
         <w:tblBorders>
@@ -510,7 +701,7 @@
           </w:p>
           <w:p>
             <w:pPr>
-              <w:pStyle w:val="8"/>
+              <w:pStyle w:val="9"/>
               <w:rPr>
                 <w:rFonts w:ascii="Segoe UI Emoji" w:hAnsi="Segoe UI Emoji" w:eastAsia="Segoe UI Emoji" w:cs="Segoe UI Emoji"/>
                 <w:i w:val="0"/>
@@ -538,7 +729,7 @@
           </w:p>
           <w:p>
             <w:pPr>
-              <w:pStyle w:val="8"/>
+              <w:pStyle w:val="9"/>
               <w:rPr>
                 <w:rFonts w:ascii="Segoe UI Emoji" w:hAnsi="Segoe UI Emoji" w:eastAsia="Segoe UI Emoji" w:cs="Segoe UI Emoji"/>
                 <w:i w:val="0"/>
@@ -566,7 +757,7 @@
           </w:p>
           <w:p>
             <w:pPr>
-              <w:pStyle w:val="8"/>
+              <w:pStyle w:val="9"/>
               <w:rPr>
                 <w:rFonts w:ascii="Segoe UI Emoji" w:hAnsi="Segoe UI Emoji" w:eastAsia="Segoe UI Emoji" w:cs="Segoe UI Emoji"/>
                 <w:i w:val="0"/>
@@ -597,10 +788,10 @@
     </w:tbl>
     <w:p>
       <w:pPr>
-        <w:pStyle w:val="8"/>
+        <w:pStyle w:val="9"/>
         <w:numPr>
           <w:ilvl w:val="0"/>
-          <w:numId w:val="1"/>
+          <w:numId w:val="2"/>
         </w:numPr>
       </w:pPr>
       <w:r>
@@ -626,10 +817,10 @@
     </w:p>
     <w:p>
       <w:pPr>
-        <w:pStyle w:val="8"/>
+        <w:pStyle w:val="9"/>
         <w:numPr>
           <w:ilvl w:val="0"/>
-          <w:numId w:val="1"/>
+          <w:numId w:val="2"/>
         </w:numPr>
       </w:pPr>
       <w:r>
@@ -645,10 +836,10 @@
     </w:p>
     <w:p>
       <w:pPr>
-        <w:pStyle w:val="8"/>
+        <w:pStyle w:val="9"/>
         <w:numPr>
           <w:ilvl w:val="0"/>
-          <w:numId w:val="1"/>
+          <w:numId w:val="2"/>
         </w:numPr>
       </w:pPr>
       <w:r>
@@ -698,7 +889,7 @@
       </w:r>
       <w:r>
         <w:rPr>
-          <w:rStyle w:val="7"/>
+          <w:rStyle w:val="8"/>
           <w:color w:val="1F2329"/>
           <w:sz w:val="16"/>
           <w:szCs w:val="16"/>
@@ -750,7 +941,7 @@
       </w:r>
       <w:r>
         <w:rPr>
-          <w:rStyle w:val="7"/>
+          <w:rStyle w:val="8"/>
           <w:color w:val="1F2329"/>
           <w:sz w:val="16"/>
           <w:szCs w:val="16"/>
@@ -768,10 +959,10 @@
     </w:p>
     <w:p>
       <w:pPr>
-        <w:pStyle w:val="8"/>
+        <w:pStyle w:val="9"/>
         <w:numPr>
           <w:ilvl w:val="0"/>
-          <w:numId w:val="1"/>
+          <w:numId w:val="2"/>
         </w:numPr>
       </w:pPr>
       <w:r>
@@ -783,7 +974,7 @@
     </w:p>
     <w:p>
       <w:pPr>
-        <w:pStyle w:val="8"/>
+        <w:pStyle w:val="9"/>
         <w:numPr>
           <w:ilvl w:val="0"/>
           <w:numId w:val="0"/>
@@ -796,10 +987,10 @@
     </w:p>
     <w:p>
       <w:pPr>
-        <w:pStyle w:val="8"/>
+        <w:pStyle w:val="9"/>
         <w:numPr>
           <w:ilvl w:val="0"/>
-          <w:numId w:val="1"/>
+          <w:numId w:val="2"/>
         </w:numPr>
       </w:pPr>
       <w:r>
@@ -817,10 +1008,10 @@
     </w:p>
     <w:p>
       <w:pPr>
-        <w:pStyle w:val="8"/>
+        <w:pStyle w:val="9"/>
         <w:numPr>
           <w:ilvl w:val="0"/>
-          <w:numId w:val="1"/>
+          <w:numId w:val="2"/>
         </w:numPr>
       </w:pPr>
       <w:r>
@@ -841,19 +1032,19 @@
     </w:p>
     <w:p>
       <w:pPr>
-        <w:pStyle w:val="8"/>
+        <w:pStyle w:val="9"/>
         <w:numPr>
           <w:ilvl w:val="0"/>
-          <w:numId w:val="1"/>
+          <w:numId w:val="2"/>
         </w:numPr>
       </w:pPr>
     </w:p>
     <w:p>
       <w:pPr>
-        <w:pStyle w:val="8"/>
+        <w:pStyle w:val="9"/>
         <w:numPr>
           <w:ilvl w:val="0"/>
-          <w:numId w:val="1"/>
+          <w:numId w:val="2"/>
         </w:numPr>
       </w:pPr>
       <w:r>
@@ -862,10 +1053,10 @@
     </w:p>
     <w:p>
       <w:pPr>
-        <w:pStyle w:val="8"/>
+        <w:pStyle w:val="9"/>
         <w:numPr>
           <w:ilvl w:val="0"/>
-          <w:numId w:val="1"/>
+          <w:numId w:val="2"/>
         </w:numPr>
       </w:pPr>
       <w:r>
@@ -874,16 +1065,16 @@
     </w:p>
     <w:p>
       <w:pPr>
-        <w:pStyle w:val="8"/>
+        <w:pStyle w:val="9"/>
         <w:numPr>
           <w:ilvl w:val="0"/>
-          <w:numId w:val="1"/>
+          <w:numId w:val="2"/>
         </w:numPr>
       </w:pPr>
     </w:p>
     <w:p>
       <w:pPr>
-        <w:pStyle w:val="8"/>
+        <w:pStyle w:val="9"/>
         <w:numPr>
           <w:ilvl w:val="0"/>
           <w:numId w:val="0"/>
@@ -896,7 +1087,7 @@
     </w:p>
     <w:p>
       <w:pPr>
-        <w:pStyle w:val="8"/>
+        <w:pStyle w:val="9"/>
         <w:numPr>
           <w:ilvl w:val="0"/>
           <w:numId w:val="0"/>
@@ -906,10 +1097,10 @@
     </w:p>
     <w:p>
       <w:pPr>
-        <w:pStyle w:val="8"/>
+        <w:pStyle w:val="9"/>
         <w:numPr>
           <w:ilvl w:val="0"/>
-          <w:numId w:val="1"/>
+          <w:numId w:val="2"/>
         </w:numPr>
       </w:pPr>
       <w:r>
@@ -918,7 +1109,7 @@
     </w:p>
     <w:p>
       <w:pPr>
-        <w:pStyle w:val="8"/>
+        <w:pStyle w:val="9"/>
         <w:numPr>
           <w:ilvl w:val="0"/>
           <w:numId w:val="0"/>
@@ -929,7 +1120,7 @@
     </w:p>
     <w:p>
       <w:pPr>
-        <w:pStyle w:val="8"/>
+        <w:pStyle w:val="9"/>
         <w:numPr>
           <w:ilvl w:val="0"/>
           <w:numId w:val="0"/>
@@ -943,7 +1134,7 @@
     </w:p>
     <w:p>
       <w:pPr>
-        <w:pStyle w:val="8"/>
+        <w:pStyle w:val="9"/>
         <w:numPr>
           <w:ilvl w:val="0"/>
           <w:numId w:val="0"/>
@@ -962,7 +1153,7 @@
     </w:p>
     <w:p>
       <w:pPr>
-        <w:pStyle w:val="8"/>
+        <w:pStyle w:val="9"/>
       </w:pPr>
       <w:r>
         <w:t>新开一个命令行窗口，激活相同的训练环境后，执行以下命令启动 TensorBoard 监控训练指标：</w:t>
@@ -970,7 +1161,7 @@
     </w:p>
     <w:p>
       <w:pPr>
-        <w:pStyle w:val="8"/>
+        <w:pStyle w:val="9"/>
       </w:pPr>
       <w:r>
         <w:t>新开命令行窗口</w:t>
@@ -984,7 +1175,7 @@
     </w:p>
     <w:p>
       <w:pPr>
-        <w:pStyle w:val="8"/>
+        <w:pStyle w:val="9"/>
       </w:pPr>
       <w:r>
         <w:rPr>
@@ -1008,12 +1199,12 @@
     </w:p>
     <w:p>
       <w:pPr>
-        <w:pStyle w:val="8"/>
-      </w:pPr>
-    </w:p>
-    <w:p>
-      <w:pPr>
-        <w:pStyle w:val="8"/>
+        <w:pStyle w:val="9"/>
+      </w:pPr>
+    </w:p>
+    <w:p>
+      <w:pPr>
+        <w:pStyle w:val="9"/>
         <w:tabs>
           <w:tab w:val="center" w:pos="4627"/>
           <w:tab w:val="right" w:pos="9026"/>
@@ -1054,12 +1245,12 @@
     </w:p>
     <w:p>
       <w:pPr>
-        <w:pStyle w:val="8"/>
-      </w:pPr>
-    </w:p>
-    <w:p>
-      <w:pPr>
-        <w:pStyle w:val="8"/>
+        <w:pStyle w:val="9"/>
+      </w:pPr>
+    </w:p>
+    <w:p>
+      <w:pPr>
+        <w:pStyle w:val="9"/>
         <w:rPr>
           <w:rFonts w:hint="default"/>
         </w:rPr>
@@ -1073,12 +1264,12 @@
     </w:p>
     <w:p>
       <w:pPr>
-        <w:pStyle w:val="8"/>
-      </w:pPr>
-    </w:p>
-    <w:p>
-      <w:pPr>
-        <w:pStyle w:val="8"/>
+        <w:pStyle w:val="9"/>
+      </w:pPr>
+    </w:p>
+    <w:p>
+      <w:pPr>
+        <w:pStyle w:val="9"/>
         <w:jc w:val="center"/>
         <w:rPr>
           <w:rFonts w:hint="default"/>
@@ -1093,12 +1284,12 @@
     </w:p>
     <w:p>
       <w:pPr>
-        <w:pStyle w:val="8"/>
-      </w:pPr>
-    </w:p>
-    <w:p>
-      <w:pPr>
-        <w:pStyle w:val="8"/>
+        <w:pStyle w:val="9"/>
+      </w:pPr>
+    </w:p>
+    <w:p>
+      <w:pPr>
+        <w:pStyle w:val="9"/>
       </w:pPr>
       <w:r>
         <w:rPr>
@@ -1109,7 +1300,7 @@
     </w:p>
     <w:p>
       <w:pPr>
-        <w:pStyle w:val="8"/>
+        <w:pStyle w:val="9"/>
         <w:jc w:val="center"/>
         <w:rPr>
           <w:rFonts w:hint="default"/>
@@ -1124,7 +1315,7 @@
     </w:p>
     <w:p>
       <w:pPr>
-        <w:pStyle w:val="8"/>
+        <w:pStyle w:val="9"/>
         <w:jc w:val="center"/>
         <w:rPr>
           <w:rFonts w:hint="default"/>
@@ -1133,7 +1324,7 @@
     </w:p>
     <w:p>
       <w:pPr>
-        <w:pStyle w:val="8"/>
+        <w:pStyle w:val="9"/>
         <w:jc w:val="both"/>
         <w:rPr>
           <w:rFonts w:hint="default"/>
@@ -1148,7 +1339,7 @@
     </w:p>
     <w:p>
       <w:pPr>
-        <w:pStyle w:val="8"/>
+        <w:pStyle w:val="9"/>
         <w:jc w:val="both"/>
         <w:rPr>
           <w:rFonts w:hint="default"/>
@@ -1163,7 +1354,7 @@
     </w:p>
     <w:p>
       <w:pPr>
-        <w:pStyle w:val="8"/>
+        <w:pStyle w:val="9"/>
         <w:jc w:val="both"/>
       </w:pPr>
       <w:r>
@@ -1175,7 +1366,7 @@
     </w:p>
     <w:p>
       <w:pPr>
-        <w:pStyle w:val="8"/>
+        <w:pStyle w:val="9"/>
       </w:pPr>
       <w:r>
         <w:t>然后在浏览器中访问输出的网址，可查看奖励曲线、训练步数等关键数据。</w:t>
@@ -1183,7 +1374,7 @@
     </w:p>
     <w:p>
       <w:pPr>
-        <w:pStyle w:val="8"/>
+        <w:pStyle w:val="9"/>
       </w:pPr>
     </w:p>
     <w:p>
@@ -1191,7 +1382,7 @@
         <w:pStyle w:val="2"/>
         <w:numPr>
           <w:ilvl w:val="0"/>
-          <w:numId w:val="2"/>
+          <w:numId w:val="3"/>
         </w:numPr>
       </w:pPr>
       <w:r>
@@ -1265,7 +1456,7 @@
     </w:p>
     <w:p>
       <w:pPr>
-        <w:pStyle w:val="8"/>
+        <w:pStyle w:val="9"/>
       </w:pPr>
       <w:r>
         <w:t>训练完成后，模型文件（</w:t>
@@ -1313,7 +1504,7 @@
     </w:p>
     <w:p>
       <w:pPr>
-        <w:pStyle w:val="8"/>
+        <w:pStyle w:val="9"/>
       </w:pPr>
       <w:r>
         <w:drawing>
@@ -1382,7 +1573,7 @@
     </w:p>
     <w:p>
       <w:pPr>
-        <w:pStyle w:val="9"/>
+        <w:pStyle w:val="10"/>
         <w:pBdr>
           <w:left w:val="single" w:color="BBBFC4" w:sz="18" w:space="0"/>
         </w:pBdr>
@@ -1433,7 +1624,7 @@
     </w:p>
     <w:p>
       <w:pPr>
-        <w:pStyle w:val="9"/>
+        <w:pStyle w:val="10"/>
         <w:pBdr>
           <w:left w:val="single" w:color="BBBFC4" w:sz="18" w:space="0"/>
         </w:pBdr>
@@ -1484,7 +1675,7 @@
     </w:p>
     <w:p>
       <w:pPr>
-        <w:pStyle w:val="9"/>
+        <w:pStyle w:val="10"/>
         <w:pBdr>
           <w:left w:val="single" w:color="BBBFC4" w:sz="18" w:space="0"/>
         </w:pBdr>
@@ -1503,7 +1694,7 @@
     </w:p>
     <w:p>
       <w:pPr>
-        <w:pStyle w:val="8"/>
+        <w:pStyle w:val="9"/>
       </w:pPr>
     </w:p>
     <w:p/>
@@ -1532,6 +1723,155 @@
     </w:lvl>
   </w:abstractNum>
   <w:abstractNum w:abstractNumId="1">
+    <w:nsid w:val="DA325A67"/>
+    <w:multiLevelType w:val="multilevel"/>
+    <w:tmpl w:val="DA325A67"/>
+    <w:lvl w:ilvl="0" w:tentative="0">
+      <w:start w:val="1"/>
+      <w:numFmt w:val="bullet"/>
+      <w:lvlText w:val=""/>
+      <w:lvlJc w:val="left"/>
+      <w:pPr>
+        <w:tabs>
+          <w:tab w:val="left" w:pos="720"/>
+        </w:tabs>
+        <w:ind w:left="720" w:hanging="360"/>
+      </w:pPr>
+      <w:rPr>
+        <w:rFonts w:ascii="Symbol" w:hAnsi="Symbol" w:cs="Symbol"/>
+        <w:sz w:val="20"/>
+      </w:rPr>
+    </w:lvl>
+    <w:lvl w:ilvl="1" w:tentative="0">
+      <w:start w:val="1"/>
+      <w:numFmt w:val="bullet"/>
+      <w:lvlText w:val="o"/>
+      <w:lvlJc w:val="left"/>
+      <w:pPr>
+        <w:tabs>
+          <w:tab w:val="left" w:pos="1440"/>
+        </w:tabs>
+        <w:ind w:left="1440" w:hanging="360"/>
+      </w:pPr>
+      <w:rPr>
+        <w:rFonts w:ascii="Courier New" w:hAnsi="Courier New" w:cs="Courier New"/>
+        <w:sz w:val="20"/>
+      </w:rPr>
+    </w:lvl>
+    <w:lvl w:ilvl="2" w:tentative="0">
+      <w:start w:val="1"/>
+      <w:numFmt w:val="bullet"/>
+      <w:lvlText w:val=""/>
+      <w:lvlJc w:val="left"/>
+      <w:pPr>
+        <w:tabs>
+          <w:tab w:val="left" w:pos="2160"/>
+        </w:tabs>
+        <w:ind w:left="2160" w:hanging="360"/>
+      </w:pPr>
+      <w:rPr>
+        <w:rFonts w:ascii="Wingdings" w:hAnsi="Wingdings" w:cs="Wingdings"/>
+        <w:sz w:val="20"/>
+      </w:rPr>
+    </w:lvl>
+    <w:lvl w:ilvl="3" w:tentative="0">
+      <w:start w:val="1"/>
+      <w:numFmt w:val="bullet"/>
+      <w:lvlText w:val=""/>
+      <w:lvlJc w:val="left"/>
+      <w:pPr>
+        <w:tabs>
+          <w:tab w:val="left" w:pos="2880"/>
+        </w:tabs>
+        <w:ind w:left="2880" w:hanging="360"/>
+      </w:pPr>
+      <w:rPr>
+        <w:rFonts w:hint="default" w:ascii="Wingdings" w:hAnsi="Wingdings" w:cs="Wingdings"/>
+        <w:sz w:val="20"/>
+      </w:rPr>
+    </w:lvl>
+    <w:lvl w:ilvl="4" w:tentative="0">
+      <w:start w:val="1"/>
+      <w:numFmt w:val="bullet"/>
+      <w:lvlText w:val=""/>
+      <w:lvlJc w:val="left"/>
+      <w:pPr>
+        <w:tabs>
+          <w:tab w:val="left" w:pos="3600"/>
+        </w:tabs>
+        <w:ind w:left="3600" w:hanging="360"/>
+      </w:pPr>
+      <w:rPr>
+        <w:rFonts w:hint="default" w:ascii="Wingdings" w:hAnsi="Wingdings" w:cs="Wingdings"/>
+        <w:sz w:val="20"/>
+      </w:rPr>
+    </w:lvl>
+    <w:lvl w:ilvl="5" w:tentative="0">
+      <w:start w:val="1"/>
+      <w:numFmt w:val="bullet"/>
+      <w:lvlText w:val=""/>
+      <w:lvlJc w:val="left"/>
+      <w:pPr>
+        <w:tabs>
+          <w:tab w:val="left" w:pos="4320"/>
+        </w:tabs>
+        <w:ind w:left="4320" w:hanging="360"/>
+      </w:pPr>
+      <w:rPr>
+        <w:rFonts w:hint="default" w:ascii="Wingdings" w:hAnsi="Wingdings" w:cs="Wingdings"/>
+        <w:sz w:val="20"/>
+      </w:rPr>
+    </w:lvl>
+    <w:lvl w:ilvl="6" w:tentative="0">
+      <w:start w:val="1"/>
+      <w:numFmt w:val="bullet"/>
+      <w:lvlText w:val=""/>
+      <w:lvlJc w:val="left"/>
+      <w:pPr>
+        <w:tabs>
+          <w:tab w:val="left" w:pos="5040"/>
+        </w:tabs>
+        <w:ind w:left="5040" w:hanging="360"/>
+      </w:pPr>
+      <w:rPr>
+        <w:rFonts w:hint="default" w:ascii="Wingdings" w:hAnsi="Wingdings" w:cs="Wingdings"/>
+        <w:sz w:val="20"/>
+      </w:rPr>
+    </w:lvl>
+    <w:lvl w:ilvl="7" w:tentative="0">
+      <w:start w:val="1"/>
+      <w:numFmt w:val="bullet"/>
+      <w:lvlText w:val=""/>
+      <w:lvlJc w:val="left"/>
+      <w:pPr>
+        <w:tabs>
+          <w:tab w:val="left" w:pos="5760"/>
+        </w:tabs>
+        <w:ind w:left="5760" w:hanging="360"/>
+      </w:pPr>
+      <w:rPr>
+        <w:rFonts w:hint="default" w:ascii="Wingdings" w:hAnsi="Wingdings" w:cs="Wingdings"/>
+        <w:sz w:val="20"/>
+      </w:rPr>
+    </w:lvl>
+    <w:lvl w:ilvl="8" w:tentative="0">
+      <w:start w:val="1"/>
+      <w:numFmt w:val="bullet"/>
+      <w:lvlText w:val=""/>
+      <w:lvlJc w:val="left"/>
+      <w:pPr>
+        <w:tabs>
+          <w:tab w:val="left" w:pos="6480"/>
+        </w:tabs>
+        <w:ind w:left="6480" w:hanging="360"/>
+      </w:pPr>
+      <w:rPr>
+        <w:rFonts w:hint="default" w:ascii="Wingdings" w:hAnsi="Wingdings" w:cs="Wingdings"/>
+        <w:sz w:val="20"/>
+      </w:rPr>
+    </w:lvl>
+  </w:abstractNum>
+  <w:abstractNum w:abstractNumId="2">
     <w:nsid w:val="0053208E"/>
     <w:multiLevelType w:val="multilevel"/>
     <w:tmpl w:val="0053208E"/>
@@ -1664,11 +2004,14 @@
   </w:abstractNum>
   <w:num w:numId="1">
     <w:abstractNumId w:val="1"/>
+  </w:num>
+  <w:num w:numId="2">
+    <w:abstractNumId w:val="2"/>
     <w:lvlOverride w:ilvl="0">
       <w:startOverride w:val="1"/>
     </w:lvlOverride>
   </w:num>
-  <w:num w:numId="2">
+  <w:num w:numId="3">
     <w:abstractNumId w:val="0"/>
   </w:num>
 </w:numbering>
@@ -1967,13 +2310,13 @@
       <w:szCs w:val="30"/>
     </w:rPr>
   </w:style>
-  <w:style w:type="character" w:default="1" w:styleId="5">
+  <w:style w:type="character" w:default="1" w:styleId="6">
     <w:name w:val="Default Paragraph Font"/>
     <w:semiHidden/>
     <w:qFormat/>
     <w:uiPriority w:val="0"/>
   </w:style>
-  <w:style w:type="table" w:default="1" w:styleId="4">
+  <w:style w:type="table" w:default="1" w:styleId="5">
     <w:name w:val="Normal Table"/>
     <w:semiHidden/>
     <w:qFormat/>
@@ -1988,6 +2331,39 @@
     </w:tblPr>
   </w:style>
   <w:style w:type="paragraph" w:styleId="3">
+    <w:name w:val="HTML Preformatted"/>
+    <w:basedOn w:val="1"/>
+    <w:uiPriority w:val="0"/>
+    <w:pPr>
+      <w:tabs>
+        <w:tab w:val="left" w:pos="916"/>
+        <w:tab w:val="left" w:pos="1832"/>
+        <w:tab w:val="left" w:pos="2748"/>
+        <w:tab w:val="left" w:pos="3664"/>
+        <w:tab w:val="left" w:pos="4580"/>
+        <w:tab w:val="left" w:pos="5496"/>
+        <w:tab w:val="left" w:pos="6412"/>
+        <w:tab w:val="left" w:pos="7328"/>
+        <w:tab w:val="left" w:pos="8244"/>
+        <w:tab w:val="left" w:pos="9160"/>
+        <w:tab w:val="left" w:pos="10076"/>
+        <w:tab w:val="left" w:pos="10992"/>
+        <w:tab w:val="left" w:pos="11908"/>
+        <w:tab w:val="left" w:pos="12824"/>
+        <w:tab w:val="left" w:pos="13740"/>
+        <w:tab w:val="left" w:pos="14656"/>
+      </w:tabs>
+      <w:jc w:val="left"/>
+    </w:pPr>
+    <w:rPr>
+      <w:rFonts w:hint="eastAsia" w:ascii="宋体" w:hAnsi="宋体" w:eastAsia="宋体" w:cs="宋体"/>
+      <w:kern w:val="0"/>
+      <w:sz w:val="24"/>
+      <w:szCs w:val="24"/>
+      <w:lang w:val="en-US" w:eastAsia="zh-CN" w:bidi="ar"/>
+    </w:rPr>
+  </w:style>
+  <w:style w:type="paragraph" w:styleId="4">
     <w:name w:val="Title"/>
     <w:qFormat/>
     <w:uiPriority w:val="0"/>
@@ -2003,18 +2379,18 @@
       <w:szCs w:val="52"/>
     </w:rPr>
   </w:style>
-  <w:style w:type="character" w:styleId="6">
+  <w:style w:type="character" w:styleId="7">
     <w:name w:val="Strong"/>
-    <w:basedOn w:val="5"/>
+    <w:basedOn w:val="6"/>
     <w:qFormat/>
     <w:uiPriority w:val="0"/>
     <w:rPr>
       <w:b/>
     </w:rPr>
   </w:style>
-  <w:style w:type="character" w:styleId="7">
+  <w:style w:type="character" w:styleId="8">
     <w:name w:val="HTML Code"/>
-    <w:basedOn w:val="5"/>
+    <w:basedOn w:val="6"/>
     <w:qFormat/>
     <w:uiPriority w:val="0"/>
     <w:rPr>
@@ -2022,7 +2398,7 @@
       <w:sz w:val="20"/>
     </w:rPr>
   </w:style>
-  <w:style w:type="paragraph" w:customStyle="1" w:styleId="8">
+  <w:style w:type="paragraph" w:customStyle="1" w:styleId="9">
     <w:name w:val="_Style 13"/>
     <w:qFormat/>
     <w:uiPriority w:val="0"/>
@@ -2037,7 +2413,7 @@
       <w:szCs w:val="22"/>
     </w:rPr>
   </w:style>
-  <w:style w:type="paragraph" w:customStyle="1" w:styleId="9">
+  <w:style w:type="paragraph" w:customStyle="1" w:styleId="10">
     <w:name w:val="_Style 14"/>
     <w:qFormat/>
     <w:uiPriority w:val="0"/>

--- a/文档资料/ML-Agents 模型训练步骤1.docx
+++ b/文档资料/ML-Agents 模型训练步骤1.docx
@@ -123,7 +123,6 @@
           <w:color w:val="000000"/>
           <w:sz w:val="16"/>
           <w:szCs w:val="16"/>
-          <w:bdr w:val="none" w:color="auto" w:sz="0" w:space="0"/>
         </w:rPr>
         <w:t>方法 1：用 Tasklist 命令（Windows 自带，无依赖）</w:t>
       </w:r>
@@ -156,7 +155,6 @@
           <w:kern w:val="0"/>
           <w:sz w:val="16"/>
           <w:szCs w:val="16"/>
-          <w:bdr w:val="none" w:color="auto" w:sz="0" w:space="0"/>
           <w:lang w:val="en-US" w:eastAsia="zh-CN" w:bidi="ar"/>
         </w:rPr>
         <w:t>打开 cmd 命令提示符，执行：</w:t>
@@ -191,7 +189,6 @@
           <w:kern w:val="0"/>
           <w:sz w:val="16"/>
           <w:szCs w:val="16"/>
-          <w:bdr w:val="none" w:color="auto" w:sz="0" w:space="0"/>
           <w:lang w:val="en-US" w:eastAsia="zh-CN" w:bidi="ar"/>
         </w:rPr>
         <w:t>cmd</w:t>
@@ -224,7 +221,6 @@
           <w:color w:val="000000"/>
           <w:sz w:val="16"/>
           <w:szCs w:val="16"/>
-          <w:bdr w:val="none" w:color="auto" w:sz="0" w:space="0"/>
         </w:rPr>
         <w:t>tasklist | findstr /i python</w:t>
       </w:r>
@@ -258,7 +254,6 @@
           <w:color w:val="000000"/>
           <w:sz w:val="16"/>
           <w:szCs w:val="16"/>
-          <w:bdr w:val="none" w:color="auto" w:sz="0" w:space="0"/>
         </w:rPr>
         <w:t xml:space="preserve">如果输出类似 </w:t>
       </w:r>
@@ -268,7 +263,6 @@
           <w:color w:val="000000"/>
           <w:sz w:val="16"/>
           <w:szCs w:val="16"/>
-          <w:bdr w:val="none" w:color="auto" w:sz="0" w:space="0"/>
         </w:rPr>
         <w:t>python.exe 1234 Console 1 100,000 K</w:t>
       </w:r>
@@ -277,7 +271,6 @@
           <w:color w:val="000000"/>
           <w:sz w:val="16"/>
           <w:szCs w:val="16"/>
-          <w:bdr w:val="none" w:color="auto" w:sz="0" w:space="0"/>
         </w:rPr>
         <w:t>，说明有 Python 进程在运行；</w:t>
       </w:r>
@@ -311,7 +304,6 @@
           <w:color w:val="000000"/>
           <w:sz w:val="16"/>
           <w:szCs w:val="16"/>
-          <w:bdr w:val="none" w:color="auto" w:sz="0" w:space="0"/>
         </w:rPr>
         <w:t>如果无任何输出，说明当前没有 Python 进程（训练进程启动后退出了）</w:t>
       </w:r>
@@ -326,8 +318,6 @@
           <w:lang w:val="en-US" w:eastAsia="zh-CN"/>
         </w:rPr>
       </w:pPr>
-      <w:bookmarkStart w:id="0" w:name="_GoBack"/>
-      <w:bookmarkEnd w:id="0"/>
     </w:p>
     <w:p>
       <w:pPr>
@@ -1145,6 +1135,307 @@
     </w:p>
     <w:p>
       <w:pPr>
+        <w:pStyle w:val="9"/>
+        <w:numPr>
+          <w:ilvl w:val="0"/>
+          <w:numId w:val="0"/>
+        </w:numPr>
+        <w:spacing w:before="120" w:after="120" w:line="288" w:lineRule="auto"/>
+        <w:jc w:val="left"/>
+        <w:rPr>
+          <w:rFonts w:ascii="宋体" w:hAnsi="宋体" w:eastAsia="宋体" w:cs="宋体"/>
+          <w:sz w:val="24"/>
+          <w:szCs w:val="24"/>
+        </w:rPr>
+      </w:pPr>
+      <w:r>
+        <w:rPr>
+          <w:rFonts w:ascii="宋体" w:hAnsi="宋体" w:eastAsia="宋体" w:cs="宋体"/>
+          <w:sz w:val="24"/>
+          <w:szCs w:val="24"/>
+        </w:rPr>
+        <w:t xml:space="preserve">如果你想快速验证训练是否在进行，我可以帮你修改 </w:t>
+      </w:r>
+      <w:r>
+        <w:rPr>
+          <w:rStyle w:val="8"/>
+          <w:rFonts w:ascii="宋体" w:hAnsi="宋体" w:eastAsia="宋体" w:cs="宋体"/>
+          <w:color w:val="000000"/>
+          <w:sz w:val="16"/>
+          <w:szCs w:val="16"/>
+          <w:bdr w:val="none" w:color="auto" w:sz="0" w:space="0"/>
+        </w:rPr>
+        <w:t>trainer_config.yaml</w:t>
+      </w:r>
+      <w:r>
+        <w:rPr>
+          <w:rFonts w:ascii="宋体" w:hAnsi="宋体" w:eastAsia="宋体" w:cs="宋体"/>
+          <w:sz w:val="24"/>
+          <w:szCs w:val="24"/>
+        </w:rPr>
+        <w:t xml:space="preserve"> 文件，临时调低 </w:t>
+      </w:r>
+      <w:r>
+        <w:rPr>
+          <w:rStyle w:val="8"/>
+          <w:rFonts w:ascii="宋体" w:hAnsi="宋体" w:eastAsia="宋体" w:cs="宋体"/>
+          <w:color w:val="000000"/>
+          <w:sz w:val="16"/>
+          <w:szCs w:val="16"/>
+          <w:bdr w:val="none" w:color="auto" w:sz="0" w:space="0"/>
+        </w:rPr>
+        <w:t>buffer_size</w:t>
+      </w:r>
+      <w:r>
+        <w:rPr>
+          <w:rFonts w:ascii="宋体" w:hAnsi="宋体" w:eastAsia="宋体" w:cs="宋体"/>
+          <w:sz w:val="24"/>
+          <w:szCs w:val="24"/>
+        </w:rPr>
+        <w:t xml:space="preserve"> 和 </w:t>
+      </w:r>
+      <w:r>
+        <w:rPr>
+          <w:rStyle w:val="8"/>
+          <w:rFonts w:ascii="宋体" w:hAnsi="宋体" w:eastAsia="宋体" w:cs="宋体"/>
+          <w:color w:val="000000"/>
+          <w:sz w:val="16"/>
+          <w:szCs w:val="16"/>
+          <w:bdr w:val="none" w:color="auto" w:sz="0" w:space="0"/>
+        </w:rPr>
+        <w:t>summary_freq</w:t>
+      </w:r>
+      <w:r>
+        <w:rPr>
+          <w:rFonts w:ascii="宋体" w:hAnsi="宋体" w:eastAsia="宋体" w:cs="宋体"/>
+          <w:sz w:val="24"/>
+          <w:szCs w:val="24"/>
+        </w:rPr>
+        <w:t>，让 Python 端更快地输出数据</w:t>
+      </w:r>
+    </w:p>
+    <w:p>
+      <w:pPr>
+        <w:pStyle w:val="9"/>
+        <w:numPr>
+          <w:ilvl w:val="0"/>
+          <w:numId w:val="0"/>
+        </w:numPr>
+        <w:spacing w:before="120" w:after="120" w:line="288" w:lineRule="auto"/>
+        <w:jc w:val="left"/>
+        <w:rPr>
+          <w:rFonts w:ascii="宋体" w:hAnsi="宋体" w:eastAsia="宋体" w:cs="宋体"/>
+          <w:sz w:val="24"/>
+          <w:szCs w:val="24"/>
+        </w:rPr>
+      </w:pPr>
+    </w:p>
+    <w:p>
+      <w:pPr>
+        <w:keepNext w:val="0"/>
+        <w:keepLines w:val="0"/>
+        <w:widowControl/>
+        <w:suppressLineNumbers w:val="0"/>
+        <w:pBdr>
+          <w:top w:val="none" w:color="auto" w:sz="0" w:space="0"/>
+          <w:left w:val="none" w:color="auto" w:sz="0" w:space="0"/>
+          <w:bottom w:val="none" w:color="auto" w:sz="0" w:space="0"/>
+          <w:right w:val="none" w:color="auto" w:sz="0" w:space="0"/>
+        </w:pBdr>
+        <w:spacing w:before="0" w:beforeAutospacing="0" w:after="0" w:afterAutospacing="0" w:line="240" w:lineRule="atLeast"/>
+        <w:ind w:left="0" w:right="0"/>
+        <w:jc w:val="left"/>
+        <w:rPr>
+          <w:color w:val="000000"/>
+          <w:sz w:val="16"/>
+          <w:szCs w:val="16"/>
+        </w:rPr>
+      </w:pPr>
+      <w:r>
+        <w:rPr>
+          <w:rFonts w:ascii="宋体" w:hAnsi="宋体" w:eastAsia="宋体" w:cs="宋体"/>
+          <w:color w:val="000000"/>
+          <w:kern w:val="0"/>
+          <w:sz w:val="16"/>
+          <w:szCs w:val="16"/>
+          <w:bdr w:val="none" w:color="auto" w:sz="0" w:space="0"/>
+          <w:lang w:val="en-US" w:eastAsia="zh-CN" w:bidi="ar"/>
+        </w:rPr>
+        <w:t xml:space="preserve">在你的项目目录下，进入 </w:t>
+      </w:r>
+      <w:r>
+        <w:rPr>
+          <w:rStyle w:val="8"/>
+          <w:rFonts w:ascii="宋体" w:hAnsi="宋体" w:eastAsia="宋体" w:cs="宋体"/>
+          <w:color w:val="000000"/>
+          <w:kern w:val="0"/>
+          <w:sz w:val="16"/>
+          <w:szCs w:val="16"/>
+          <w:bdr w:val="none" w:color="auto" w:sz="0" w:space="0"/>
+          <w:lang w:val="en-US" w:eastAsia="zh-CN" w:bidi="ar"/>
+        </w:rPr>
+        <w:t>results/usv_ppo_train_001/summaries/USV_GlobalRLAgent</w:t>
+      </w:r>
+      <w:r>
+        <w:rPr>
+          <w:rFonts w:ascii="宋体" w:hAnsi="宋体" w:eastAsia="宋体" w:cs="宋体"/>
+          <w:color w:val="000000"/>
+          <w:kern w:val="0"/>
+          <w:sz w:val="16"/>
+          <w:szCs w:val="16"/>
+          <w:bdr w:val="none" w:color="auto" w:sz="0" w:space="0"/>
+          <w:lang w:val="en-US" w:eastAsia="zh-CN" w:bidi="ar"/>
+        </w:rPr>
+        <w:t xml:space="preserve"> 文件夹，检查是否存在 </w:t>
+      </w:r>
+      <w:r>
+        <w:rPr>
+          <w:rStyle w:val="8"/>
+          <w:rFonts w:ascii="宋体" w:hAnsi="宋体" w:eastAsia="宋体" w:cs="宋体"/>
+          <w:color w:val="000000"/>
+          <w:kern w:val="0"/>
+          <w:sz w:val="16"/>
+          <w:szCs w:val="16"/>
+          <w:bdr w:val="none" w:color="auto" w:sz="0" w:space="0"/>
+          <w:lang w:val="en-US" w:eastAsia="zh-CN" w:bidi="ar"/>
+        </w:rPr>
+        <w:t>events.out.tfevents.*</w:t>
+      </w:r>
+      <w:r>
+        <w:rPr>
+          <w:rFonts w:ascii="宋体" w:hAnsi="宋体" w:eastAsia="宋体" w:cs="宋体"/>
+          <w:color w:val="000000"/>
+          <w:kern w:val="0"/>
+          <w:sz w:val="16"/>
+          <w:szCs w:val="16"/>
+          <w:bdr w:val="none" w:color="auto" w:sz="0" w:space="0"/>
+          <w:lang w:val="en-US" w:eastAsia="zh-CN" w:bidi="ar"/>
+        </w:rPr>
+        <w:t xml:space="preserve"> 文件。</w:t>
+      </w:r>
+    </w:p>
+    <w:p>
+      <w:pPr>
+        <w:keepNext w:val="0"/>
+        <w:keepLines w:val="0"/>
+        <w:widowControl/>
+        <w:numPr>
+          <w:ilvl w:val="0"/>
+          <w:numId w:val="3"/>
+        </w:numPr>
+        <w:suppressLineNumbers w:val="0"/>
+        <w:pBdr>
+          <w:top w:val="none" w:color="auto" w:sz="0" w:space="0"/>
+          <w:left w:val="none" w:color="auto" w:sz="0" w:space="0"/>
+          <w:bottom w:val="none" w:color="auto" w:sz="0" w:space="0"/>
+          <w:right w:val="none" w:color="auto" w:sz="0" w:space="0"/>
+        </w:pBdr>
+        <w:spacing w:before="0" w:beforeAutospacing="0" w:after="0" w:afterAutospacing="0" w:line="240" w:lineRule="atLeast"/>
+        <w:ind w:left="0" w:right="0" w:hanging="360"/>
+        <w:rPr>
+          <w:color w:val="000000"/>
+          <w:sz w:val="16"/>
+          <w:szCs w:val="16"/>
+        </w:rPr>
+      </w:pPr>
+      <w:r>
+        <w:rPr>
+          <w:color w:val="000000"/>
+          <w:sz w:val="16"/>
+          <w:szCs w:val="16"/>
+          <w:bdr w:val="none" w:color="auto" w:sz="0" w:space="0"/>
+        </w:rPr>
+        <w:t>如果文件不存在：说明训练根本没有开始，问题出在 Unity 端或通信。</w:t>
+      </w:r>
+    </w:p>
+    <w:p>
+      <w:pPr>
+        <w:keepNext w:val="0"/>
+        <w:keepLines w:val="0"/>
+        <w:widowControl/>
+        <w:numPr>
+          <w:ilvl w:val="0"/>
+          <w:numId w:val="3"/>
+        </w:numPr>
+        <w:suppressLineNumbers w:val="0"/>
+        <w:pBdr>
+          <w:top w:val="none" w:color="auto" w:sz="0" w:space="0"/>
+          <w:left w:val="none" w:color="auto" w:sz="0" w:space="0"/>
+          <w:bottom w:val="none" w:color="auto" w:sz="0" w:space="0"/>
+          <w:right w:val="none" w:color="auto" w:sz="0" w:space="0"/>
+        </w:pBdr>
+        <w:spacing w:before="0" w:beforeAutospacing="0" w:after="0" w:afterAutospacing="0" w:line="240" w:lineRule="atLeast"/>
+        <w:ind w:left="0" w:right="0" w:hanging="360"/>
+        <w:rPr>
+          <w:color w:val="000000"/>
+          <w:sz w:val="16"/>
+          <w:szCs w:val="16"/>
+        </w:rPr>
+      </w:pPr>
+      <w:r>
+        <w:rPr>
+          <w:color w:val="000000"/>
+          <w:sz w:val="16"/>
+          <w:szCs w:val="16"/>
+          <w:bdr w:val="none" w:color="auto" w:sz="0" w:space="0"/>
+        </w:rPr>
+        <w:t>如果文件存在但大小为 0：说明训练开始了，但没有数据写入，问题出在 Agent 脚本。</w:t>
+      </w:r>
+    </w:p>
+    <w:p>
+      <w:pPr>
+        <w:keepNext w:val="0"/>
+        <w:keepLines w:val="0"/>
+        <w:widowControl/>
+        <w:numPr>
+          <w:ilvl w:val="0"/>
+          <w:numId w:val="3"/>
+        </w:numPr>
+        <w:suppressLineNumbers w:val="0"/>
+        <w:pBdr>
+          <w:top w:val="none" w:color="auto" w:sz="0" w:space="0"/>
+          <w:left w:val="none" w:color="auto" w:sz="0" w:space="0"/>
+          <w:bottom w:val="none" w:color="auto" w:sz="0" w:space="0"/>
+          <w:right w:val="none" w:color="auto" w:sz="0" w:space="0"/>
+        </w:pBdr>
+        <w:spacing w:before="0" w:beforeAutospacing="0" w:after="0" w:afterAutospacing="0" w:line="240" w:lineRule="atLeast"/>
+        <w:ind w:left="0" w:right="0" w:hanging="360"/>
+        <w:rPr>
+          <w:color w:val="000000"/>
+          <w:sz w:val="16"/>
+          <w:szCs w:val="16"/>
+        </w:rPr>
+      </w:pPr>
+      <w:r>
+        <w:rPr>
+          <w:color w:val="000000"/>
+          <w:sz w:val="16"/>
+          <w:szCs w:val="16"/>
+          <w:bdr w:val="none" w:color="auto" w:sz="0" w:space="0"/>
+        </w:rPr>
+        <w:t>如果文件有大小但 TensorBoard 看不到数据：尝试重启 TensorBoard 服务或刷新页面。</w:t>
+      </w:r>
+    </w:p>
+    <w:p>
+      <w:pPr>
+        <w:pStyle w:val="9"/>
+        <w:numPr>
+          <w:ilvl w:val="0"/>
+          <w:numId w:val="0"/>
+        </w:numPr>
+        <w:spacing w:before="120" w:after="120" w:line="288" w:lineRule="auto"/>
+        <w:jc w:val="left"/>
+        <w:rPr>
+          <w:rFonts w:ascii="宋体" w:hAnsi="宋体" w:eastAsia="宋体" w:cs="宋体"/>
+          <w:sz w:val="24"/>
+          <w:szCs w:val="24"/>
+        </w:rPr>
+      </w:pPr>
+      <w:bookmarkStart w:id="0" w:name="_GoBack"/>
+      <w:bookmarkEnd w:id="0"/>
+    </w:p>
+    <w:p>
+      <w:pPr>
         <w:pStyle w:val="2"/>
       </w:pPr>
       <w:r>
@@ -1382,7 +1673,7 @@
         <w:pStyle w:val="2"/>
         <w:numPr>
           <w:ilvl w:val="0"/>
-          <w:numId w:val="3"/>
+          <w:numId w:val="4"/>
         </w:numPr>
       </w:pPr>
       <w:r>
@@ -2002,6 +2293,155 @@
       </w:rPr>
     </w:lvl>
   </w:abstractNum>
+  <w:abstractNum w:abstractNumId="3">
+    <w:nsid w:val="68BF39BE"/>
+    <w:multiLevelType w:val="multilevel"/>
+    <w:tmpl w:val="68BF39BE"/>
+    <w:lvl w:ilvl="0" w:tentative="0">
+      <w:start w:val="1"/>
+      <w:numFmt w:val="bullet"/>
+      <w:lvlText w:val=""/>
+      <w:lvlJc w:val="left"/>
+      <w:pPr>
+        <w:tabs>
+          <w:tab w:val="left" w:pos="720"/>
+        </w:tabs>
+        <w:ind w:left="720" w:hanging="360"/>
+      </w:pPr>
+      <w:rPr>
+        <w:rFonts w:ascii="Symbol" w:hAnsi="Symbol" w:cs="Symbol"/>
+        <w:sz w:val="20"/>
+      </w:rPr>
+    </w:lvl>
+    <w:lvl w:ilvl="1" w:tentative="0">
+      <w:start w:val="1"/>
+      <w:numFmt w:val="bullet"/>
+      <w:lvlText w:val="o"/>
+      <w:lvlJc w:val="left"/>
+      <w:pPr>
+        <w:tabs>
+          <w:tab w:val="left" w:pos="1440"/>
+        </w:tabs>
+        <w:ind w:left="1440" w:hanging="360"/>
+      </w:pPr>
+      <w:rPr>
+        <w:rFonts w:ascii="Courier New" w:hAnsi="Courier New" w:cs="Courier New"/>
+        <w:sz w:val="20"/>
+      </w:rPr>
+    </w:lvl>
+    <w:lvl w:ilvl="2" w:tentative="0">
+      <w:start w:val="1"/>
+      <w:numFmt w:val="bullet"/>
+      <w:lvlText w:val=""/>
+      <w:lvlJc w:val="left"/>
+      <w:pPr>
+        <w:tabs>
+          <w:tab w:val="left" w:pos="2160"/>
+        </w:tabs>
+        <w:ind w:left="2160" w:hanging="360"/>
+      </w:pPr>
+      <w:rPr>
+        <w:rFonts w:ascii="Wingdings" w:hAnsi="Wingdings" w:cs="Wingdings"/>
+        <w:sz w:val="20"/>
+      </w:rPr>
+    </w:lvl>
+    <w:lvl w:ilvl="3" w:tentative="0">
+      <w:start w:val="1"/>
+      <w:numFmt w:val="bullet"/>
+      <w:lvlText w:val=""/>
+      <w:lvlJc w:val="left"/>
+      <w:pPr>
+        <w:tabs>
+          <w:tab w:val="left" w:pos="2880"/>
+        </w:tabs>
+        <w:ind w:left="2880" w:hanging="360"/>
+      </w:pPr>
+      <w:rPr>
+        <w:rFonts w:hint="default" w:ascii="Wingdings" w:hAnsi="Wingdings" w:cs="Wingdings"/>
+        <w:sz w:val="20"/>
+      </w:rPr>
+    </w:lvl>
+    <w:lvl w:ilvl="4" w:tentative="0">
+      <w:start w:val="1"/>
+      <w:numFmt w:val="bullet"/>
+      <w:lvlText w:val=""/>
+      <w:lvlJc w:val="left"/>
+      <w:pPr>
+        <w:tabs>
+          <w:tab w:val="left" w:pos="3600"/>
+        </w:tabs>
+        <w:ind w:left="3600" w:hanging="360"/>
+      </w:pPr>
+      <w:rPr>
+        <w:rFonts w:hint="default" w:ascii="Wingdings" w:hAnsi="Wingdings" w:cs="Wingdings"/>
+        <w:sz w:val="20"/>
+      </w:rPr>
+    </w:lvl>
+    <w:lvl w:ilvl="5" w:tentative="0">
+      <w:start w:val="1"/>
+      <w:numFmt w:val="bullet"/>
+      <w:lvlText w:val=""/>
+      <w:lvlJc w:val="left"/>
+      <w:pPr>
+        <w:tabs>
+          <w:tab w:val="left" w:pos="4320"/>
+        </w:tabs>
+        <w:ind w:left="4320" w:hanging="360"/>
+      </w:pPr>
+      <w:rPr>
+        <w:rFonts w:hint="default" w:ascii="Wingdings" w:hAnsi="Wingdings" w:cs="Wingdings"/>
+        <w:sz w:val="20"/>
+      </w:rPr>
+    </w:lvl>
+    <w:lvl w:ilvl="6" w:tentative="0">
+      <w:start w:val="1"/>
+      <w:numFmt w:val="bullet"/>
+      <w:lvlText w:val=""/>
+      <w:lvlJc w:val="left"/>
+      <w:pPr>
+        <w:tabs>
+          <w:tab w:val="left" w:pos="5040"/>
+        </w:tabs>
+        <w:ind w:left="5040" w:hanging="360"/>
+      </w:pPr>
+      <w:rPr>
+        <w:rFonts w:hint="default" w:ascii="Wingdings" w:hAnsi="Wingdings" w:cs="Wingdings"/>
+        <w:sz w:val="20"/>
+      </w:rPr>
+    </w:lvl>
+    <w:lvl w:ilvl="7" w:tentative="0">
+      <w:start w:val="1"/>
+      <w:numFmt w:val="bullet"/>
+      <w:lvlText w:val=""/>
+      <w:lvlJc w:val="left"/>
+      <w:pPr>
+        <w:tabs>
+          <w:tab w:val="left" w:pos="5760"/>
+        </w:tabs>
+        <w:ind w:left="5760" w:hanging="360"/>
+      </w:pPr>
+      <w:rPr>
+        <w:rFonts w:hint="default" w:ascii="Wingdings" w:hAnsi="Wingdings" w:cs="Wingdings"/>
+        <w:sz w:val="20"/>
+      </w:rPr>
+    </w:lvl>
+    <w:lvl w:ilvl="8" w:tentative="0">
+      <w:start w:val="1"/>
+      <w:numFmt w:val="bullet"/>
+      <w:lvlText w:val=""/>
+      <w:lvlJc w:val="left"/>
+      <w:pPr>
+        <w:tabs>
+          <w:tab w:val="left" w:pos="6480"/>
+        </w:tabs>
+        <w:ind w:left="6480" w:hanging="360"/>
+      </w:pPr>
+      <w:rPr>
+        <w:rFonts w:hint="default" w:ascii="Wingdings" w:hAnsi="Wingdings" w:cs="Wingdings"/>
+        <w:sz w:val="20"/>
+      </w:rPr>
+    </w:lvl>
+  </w:abstractNum>
   <w:num w:numId="1">
     <w:abstractNumId w:val="1"/>
   </w:num>
@@ -2012,6 +2452,9 @@
     </w:lvlOverride>
   </w:num>
   <w:num w:numId="3">
+    <w:abstractNumId w:val="3"/>
+  </w:num>
+  <w:num w:numId="4">
     <w:abstractNumId w:val="0"/>
   </w:num>
 </w:numbering>

--- a/文档资料/ML-Agents 模型训练步骤1.docx
+++ b/文档资料/ML-Agents 模型训练步骤1.docx
@@ -39,92 +39,43 @@
           <w:rFonts w:hint="eastAsia"/>
           <w:lang w:val="en-US" w:eastAsia="zh-CN"/>
         </w:rPr>
-        <w:t>E: &amp;&amp; conda activate mlagents-clean &amp;&amp; cd /d E:\Unity_data\PPUV-YOLOv8 &amp;&amp; mlagents-learn Assets/config/trainer_config.yaml --run-id=usv_ppo_train_003 --no-graphics --timeout-wait 1800</w:t>
-      </w:r>
-    </w:p>
-    <w:p>
-      <w:pPr>
-        <w:pStyle w:val="9"/>
-        <w:rPr>
-          <w:rFonts w:ascii="Segoe UI Emoji" w:hAnsi="Segoe UI Emoji" w:eastAsia="Segoe UI Emoji" w:cs="Segoe UI Emoji"/>
-          <w:i w:val="0"/>
-          <w:iCs w:val="0"/>
-          <w:caps w:val="0"/>
+        <w:t xml:space="preserve"> E: &amp;&amp; conda activate mlagents-clean &amp;&amp; cd /d E:\Unity_data\PPUV-YOLOv8 &amp;&amp; set CUDA_VISIBLE_DEVICES=-1 &amp;&amp; mlagents-learn Assets/config/trainer_config.yaml --run-id=usv_ppo_train_001 --timeout-wait 1800 --num-envs 1</w:t>
+      </w:r>
+    </w:p>
+    <w:p>
+      <w:pPr>
+        <w:pStyle w:val="9"/>
+        <w:rPr>
+          <w:rFonts w:hint="default"/>
+          <w:lang w:val="en-US" w:eastAsia="zh-CN"/>
+        </w:rPr>
+      </w:pPr>
+      <w:bookmarkStart w:id="0" w:name="_GoBack"/>
+      <w:bookmarkEnd w:id="0"/>
+    </w:p>
+    <w:p>
+      <w:pPr>
+        <w:pStyle w:val="9"/>
+        <w:rPr>
           <w:color w:val="000000"/>
-          <w:spacing w:val="0"/>
-          <w:sz w:val="16"/>
-          <w:szCs w:val="16"/>
-        </w:rPr>
-      </w:pPr>
-      <w:r>
-        <w:rPr>
-          <w:rFonts w:ascii="Segoe UI Emoji" w:hAnsi="Segoe UI Emoji" w:eastAsia="Segoe UI Emoji" w:cs="Segoe UI Emoji"/>
-          <w:i w:val="0"/>
-          <w:iCs w:val="0"/>
-          <w:caps w:val="0"/>
+          <w:sz w:val="16"/>
+          <w:szCs w:val="16"/>
+        </w:rPr>
+      </w:pPr>
+      <w:r>
+        <w:rPr>
+          <w:rFonts w:hint="eastAsia"/>
+          <w:lang w:val="en-US" w:eastAsia="zh-CN"/>
+        </w:rPr>
+        <w:t>方法 1：用 Tasklist 命令（</w:t>
+      </w:r>
+      <w:r>
+        <w:rPr>
           <w:color w:val="000000"/>
-          <w:spacing w:val="0"/>
-          <w:sz w:val="16"/>
-          <w:szCs w:val="16"/>
-        </w:rPr>
-        <w:t>mlagents-learn Assets/config/trainer_config.yaml --run-id=usv_ppo_train_00</w:t>
-      </w:r>
-      <w:r>
-        <w:rPr>
-          <w:rFonts w:hint="eastAsia" w:ascii="Segoe UI Emoji" w:hAnsi="Segoe UI Emoji" w:eastAsia="宋体" w:cs="Segoe UI Emoji"/>
-          <w:i w:val="0"/>
-          <w:iCs w:val="0"/>
-          <w:caps w:val="0"/>
-          <w:color w:val="000000"/>
-          <w:spacing w:val="0"/>
-          <w:sz w:val="16"/>
-          <w:szCs w:val="16"/>
-          <w:lang w:val="en-US" w:eastAsia="zh-CN"/>
-        </w:rPr>
-        <w:t>1</w:t>
-      </w:r>
-      <w:r>
-        <w:rPr>
-          <w:rFonts w:ascii="Segoe UI Emoji" w:hAnsi="Segoe UI Emoji" w:eastAsia="Segoe UI Emoji" w:cs="Segoe UI Emoji"/>
-          <w:i w:val="0"/>
-          <w:iCs w:val="0"/>
-          <w:caps w:val="0"/>
-          <w:color w:val="000000"/>
-          <w:spacing w:val="0"/>
-          <w:sz w:val="16"/>
-          <w:szCs w:val="16"/>
-        </w:rPr>
-        <w:t xml:space="preserve"> --timeout-wait 1800</w:t>
-      </w:r>
-    </w:p>
-    <w:p>
-      <w:pPr>
-        <w:pStyle w:val="2"/>
-        <w:keepNext w:val="0"/>
-        <w:keepLines w:val="0"/>
-        <w:widowControl/>
-        <w:suppressLineNumbers w:val="0"/>
-        <w:pBdr>
-          <w:top w:val="none" w:color="auto" w:sz="0" w:space="0"/>
-          <w:left w:val="none" w:color="auto" w:sz="0" w:space="0"/>
-          <w:bottom w:val="none" w:color="auto" w:sz="0" w:space="0"/>
-          <w:right w:val="none" w:color="auto" w:sz="0" w:space="0"/>
-        </w:pBdr>
-        <w:spacing w:before="0" w:beforeAutospacing="0" w:after="0" w:afterAutospacing="0" w:line="240" w:lineRule="atLeast"/>
-        <w:ind w:left="0" w:right="0"/>
-        <w:rPr>
-          <w:color w:val="000000"/>
-          <w:sz w:val="16"/>
-          <w:szCs w:val="16"/>
-        </w:rPr>
-      </w:pPr>
-      <w:r>
-        <w:rPr>
-          <w:color w:val="000000"/>
-          <w:sz w:val="16"/>
-          <w:szCs w:val="16"/>
-        </w:rPr>
-        <w:t>方法 1：用 Tasklist 命令（Windows 自带，无依赖）</w:t>
+          <w:sz w:val="16"/>
+          <w:szCs w:val="16"/>
+        </w:rPr>
+        <w:t>Windows 自带，无依赖）</w:t>
       </w:r>
     </w:p>
     <w:p>
@@ -410,12 +361,6 @@
             <w:insideH w:val="single" w:color="auto" w:sz="4" w:space="0"/>
             <w:insideV w:val="single" w:color="auto" w:sz="4" w:space="0"/>
           </w:tblBorders>
-          <w:tblCellMar>
-            <w:top w:w="0" w:type="dxa"/>
-            <w:left w:w="10" w:type="dxa"/>
-            <w:bottom w:w="0" w:type="dxa"/>
-            <w:right w:w="10" w:type="dxa"/>
-          </w:tblCellMar>
         </w:tblPrEx>
         <w:tc>
           <w:tcPr>
@@ -1163,7 +1108,6 @@
           <w:color w:val="000000"/>
           <w:sz w:val="16"/>
           <w:szCs w:val="16"/>
-          <w:bdr w:val="none" w:color="auto" w:sz="0" w:space="0"/>
         </w:rPr>
         <w:t>trainer_config.yaml</w:t>
       </w:r>
@@ -1182,7 +1126,6 @@
           <w:color w:val="000000"/>
           <w:sz w:val="16"/>
           <w:szCs w:val="16"/>
-          <w:bdr w:val="none" w:color="auto" w:sz="0" w:space="0"/>
         </w:rPr>
         <w:t>buffer_size</w:t>
       </w:r>
@@ -1201,7 +1144,6 @@
           <w:color w:val="000000"/>
           <w:sz w:val="16"/>
           <w:szCs w:val="16"/>
-          <w:bdr w:val="none" w:color="auto" w:sz="0" w:space="0"/>
         </w:rPr>
         <w:t>summary_freq</w:t>
       </w:r>
@@ -1258,7 +1200,6 @@
           <w:kern w:val="0"/>
           <w:sz w:val="16"/>
           <w:szCs w:val="16"/>
-          <w:bdr w:val="none" w:color="auto" w:sz="0" w:space="0"/>
           <w:lang w:val="en-US" w:eastAsia="zh-CN" w:bidi="ar"/>
         </w:rPr>
         <w:t xml:space="preserve">在你的项目目录下，进入 </w:t>
@@ -1271,7 +1212,6 @@
           <w:kern w:val="0"/>
           <w:sz w:val="16"/>
           <w:szCs w:val="16"/>
-          <w:bdr w:val="none" w:color="auto" w:sz="0" w:space="0"/>
           <w:lang w:val="en-US" w:eastAsia="zh-CN" w:bidi="ar"/>
         </w:rPr>
         <w:t>results/usv_ppo_train_001/summaries/USV_GlobalRLAgent</w:t>
@@ -1283,7 +1223,6 @@
           <w:kern w:val="0"/>
           <w:sz w:val="16"/>
           <w:szCs w:val="16"/>
-          <w:bdr w:val="none" w:color="auto" w:sz="0" w:space="0"/>
           <w:lang w:val="en-US" w:eastAsia="zh-CN" w:bidi="ar"/>
         </w:rPr>
         <w:t xml:space="preserve"> 文件夹，检查是否存在 </w:t>
@@ -1296,7 +1235,6 @@
           <w:kern w:val="0"/>
           <w:sz w:val="16"/>
           <w:szCs w:val="16"/>
-          <w:bdr w:val="none" w:color="auto" w:sz="0" w:space="0"/>
           <w:lang w:val="en-US" w:eastAsia="zh-CN" w:bidi="ar"/>
         </w:rPr>
         <w:t>events.out.tfevents.*</w:t>
@@ -1308,7 +1246,6 @@
           <w:kern w:val="0"/>
           <w:sz w:val="16"/>
           <w:szCs w:val="16"/>
-          <w:bdr w:val="none" w:color="auto" w:sz="0" w:space="0"/>
           <w:lang w:val="en-US" w:eastAsia="zh-CN" w:bidi="ar"/>
         </w:rPr>
         <w:t xml:space="preserve"> 文件。</w:t>
@@ -1343,7 +1280,6 @@
           <w:color w:val="000000"/>
           <w:sz w:val="16"/>
           <w:szCs w:val="16"/>
-          <w:bdr w:val="none" w:color="auto" w:sz="0" w:space="0"/>
         </w:rPr>
         <w:t>如果文件不存在：说明训练根本没有开始，问题出在 Unity 端或通信。</w:t>
       </w:r>
@@ -1377,7 +1313,6 @@
           <w:color w:val="000000"/>
           <w:sz w:val="16"/>
           <w:szCs w:val="16"/>
-          <w:bdr w:val="none" w:color="auto" w:sz="0" w:space="0"/>
         </w:rPr>
         <w:t>如果文件存在但大小为 0：说明训练开始了，但没有数据写入，问题出在 Agent 脚本。</w:t>
       </w:r>
@@ -1411,7 +1346,6 @@
           <w:color w:val="000000"/>
           <w:sz w:val="16"/>
           <w:szCs w:val="16"/>
-          <w:bdr w:val="none" w:color="auto" w:sz="0" w:space="0"/>
         </w:rPr>
         <w:t>如果文件有大小但 TensorBoard 看不到数据：尝试重启 TensorBoard 服务或刷新页面。</w:t>
       </w:r>
@@ -1431,8 +1365,6 @@
           <w:szCs w:val="24"/>
         </w:rPr>
       </w:pPr>
-      <w:bookmarkStart w:id="0" w:name="_GoBack"/>
-      <w:bookmarkEnd w:id="0"/>
     </w:p>
     <w:p>
       <w:pPr>

--- a/文档资料/ML-Agents 模型训练步骤1.docx
+++ b/文档资料/ML-Agents 模型训练步骤1.docx
@@ -34,13 +34,31 @@
           <w:lang w:val="en-US" w:eastAsia="zh-CN"/>
         </w:rPr>
       </w:pPr>
+      <w:bookmarkStart w:id="1" w:name="_GoBack"/>
       <w:r>
         <w:rPr>
           <w:rFonts w:hint="eastAsia"/>
           <w:lang w:val="en-US" w:eastAsia="zh-CN"/>
         </w:rPr>
-        <w:t xml:space="preserve"> E: &amp;&amp; conda activate mlagents-clean &amp;&amp; cd /d E:\Unity_data\PPUV-YOLOv8 &amp;&amp; set CUDA_VISIBLE_DEVICES=-1 &amp;&amp; mlagents-learn Assets/config/trainer_config.yaml --run-id=usv_ppo_train_001 --timeout-wait 1800 --num-envs 1</w:t>
-      </w:r>
+        <w:t xml:space="preserve"> E: &amp;&amp; conda activate mlagents-clean &amp;&amp; cd /d E:\Unity_data\PPUV-YOLOv8 </w:t>
+      </w:r>
+      <w:bookmarkEnd w:id="1"/>
+      <w:r>
+        <w:rPr>
+          <w:rFonts w:hint="eastAsia"/>
+          <w:lang w:val="en-US" w:eastAsia="zh-CN"/>
+        </w:rPr>
+        <w:t xml:space="preserve">&amp;&amp; set CUDA_VISIBLE_DEVICES=-1 &amp;&amp; </w:t>
+      </w:r>
+      <w:bookmarkStart w:id="0" w:name="OLE_LINK1"/>
+      <w:r>
+        <w:rPr>
+          <w:rFonts w:hint="eastAsia"/>
+          <w:lang w:val="en-US" w:eastAsia="zh-CN"/>
+        </w:rPr>
+        <w:t>mlagents-learn Assets/config/trainer_config.yaml --run-id=usv_ppo_train_001 --timeout-wait 1800 --num-envs 1</w:t>
+      </w:r>
+      <w:bookmarkEnd w:id="0"/>
     </w:p>
     <w:p>
       <w:pPr>
@@ -50,8 +68,6 @@
           <w:lang w:val="en-US" w:eastAsia="zh-CN"/>
         </w:rPr>
       </w:pPr>
-      <w:bookmarkStart w:id="0" w:name="_GoBack"/>
-      <w:bookmarkEnd w:id="0"/>
     </w:p>
     <w:p>
       <w:pPr>
@@ -361,6 +377,12 @@
             <w:insideH w:val="single" w:color="auto" w:sz="4" w:space="0"/>
             <w:insideV w:val="single" w:color="auto" w:sz="4" w:space="0"/>
           </w:tblBorders>
+          <w:tblCellMar>
+            <w:top w:w="0" w:type="dxa"/>
+            <w:left w:w="10" w:type="dxa"/>
+            <w:bottom w:w="0" w:type="dxa"/>
+            <w:right w:w="10" w:type="dxa"/>
+          </w:tblCellMar>
         </w:tblPrEx>
         <w:tc>
           <w:tcPr>

--- a/文档资料/ML-Agents 模型训练步骤1.docx
+++ b/文档资料/ML-Agents 模型训练步骤1.docx
@@ -34,21 +34,12 @@
           <w:lang w:val="en-US" w:eastAsia="zh-CN"/>
         </w:rPr>
       </w:pPr>
-      <w:bookmarkStart w:id="1" w:name="_GoBack"/>
       <w:r>
         <w:rPr>
           <w:rFonts w:hint="eastAsia"/>
           <w:lang w:val="en-US" w:eastAsia="zh-CN"/>
         </w:rPr>
-        <w:t xml:space="preserve"> E: &amp;&amp; conda activate mlagents-clean &amp;&amp; cd /d E:\Unity_data\PPUV-YOLOv8 </w:t>
-      </w:r>
-      <w:bookmarkEnd w:id="1"/>
-      <w:r>
-        <w:rPr>
-          <w:rFonts w:hint="eastAsia"/>
-          <w:lang w:val="en-US" w:eastAsia="zh-CN"/>
-        </w:rPr>
-        <w:t xml:space="preserve">&amp;&amp; set CUDA_VISIBLE_DEVICES=-1 &amp;&amp; </w:t>
+        <w:t xml:space="preserve"> E: &amp;&amp; conda activate mlagents-clean &amp;&amp; cd /d E:\Unity_data\PPUV-YOLOv8 &amp;&amp; set CUDA_VISIBLE_DEVICES=-1 &amp;&amp; </w:t>
       </w:r>
       <w:bookmarkStart w:id="0" w:name="OLE_LINK1"/>
       <w:r>
@@ -1491,6 +1482,7 @@
     <w:p>
       <w:pPr>
         <w:pStyle w:val="9"/>
+        <w:jc w:val="right"/>
       </w:pPr>
     </w:p>
     <w:p>
@@ -1566,6 +1558,152 @@
           <w:rFonts w:hint="default"/>
         </w:rPr>
       </w:pPr>
+    </w:p>
+    <w:p>
+      <w:pPr>
+        <w:pStyle w:val="9"/>
+        <w:jc w:val="center"/>
+        <w:rPr>
+          <w:rFonts w:ascii="宋体" w:hAnsi="宋体" w:eastAsia="宋体" w:cs="宋体"/>
+          <w:color w:val="000000"/>
+          <w:sz w:val="16"/>
+          <w:szCs w:val="16"/>
+          <w:bdr w:val="none" w:color="auto" w:sz="0" w:space="0"/>
+        </w:rPr>
+      </w:pPr>
+      <w:r>
+        <w:rPr>
+          <w:rFonts w:ascii="宋体" w:hAnsi="宋体" w:eastAsia="宋体" w:cs="宋体"/>
+          <w:color w:val="000000"/>
+          <w:sz w:val="16"/>
+          <w:szCs w:val="16"/>
+          <w:bdr w:val="none" w:color="auto" w:sz="0" w:space="0"/>
+        </w:rPr>
+        <w:t># 绝对路径启动，指定新端口</w:t>
+      </w:r>
+      <w:r>
+        <w:rPr>
+          <w:rFonts w:ascii="宋体" w:hAnsi="宋体" w:eastAsia="宋体" w:cs="宋体"/>
+          <w:sz w:val="24"/>
+          <w:szCs w:val="24"/>
+        </w:rPr>
+        <w:t xml:space="preserve"> tensorboard </w:t>
+      </w:r>
+      <w:r>
+        <w:rPr>
+          <w:rFonts w:ascii="宋体" w:hAnsi="宋体" w:eastAsia="宋体" w:cs="宋体"/>
+          <w:color w:val="000000"/>
+          <w:sz w:val="16"/>
+          <w:szCs w:val="16"/>
+          <w:bdr w:val="none" w:color="auto" w:sz="0" w:space="0"/>
+        </w:rPr>
+        <w:t>--logdir=</w:t>
+      </w:r>
+      <w:r>
+        <w:rPr>
+          <w:rFonts w:ascii="宋体" w:hAnsi="宋体" w:eastAsia="宋体" w:cs="宋体"/>
+          <w:sz w:val="24"/>
+          <w:szCs w:val="24"/>
+        </w:rPr>
+        <w:t>E:</w:t>
+      </w:r>
+      <w:r>
+        <w:rPr>
+          <w:rFonts w:ascii="宋体" w:hAnsi="宋体" w:eastAsia="宋体" w:cs="宋体"/>
+          <w:color w:val="000000"/>
+          <w:sz w:val="16"/>
+          <w:szCs w:val="16"/>
+          <w:bdr w:val="none" w:color="auto" w:sz="0" w:space="0"/>
+        </w:rPr>
+        <w:t>\</w:t>
+      </w:r>
+      <w:r>
+        <w:rPr>
+          <w:rFonts w:ascii="宋体" w:hAnsi="宋体" w:eastAsia="宋体" w:cs="宋体"/>
+          <w:sz w:val="24"/>
+          <w:szCs w:val="24"/>
+        </w:rPr>
+        <w:t>Unity_data</w:t>
+      </w:r>
+      <w:r>
+        <w:rPr>
+          <w:rFonts w:ascii="宋体" w:hAnsi="宋体" w:eastAsia="宋体" w:cs="宋体"/>
+          <w:color w:val="000000"/>
+          <w:sz w:val="16"/>
+          <w:szCs w:val="16"/>
+          <w:bdr w:val="none" w:color="auto" w:sz="0" w:space="0"/>
+        </w:rPr>
+        <w:t>\</w:t>
+      </w:r>
+      <w:r>
+        <w:rPr>
+          <w:rFonts w:ascii="宋体" w:hAnsi="宋体" w:eastAsia="宋体" w:cs="宋体"/>
+          <w:sz w:val="24"/>
+          <w:szCs w:val="24"/>
+        </w:rPr>
+        <w:t>PPUV-YOLOv8</w:t>
+      </w:r>
+      <w:r>
+        <w:rPr>
+          <w:rFonts w:ascii="宋体" w:hAnsi="宋体" w:eastAsia="宋体" w:cs="宋体"/>
+          <w:color w:val="000000"/>
+          <w:sz w:val="16"/>
+          <w:szCs w:val="16"/>
+          <w:bdr w:val="none" w:color="auto" w:sz="0" w:space="0"/>
+        </w:rPr>
+        <w:t>\</w:t>
+      </w:r>
+      <w:r>
+        <w:rPr>
+          <w:rFonts w:ascii="宋体" w:hAnsi="宋体" w:eastAsia="宋体" w:cs="宋体"/>
+          <w:sz w:val="24"/>
+          <w:szCs w:val="24"/>
+        </w:rPr>
+        <w:t>results</w:t>
+      </w:r>
+      <w:r>
+        <w:rPr>
+          <w:rFonts w:ascii="宋体" w:hAnsi="宋体" w:eastAsia="宋体" w:cs="宋体"/>
+          <w:color w:val="000000"/>
+          <w:sz w:val="16"/>
+          <w:szCs w:val="16"/>
+          <w:bdr w:val="none" w:color="auto" w:sz="0" w:space="0"/>
+        </w:rPr>
+        <w:t>\</w:t>
+      </w:r>
+      <w:r>
+        <w:rPr>
+          <w:rFonts w:ascii="宋体" w:hAnsi="宋体" w:eastAsia="宋体" w:cs="宋体"/>
+          <w:sz w:val="24"/>
+          <w:szCs w:val="24"/>
+        </w:rPr>
+        <w:t xml:space="preserve">usv_ppo_train_001 </w:t>
+      </w:r>
+      <w:r>
+        <w:rPr>
+          <w:rFonts w:ascii="宋体" w:hAnsi="宋体" w:eastAsia="宋体" w:cs="宋体"/>
+          <w:color w:val="000000"/>
+          <w:sz w:val="16"/>
+          <w:szCs w:val="16"/>
+          <w:bdr w:val="none" w:color="auto" w:sz="0" w:space="0"/>
+        </w:rPr>
+        <w:t>--port=6008</w:t>
+      </w:r>
+    </w:p>
+    <w:p>
+      <w:pPr>
+        <w:pStyle w:val="9"/>
+        <w:jc w:val="center"/>
+        <w:rPr>
+          <w:rFonts w:hint="default" w:ascii="宋体" w:hAnsi="宋体" w:eastAsia="宋体" w:cs="宋体"/>
+          <w:color w:val="000000"/>
+          <w:sz w:val="16"/>
+          <w:szCs w:val="16"/>
+          <w:bdr w:val="none" w:color="auto" w:sz="0" w:space="0"/>
+        </w:rPr>
+      </w:pPr>
+      <w:bookmarkStart w:id="1" w:name="_GoBack"/>
+      <w:bookmarkEnd w:id="1"/>
     </w:p>
     <w:p>
       <w:pPr>
@@ -2524,7 +2662,7 @@
     <w:lsdException w:qFormat="1" w:unhideWhenUsed="0" w:uiPriority="0" w:semiHidden="0" w:name="HTML Code"/>
     <w:lsdException w:unhideWhenUsed="0" w:uiPriority="0" w:semiHidden="0" w:name="HTML Definition"/>
     <w:lsdException w:unhideWhenUsed="0" w:uiPriority="0" w:semiHidden="0" w:name="HTML Keyboard"/>
-    <w:lsdException w:unhideWhenUsed="0" w:uiPriority="0" w:semiHidden="0" w:name="HTML Preformatted"/>
+    <w:lsdException w:qFormat="1" w:unhideWhenUsed="0" w:uiPriority="0" w:semiHidden="0" w:name="HTML Preformatted"/>
     <w:lsdException w:unhideWhenUsed="0" w:uiPriority="0" w:semiHidden="0" w:name="HTML Sample"/>
     <w:lsdException w:unhideWhenUsed="0" w:uiPriority="0" w:semiHidden="0" w:name="HTML Typewriter"/>
     <w:lsdException w:unhideWhenUsed="0" w:uiPriority="0" w:semiHidden="0" w:name="HTML Variable"/>
@@ -2730,6 +2868,7 @@
   <w:style w:type="paragraph" w:styleId="3">
     <w:name w:val="HTML Preformatted"/>
     <w:basedOn w:val="1"/>
+    <w:qFormat/>
     <w:uiPriority w:val="0"/>
     <w:pPr>
       <w:tabs>

--- a/文档资料/ML-Agents 模型训练步骤1.docx
+++ b/文档资料/ML-Agents 模型训练步骤1.docx
@@ -4,7 +4,7 @@
   <w:body>
     <w:p>
       <w:pPr>
-        <w:pStyle w:val="4"/>
+        <w:pStyle w:val="5"/>
       </w:pPr>
       <w:r>
         <w:t>ML-Agents 模型训练步骤</w:t>
@@ -12,7 +12,7 @@
     </w:p>
     <w:p>
       <w:pPr>
-        <w:pStyle w:val="9"/>
+        <w:pStyle w:val="10"/>
         <w:rPr>
           <w:rFonts w:hint="eastAsia"/>
           <w:lang w:val="en-US" w:eastAsia="zh-CN"/>
@@ -28,41 +28,99 @@
     </w:p>
     <w:p>
       <w:pPr>
-        <w:pStyle w:val="9"/>
+        <w:pStyle w:val="10"/>
+        <w:rPr>
+          <w:rFonts w:hint="default"/>
+          <w:lang w:val="en-US" w:eastAsia="zh-CN"/>
+        </w:rPr>
+      </w:pPr>
+      <w:r>
         <w:rPr>
           <w:rFonts w:hint="eastAsia"/>
           <w:lang w:val="en-US" w:eastAsia="zh-CN"/>
         </w:rPr>
-      </w:pPr>
+        <w:t xml:space="preserve"> E: &amp;&amp; conda activate mlagents-clean &amp;&amp; cd /d E:\Unity_data\PPUV-YOLOv8 &amp;&amp; set CUDA_VISIBLE_DEVICES=-1 &amp;&amp; </w:t>
+      </w:r>
+      <w:bookmarkStart w:id="0" w:name="OLE_LINK1"/>
       <w:r>
         <w:rPr>
           <w:rFonts w:hint="eastAsia"/>
           <w:lang w:val="en-US" w:eastAsia="zh-CN"/>
         </w:rPr>
-        <w:t xml:space="preserve"> E: &amp;&amp; conda activate mlagents-clean &amp;&amp; cd /d E:\Unity_data\PPUV-YOLOv8 &amp;&amp; set CUDA_VISIBLE_DEVICES=-1 &amp;&amp; </w:t>
-      </w:r>
-      <w:bookmarkStart w:id="0" w:name="OLE_LINK1"/>
+        <w:t>mlagents-learn Assets/config/trainer_config.yaml --run-id=usv_ppo_train_005 --timeout-wait 1800 --num-envs 1</w:t>
+      </w:r>
+      <w:bookmarkEnd w:id="0"/>
       <w:r>
         <w:rPr>
           <w:rFonts w:hint="eastAsia"/>
           <w:lang w:val="en-US" w:eastAsia="zh-CN"/>
         </w:rPr>
-        <w:t>mlagents-learn Assets/config/trainer_config.yaml --run-id=usv_ppo_train_001 --timeout-wait 1800 --num-envs 1</w:t>
-      </w:r>
-      <w:bookmarkEnd w:id="0"/>
-    </w:p>
-    <w:p>
-      <w:pPr>
-        <w:pStyle w:val="9"/>
+        <w:t xml:space="preserve"> --no-graphics</w:t>
+      </w:r>
+    </w:p>
+    <w:p>
+      <w:pPr>
+        <w:pStyle w:val="10"/>
         <w:rPr>
           <w:rFonts w:hint="default"/>
           <w:lang w:val="en-US" w:eastAsia="zh-CN"/>
         </w:rPr>
       </w:pPr>
-    </w:p>
-    <w:p>
-      <w:pPr>
-        <w:pStyle w:val="9"/>
+      <w:r>
+        <w:rPr>
+          <w:rFonts w:hint="eastAsia"/>
+          <w:lang w:val="en-US" w:eastAsia="zh-CN"/>
+        </w:rPr>
+        <w:t>继续上次训练初始化</w:t>
+      </w:r>
+    </w:p>
+    <w:p>
+      <w:pPr>
+        <w:pStyle w:val="10"/>
+        <w:rPr>
+          <w:rFonts w:ascii="Segoe UI Emoji" w:hAnsi="Segoe UI Emoji" w:eastAsia="Segoe UI Emoji" w:cs="Segoe UI Emoji"/>
+          <w:i w:val="0"/>
+          <w:iCs w:val="0"/>
+          <w:caps w:val="0"/>
+          <w:color w:val="000000"/>
+          <w:spacing w:val="0"/>
+          <w:sz w:val="16"/>
+          <w:szCs w:val="16"/>
+        </w:rPr>
+      </w:pPr>
+      <w:r>
+        <w:rPr>
+          <w:rFonts w:ascii="Segoe UI Emoji" w:hAnsi="Segoe UI Emoji" w:eastAsia="Segoe UI Emoji" w:cs="Segoe UI Emoji"/>
+          <w:i w:val="0"/>
+          <w:iCs w:val="0"/>
+          <w:caps w:val="0"/>
+          <w:color w:val="000000"/>
+          <w:spacing w:val="0"/>
+          <w:sz w:val="16"/>
+          <w:szCs w:val="16"/>
+        </w:rPr>
+        <w:t>conda activate mlagents-clean &amp;&amp; cd /d E:\Unity_data\PPUV-YOLOv8 &amp;&amp; set CUDA_VISIBLE_DEVICES=-1 &amp;&amp; mlagents-learn Assets/config/trainer_config.yaml --run-id=usv_ppo_train_005 --initialize-from=usv_ppo_train_004 --timeout-wait 1800 --num-envs 1 --no-graphics</w:t>
+      </w:r>
+    </w:p>
+    <w:p>
+      <w:pPr>
+        <w:pStyle w:val="10"/>
+        <w:rPr>
+          <w:rFonts w:hint="default" w:ascii="Segoe UI Emoji" w:hAnsi="Segoe UI Emoji" w:eastAsia="Segoe UI Emoji" w:cs="Segoe UI Emoji"/>
+          <w:i w:val="0"/>
+          <w:iCs w:val="0"/>
+          <w:caps w:val="0"/>
+          <w:color w:val="000000"/>
+          <w:spacing w:val="0"/>
+          <w:sz w:val="16"/>
+          <w:szCs w:val="16"/>
+          <w:lang w:val="en-US" w:eastAsia="zh-CN"/>
+        </w:rPr>
+      </w:pPr>
+    </w:p>
+    <w:p>
+      <w:pPr>
+        <w:pStyle w:val="10"/>
         <w:rPr>
           <w:color w:val="000000"/>
           <w:sz w:val="16"/>
@@ -154,7 +212,7 @@
     </w:p>
     <w:p>
       <w:pPr>
-        <w:pStyle w:val="3"/>
+        <w:pStyle w:val="4"/>
         <w:keepNext w:val="0"/>
         <w:keepLines w:val="0"/>
         <w:widowControl/>
@@ -175,7 +233,7 @@
       </w:pPr>
       <w:r>
         <w:rPr>
-          <w:rStyle w:val="8"/>
+          <w:rStyle w:val="9"/>
           <w:color w:val="000000"/>
           <w:sz w:val="16"/>
           <w:szCs w:val="16"/>
@@ -217,7 +275,7 @@
       </w:r>
       <w:r>
         <w:rPr>
-          <w:rStyle w:val="8"/>
+          <w:rStyle w:val="9"/>
           <w:color w:val="000000"/>
           <w:sz w:val="16"/>
           <w:szCs w:val="16"/>
@@ -268,7 +326,7 @@
     </w:p>
     <w:p>
       <w:pPr>
-        <w:pStyle w:val="9"/>
+        <w:pStyle w:val="10"/>
         <w:rPr>
           <w:rFonts w:hint="eastAsia" w:ascii="宋体" w:hAnsi="宋体" w:eastAsia="宋体" w:cs="宋体"/>
           <w:sz w:val="24"/>
@@ -279,7 +337,7 @@
     </w:p>
     <w:p>
       <w:pPr>
-        <w:pStyle w:val="9"/>
+        <w:pStyle w:val="10"/>
       </w:pPr>
       <w:r>
         <w:t>以下是启动 ML-Agents 模型训练的具体步骤：</w:t>
@@ -295,7 +353,7 @@
     </w:p>
     <w:p>
       <w:pPr>
-        <w:pStyle w:val="9"/>
+        <w:pStyle w:val="10"/>
       </w:pPr>
       <w:r>
         <w:t>打开 Unity 项目，加载包含无人船智能体和训练场景的场景，点击 **“Play” 按钮 **（保持 Unity Editor 处于运行状态，无需进入游戏模式）。</w:t>
@@ -311,7 +369,7 @@
     </w:p>
     <w:p>
       <w:pPr>
-        <w:pStyle w:val="9"/>
+        <w:pStyle w:val="10"/>
       </w:pPr>
       <w:r>
         <w:t xml:space="preserve">打开 Anaconda Prompt（或已激活 ML-Agents 训练环境的命令行），激活你的训练环境（如 </w:t>
@@ -331,12 +389,12 @@
     </w:p>
     <w:p>
       <w:pPr>
-        <w:pStyle w:val="9"/>
+        <w:pStyle w:val="10"/>
       </w:pPr>
     </w:p>
     <w:tbl>
       <w:tblPr>
-        <w:tblStyle w:val="5"/>
+        <w:tblStyle w:val="6"/>
         <w:tblW w:w="0" w:type="auto"/>
         <w:tblInd w:w="0" w:type="dxa"/>
         <w:tblBorders>
@@ -419,7 +477,7 @@
     </w:p>
     <w:p>
       <w:pPr>
-        <w:pStyle w:val="9"/>
+        <w:pStyle w:val="10"/>
       </w:pPr>
       <w:r>
         <w:t xml:space="preserve">在命令行中，切换到你的 Unity 项目根目录（与 </w:t>
@@ -437,12 +495,12 @@
     </w:p>
     <w:p>
       <w:pPr>
-        <w:pStyle w:val="9"/>
+        <w:pStyle w:val="10"/>
       </w:pPr>
     </w:p>
     <w:tbl>
       <w:tblPr>
-        <w:tblStyle w:val="5"/>
+        <w:tblStyle w:val="6"/>
         <w:tblW w:w="0" w:type="auto"/>
         <w:tblInd w:w="0" w:type="dxa"/>
         <w:tblBorders>
@@ -500,7 +558,7 @@
           </w:tcPr>
           <w:p>
             <w:pPr>
-              <w:pStyle w:val="9"/>
+              <w:pStyle w:val="10"/>
             </w:pPr>
             <w:r>
               <w:t>cd E:\Unity_data\PPUV-YOLOv8</w:t>
@@ -519,7 +577,7 @@
     </w:p>
     <w:p>
       <w:pPr>
-        <w:pStyle w:val="9"/>
+        <w:pStyle w:val="10"/>
       </w:pPr>
       <w:r>
         <w:t xml:space="preserve">运行 </w:t>
@@ -537,7 +595,7 @@
     </w:p>
     <w:tbl>
       <w:tblPr>
-        <w:tblStyle w:val="5"/>
+        <w:tblStyle w:val="6"/>
         <w:tblW w:w="5000" w:type="pct"/>
         <w:tblInd w:w="0" w:type="dxa"/>
         <w:tblBorders>
@@ -569,12 +627,6 @@
             <w:insideH w:val="single" w:color="auto" w:sz="4" w:space="0"/>
             <w:insideV w:val="single" w:color="auto" w:sz="4" w:space="0"/>
           </w:tblBorders>
-          <w:tblCellMar>
-            <w:top w:w="0" w:type="dxa"/>
-            <w:left w:w="10" w:type="dxa"/>
-            <w:bottom w:w="0" w:type="dxa"/>
-            <w:right w:w="10" w:type="dxa"/>
-          </w:tblCellMar>
         </w:tblPrEx>
         <w:tc>
           <w:tcPr>
@@ -649,7 +701,7 @@
           </w:p>
           <w:p>
             <w:pPr>
-              <w:pStyle w:val="9"/>
+              <w:pStyle w:val="10"/>
               <w:rPr>
                 <w:rFonts w:ascii="Segoe UI Emoji" w:hAnsi="Segoe UI Emoji" w:eastAsia="Segoe UI Emoji" w:cs="Segoe UI Emoji"/>
                 <w:i w:val="0"/>
@@ -677,7 +729,7 @@
           </w:p>
           <w:p>
             <w:pPr>
-              <w:pStyle w:val="9"/>
+              <w:pStyle w:val="10"/>
               <w:rPr>
                 <w:rFonts w:ascii="Segoe UI Emoji" w:hAnsi="Segoe UI Emoji" w:eastAsia="Segoe UI Emoji" w:cs="Segoe UI Emoji"/>
                 <w:i w:val="0"/>
@@ -705,7 +757,7 @@
           </w:p>
           <w:p>
             <w:pPr>
-              <w:pStyle w:val="9"/>
+              <w:pStyle w:val="10"/>
               <w:rPr>
                 <w:rFonts w:ascii="Segoe UI Emoji" w:hAnsi="Segoe UI Emoji" w:eastAsia="Segoe UI Emoji" w:cs="Segoe UI Emoji"/>
                 <w:i w:val="0"/>
@@ -736,7 +788,7 @@
     </w:tbl>
     <w:p>
       <w:pPr>
-        <w:pStyle w:val="9"/>
+        <w:pStyle w:val="10"/>
         <w:numPr>
           <w:ilvl w:val="0"/>
           <w:numId w:val="2"/>
@@ -765,7 +817,7 @@
     </w:p>
     <w:p>
       <w:pPr>
-        <w:pStyle w:val="9"/>
+        <w:pStyle w:val="10"/>
         <w:numPr>
           <w:ilvl w:val="0"/>
           <w:numId w:val="2"/>
@@ -784,7 +836,7 @@
     </w:p>
     <w:p>
       <w:pPr>
-        <w:pStyle w:val="9"/>
+        <w:pStyle w:val="10"/>
         <w:numPr>
           <w:ilvl w:val="0"/>
           <w:numId w:val="2"/>
@@ -837,7 +889,7 @@
       </w:r>
       <w:r>
         <w:rPr>
-          <w:rStyle w:val="8"/>
+          <w:rStyle w:val="9"/>
           <w:color w:val="1F2329"/>
           <w:sz w:val="16"/>
           <w:szCs w:val="16"/>
@@ -889,7 +941,7 @@
       </w:r>
       <w:r>
         <w:rPr>
-          <w:rStyle w:val="8"/>
+          <w:rStyle w:val="9"/>
           <w:color w:val="1F2329"/>
           <w:sz w:val="16"/>
           <w:szCs w:val="16"/>
@@ -907,7 +959,7 @@
     </w:p>
     <w:p>
       <w:pPr>
-        <w:pStyle w:val="9"/>
+        <w:pStyle w:val="10"/>
         <w:numPr>
           <w:ilvl w:val="0"/>
           <w:numId w:val="2"/>
@@ -922,7 +974,7 @@
     </w:p>
     <w:p>
       <w:pPr>
-        <w:pStyle w:val="9"/>
+        <w:pStyle w:val="10"/>
         <w:numPr>
           <w:ilvl w:val="0"/>
           <w:numId w:val="0"/>
@@ -935,7 +987,7 @@
     </w:p>
     <w:p>
       <w:pPr>
-        <w:pStyle w:val="9"/>
+        <w:pStyle w:val="10"/>
         <w:numPr>
           <w:ilvl w:val="0"/>
           <w:numId w:val="2"/>
@@ -956,7 +1008,7 @@
     </w:p>
     <w:p>
       <w:pPr>
-        <w:pStyle w:val="9"/>
+        <w:pStyle w:val="10"/>
         <w:numPr>
           <w:ilvl w:val="0"/>
           <w:numId w:val="2"/>
@@ -980,7 +1032,7 @@
     </w:p>
     <w:p>
       <w:pPr>
-        <w:pStyle w:val="9"/>
+        <w:pStyle w:val="10"/>
         <w:numPr>
           <w:ilvl w:val="0"/>
           <w:numId w:val="2"/>
@@ -989,7 +1041,7 @@
     </w:p>
     <w:p>
       <w:pPr>
-        <w:pStyle w:val="9"/>
+        <w:pStyle w:val="10"/>
         <w:numPr>
           <w:ilvl w:val="0"/>
           <w:numId w:val="2"/>
@@ -1001,7 +1053,7 @@
     </w:p>
     <w:p>
       <w:pPr>
-        <w:pStyle w:val="9"/>
+        <w:pStyle w:val="10"/>
         <w:numPr>
           <w:ilvl w:val="0"/>
           <w:numId w:val="2"/>
@@ -1013,7 +1065,7 @@
     </w:p>
     <w:p>
       <w:pPr>
-        <w:pStyle w:val="9"/>
+        <w:pStyle w:val="10"/>
         <w:numPr>
           <w:ilvl w:val="0"/>
           <w:numId w:val="2"/>
@@ -1022,7 +1074,7 @@
     </w:p>
     <w:p>
       <w:pPr>
-        <w:pStyle w:val="9"/>
+        <w:pStyle w:val="10"/>
         <w:numPr>
           <w:ilvl w:val="0"/>
           <w:numId w:val="0"/>
@@ -1035,7 +1087,7 @@
     </w:p>
     <w:p>
       <w:pPr>
-        <w:pStyle w:val="9"/>
+        <w:pStyle w:val="10"/>
         <w:numPr>
           <w:ilvl w:val="0"/>
           <w:numId w:val="0"/>
@@ -1045,7 +1097,7 @@
     </w:p>
     <w:p>
       <w:pPr>
-        <w:pStyle w:val="9"/>
+        <w:pStyle w:val="10"/>
         <w:numPr>
           <w:ilvl w:val="0"/>
           <w:numId w:val="2"/>
@@ -1057,7 +1109,7 @@
     </w:p>
     <w:p>
       <w:pPr>
-        <w:pStyle w:val="9"/>
+        <w:pStyle w:val="10"/>
         <w:numPr>
           <w:ilvl w:val="0"/>
           <w:numId w:val="0"/>
@@ -1068,7 +1120,7 @@
     </w:p>
     <w:p>
       <w:pPr>
-        <w:pStyle w:val="9"/>
+        <w:pStyle w:val="10"/>
         <w:numPr>
           <w:ilvl w:val="0"/>
           <w:numId w:val="0"/>
@@ -1082,7 +1134,7 @@
     </w:p>
     <w:p>
       <w:pPr>
-        <w:pStyle w:val="9"/>
+        <w:pStyle w:val="10"/>
         <w:numPr>
           <w:ilvl w:val="0"/>
           <w:numId w:val="0"/>
@@ -1093,7 +1145,7 @@
     </w:p>
     <w:p>
       <w:pPr>
-        <w:pStyle w:val="9"/>
+        <w:pStyle w:val="10"/>
         <w:numPr>
           <w:ilvl w:val="0"/>
           <w:numId w:val="0"/>
@@ -1116,7 +1168,7 @@
       </w:r>
       <w:r>
         <w:rPr>
-          <w:rStyle w:val="8"/>
+          <w:rStyle w:val="9"/>
           <w:rFonts w:ascii="宋体" w:hAnsi="宋体" w:eastAsia="宋体" w:cs="宋体"/>
           <w:color w:val="000000"/>
           <w:sz w:val="16"/>
@@ -1134,7 +1186,7 @@
       </w:r>
       <w:r>
         <w:rPr>
-          <w:rStyle w:val="8"/>
+          <w:rStyle w:val="9"/>
           <w:rFonts w:ascii="宋体" w:hAnsi="宋体" w:eastAsia="宋体" w:cs="宋体"/>
           <w:color w:val="000000"/>
           <w:sz w:val="16"/>
@@ -1152,7 +1204,7 @@
       </w:r>
       <w:r>
         <w:rPr>
-          <w:rStyle w:val="8"/>
+          <w:rStyle w:val="9"/>
           <w:rFonts w:ascii="宋体" w:hAnsi="宋体" w:eastAsia="宋体" w:cs="宋体"/>
           <w:color w:val="000000"/>
           <w:sz w:val="16"/>
@@ -1171,7 +1223,7 @@
     </w:p>
     <w:p>
       <w:pPr>
-        <w:pStyle w:val="9"/>
+        <w:pStyle w:val="10"/>
         <w:numPr>
           <w:ilvl w:val="0"/>
           <w:numId w:val="0"/>
@@ -1219,7 +1271,7 @@
       </w:r>
       <w:r>
         <w:rPr>
-          <w:rStyle w:val="8"/>
+          <w:rStyle w:val="9"/>
           <w:rFonts w:ascii="宋体" w:hAnsi="宋体" w:eastAsia="宋体" w:cs="宋体"/>
           <w:color w:val="000000"/>
           <w:kern w:val="0"/>
@@ -1242,7 +1294,7 @@
       </w:r>
       <w:r>
         <w:rPr>
-          <w:rStyle w:val="8"/>
+          <w:rStyle w:val="9"/>
           <w:rFonts w:ascii="宋体" w:hAnsi="宋体" w:eastAsia="宋体" w:cs="宋体"/>
           <w:color w:val="000000"/>
           <w:kern w:val="0"/>
@@ -1365,7 +1417,7 @@
     </w:p>
     <w:p>
       <w:pPr>
-        <w:pStyle w:val="9"/>
+        <w:pStyle w:val="10"/>
         <w:numPr>
           <w:ilvl w:val="0"/>
           <w:numId w:val="0"/>
@@ -1389,7 +1441,7 @@
     </w:p>
     <w:p>
       <w:pPr>
-        <w:pStyle w:val="9"/>
+        <w:pStyle w:val="10"/>
       </w:pPr>
       <w:r>
         <w:t>新开一个命令行窗口，激活相同的训练环境后，执行以下命令启动 TensorBoard 监控训练指标：</w:t>
@@ -1397,7 +1449,7 @@
     </w:p>
     <w:p>
       <w:pPr>
-        <w:pStyle w:val="9"/>
+        <w:pStyle w:val="10"/>
       </w:pPr>
       <w:r>
         <w:t>新开命令行窗口</w:t>
@@ -1411,7 +1463,7 @@
     </w:p>
     <w:p>
       <w:pPr>
-        <w:pStyle w:val="9"/>
+        <w:pStyle w:val="10"/>
       </w:pPr>
       <w:r>
         <w:rPr>
@@ -1435,12 +1487,12 @@
     </w:p>
     <w:p>
       <w:pPr>
-        <w:pStyle w:val="9"/>
-      </w:pPr>
-    </w:p>
-    <w:p>
-      <w:pPr>
-        <w:pStyle w:val="9"/>
+        <w:pStyle w:val="10"/>
+      </w:pPr>
+    </w:p>
+    <w:p>
+      <w:pPr>
+        <w:pStyle w:val="10"/>
         <w:tabs>
           <w:tab w:val="center" w:pos="4627"/>
           <w:tab w:val="right" w:pos="9026"/>
@@ -1481,13 +1533,13 @@
     </w:p>
     <w:p>
       <w:pPr>
-        <w:pStyle w:val="9"/>
+        <w:pStyle w:val="10"/>
         <w:jc w:val="right"/>
       </w:pPr>
     </w:p>
     <w:p>
       <w:pPr>
-        <w:pStyle w:val="9"/>
+        <w:pStyle w:val="10"/>
         <w:rPr>
           <w:rFonts w:hint="default"/>
         </w:rPr>
@@ -1501,12 +1553,12 @@
     </w:p>
     <w:p>
       <w:pPr>
-        <w:pStyle w:val="9"/>
-      </w:pPr>
-    </w:p>
-    <w:p>
-      <w:pPr>
-        <w:pStyle w:val="9"/>
+        <w:pStyle w:val="10"/>
+      </w:pPr>
+    </w:p>
+    <w:p>
+      <w:pPr>
+        <w:pStyle w:val="10"/>
         <w:jc w:val="center"/>
         <w:rPr>
           <w:rFonts w:hint="default"/>
@@ -1521,12 +1573,12 @@
     </w:p>
     <w:p>
       <w:pPr>
-        <w:pStyle w:val="9"/>
-      </w:pPr>
-    </w:p>
-    <w:p>
-      <w:pPr>
-        <w:pStyle w:val="9"/>
+        <w:pStyle w:val="10"/>
+      </w:pPr>
+    </w:p>
+    <w:p>
+      <w:pPr>
+        <w:pStyle w:val="10"/>
       </w:pPr>
       <w:r>
         <w:rPr>
@@ -1537,7 +1589,7 @@
     </w:p>
     <w:p>
       <w:pPr>
-        <w:pStyle w:val="9"/>
+        <w:pStyle w:val="10"/>
         <w:jc w:val="center"/>
         <w:rPr>
           <w:rFonts w:hint="default"/>
@@ -1547,37 +1599,41 @@
         <w:rPr>
           <w:rFonts w:hint="default"/>
         </w:rPr>
-        <w:t>tensorboard --logdir results</w:t>
-      </w:r>
-    </w:p>
-    <w:p>
-      <w:pPr>
-        <w:pStyle w:val="9"/>
+        <w:t>tensorboard --logdir</w:t>
+      </w:r>
+    </w:p>
+    <w:p>
+      <w:pPr>
+        <w:pStyle w:val="10"/>
         <w:jc w:val="center"/>
         <w:rPr>
           <w:rFonts w:hint="default"/>
         </w:rPr>
       </w:pPr>
-    </w:p>
-    <w:p>
-      <w:pPr>
-        <w:pStyle w:val="9"/>
+      <w:r>
+        <w:rPr>
+          <w:rFonts w:hint="default"/>
+        </w:rPr>
+        <w:t xml:space="preserve"> results</w:t>
+      </w:r>
+    </w:p>
+    <w:p>
+      <w:pPr>
+        <w:pStyle w:val="10"/>
         <w:jc w:val="center"/>
         <w:rPr>
           <w:rFonts w:ascii="宋体" w:hAnsi="宋体" w:eastAsia="宋体" w:cs="宋体"/>
           <w:color w:val="000000"/>
           <w:sz w:val="16"/>
           <w:szCs w:val="16"/>
-          <w:bdr w:val="none" w:color="auto" w:sz="0" w:space="0"/>
-        </w:rPr>
-      </w:pPr>
-      <w:r>
-        <w:rPr>
-          <w:rFonts w:ascii="宋体" w:hAnsi="宋体" w:eastAsia="宋体" w:cs="宋体"/>
-          <w:color w:val="000000"/>
-          <w:sz w:val="16"/>
-          <w:szCs w:val="16"/>
-          <w:bdr w:val="none" w:color="auto" w:sz="0" w:space="0"/>
+        </w:rPr>
+      </w:pPr>
+      <w:r>
+        <w:rPr>
+          <w:rFonts w:ascii="宋体" w:hAnsi="宋体" w:eastAsia="宋体" w:cs="宋体"/>
+          <w:color w:val="000000"/>
+          <w:sz w:val="16"/>
+          <w:szCs w:val="16"/>
         </w:rPr>
         <w:t># 绝对路径启动，指定新端口</w:t>
       </w:r>
@@ -1595,7 +1651,6 @@
           <w:color w:val="000000"/>
           <w:sz w:val="16"/>
           <w:szCs w:val="16"/>
-          <w:bdr w:val="none" w:color="auto" w:sz="0" w:space="0"/>
         </w:rPr>
         <w:t>--logdir=</w:t>
       </w:r>
@@ -1613,7 +1668,6 @@
           <w:color w:val="000000"/>
           <w:sz w:val="16"/>
           <w:szCs w:val="16"/>
-          <w:bdr w:val="none" w:color="auto" w:sz="0" w:space="0"/>
         </w:rPr>
         <w:t>\</w:t>
       </w:r>
@@ -1631,7 +1685,6 @@
           <w:color w:val="000000"/>
           <w:sz w:val="16"/>
           <w:szCs w:val="16"/>
-          <w:bdr w:val="none" w:color="auto" w:sz="0" w:space="0"/>
         </w:rPr>
         <w:t>\</w:t>
       </w:r>
@@ -1649,7 +1702,6 @@
           <w:color w:val="000000"/>
           <w:sz w:val="16"/>
           <w:szCs w:val="16"/>
-          <w:bdr w:val="none" w:color="auto" w:sz="0" w:space="0"/>
         </w:rPr>
         <w:t>\</w:t>
       </w:r>
@@ -1667,7 +1719,6 @@
           <w:color w:val="000000"/>
           <w:sz w:val="16"/>
           <w:szCs w:val="16"/>
-          <w:bdr w:val="none" w:color="auto" w:sz="0" w:space="0"/>
         </w:rPr>
         <w:t>\</w:t>
       </w:r>
@@ -1677,87 +1728,396 @@
           <w:sz w:val="24"/>
           <w:szCs w:val="24"/>
         </w:rPr>
-        <w:t xml:space="preserve">usv_ppo_train_001 </w:t>
-      </w:r>
-      <w:r>
-        <w:rPr>
-          <w:rFonts w:ascii="宋体" w:hAnsi="宋体" w:eastAsia="宋体" w:cs="宋体"/>
-          <w:color w:val="000000"/>
-          <w:sz w:val="16"/>
-          <w:szCs w:val="16"/>
-          <w:bdr w:val="none" w:color="auto" w:sz="0" w:space="0"/>
+        <w:t>usv_ppo_train_00</w:t>
+      </w:r>
+      <w:r>
+        <w:rPr>
+          <w:rFonts w:hint="eastAsia" w:ascii="宋体" w:hAnsi="宋体" w:eastAsia="宋体" w:cs="宋体"/>
+          <w:sz w:val="24"/>
+          <w:szCs w:val="24"/>
+          <w:lang w:val="en-US" w:eastAsia="zh-CN"/>
+        </w:rPr>
+        <w:t>5</w:t>
+      </w:r>
+      <w:r>
+        <w:rPr>
+          <w:rFonts w:ascii="宋体" w:hAnsi="宋体" w:eastAsia="宋体" w:cs="宋体"/>
+          <w:sz w:val="24"/>
+          <w:szCs w:val="24"/>
+        </w:rPr>
+        <w:t xml:space="preserve"> </w:t>
+      </w:r>
+      <w:r>
+        <w:rPr>
+          <w:rFonts w:ascii="宋体" w:hAnsi="宋体" w:eastAsia="宋体" w:cs="宋体"/>
+          <w:color w:val="000000"/>
+          <w:sz w:val="16"/>
+          <w:szCs w:val="16"/>
         </w:rPr>
         <w:t>--port=6008</w:t>
       </w:r>
     </w:p>
     <w:p>
       <w:pPr>
-        <w:pStyle w:val="9"/>
+        <w:pStyle w:val="10"/>
         <w:jc w:val="center"/>
         <w:rPr>
+          <w:rFonts w:ascii="宋体" w:hAnsi="宋体" w:eastAsia="宋体" w:cs="宋体"/>
+          <w:color w:val="000000"/>
+          <w:sz w:val="16"/>
+          <w:szCs w:val="16"/>
+        </w:rPr>
+      </w:pPr>
+    </w:p>
+    <w:p>
+      <w:pPr>
+        <w:pStyle w:val="10"/>
+        <w:jc w:val="center"/>
+        <w:rPr>
+          <w:rFonts w:hint="eastAsia" w:ascii="宋体" w:hAnsi="宋体" w:eastAsia="宋体" w:cs="宋体"/>
+          <w:color w:val="000000"/>
+          <w:sz w:val="16"/>
+          <w:szCs w:val="16"/>
+          <w:lang w:val="en-US" w:eastAsia="zh-CN"/>
+        </w:rPr>
+      </w:pPr>
+      <w:r>
+        <w:rPr>
+          <w:rFonts w:hint="eastAsia" w:ascii="宋体" w:hAnsi="宋体" w:eastAsia="宋体" w:cs="宋体"/>
+          <w:color w:val="000000"/>
+          <w:sz w:val="16"/>
+          <w:szCs w:val="16"/>
+        </w:rPr>
+        <w:t>tensorboard --logdir=results/usv_ppo_train_00</w:t>
+      </w:r>
+      <w:r>
+        <w:rPr>
+          <w:rFonts w:hint="eastAsia" w:ascii="宋体" w:hAnsi="宋体" w:eastAsia="宋体" w:cs="宋体"/>
+          <w:color w:val="000000"/>
+          <w:sz w:val="16"/>
+          <w:szCs w:val="16"/>
+          <w:lang w:val="en-US" w:eastAsia="zh-CN"/>
+        </w:rPr>
+        <w:t>5</w:t>
+      </w:r>
+    </w:p>
+    <w:p>
+      <w:pPr>
+        <w:pStyle w:val="10"/>
+        <w:jc w:val="center"/>
+        <w:rPr>
+          <w:rFonts w:ascii="宋体" w:hAnsi="宋体" w:eastAsia="宋体" w:cs="宋体"/>
+          <w:color w:val="000000"/>
+          <w:sz w:val="16"/>
+          <w:szCs w:val="16"/>
+        </w:rPr>
+      </w:pPr>
+    </w:p>
+    <w:p>
+      <w:pPr>
+        <w:pStyle w:val="10"/>
+        <w:rPr>
+          <w:rFonts w:hint="eastAsia"/>
+          <w:lang w:val="en-US" w:eastAsia="zh-CN"/>
+        </w:rPr>
+      </w:pPr>
+      <w:r>
+        <w:rPr>
+          <w:rFonts w:hint="eastAsia"/>
+          <w:lang w:val="en-US" w:eastAsia="zh-CN"/>
+        </w:rPr>
+        <w:t>查看训练好的模型：</w:t>
+      </w:r>
+    </w:p>
+    <w:p>
+      <w:pPr>
+        <w:pStyle w:val="10"/>
+        <w:jc w:val="center"/>
+        <w:rPr>
           <w:rFonts w:hint="default" w:ascii="宋体" w:hAnsi="宋体" w:eastAsia="宋体" w:cs="宋体"/>
           <w:color w:val="000000"/>
           <w:sz w:val="16"/>
           <w:szCs w:val="16"/>
-          <w:bdr w:val="none" w:color="auto" w:sz="0" w:space="0"/>
-        </w:rPr>
-      </w:pPr>
+          <w:lang w:val="en-US" w:eastAsia="zh-CN"/>
+        </w:rPr>
+      </w:pPr>
+      <w:r>
+        <w:rPr>
+          <w:rFonts w:ascii="宋体" w:hAnsi="宋体" w:eastAsia="宋体" w:cs="宋体"/>
+          <w:sz w:val="24"/>
+          <w:szCs w:val="24"/>
+        </w:rPr>
+        <w:t xml:space="preserve">tensorboard </w:t>
+      </w:r>
+      <w:r>
+        <w:rPr>
+          <w:rFonts w:ascii="宋体" w:hAnsi="宋体" w:eastAsia="宋体" w:cs="宋体"/>
+          <w:color w:val="000000"/>
+          <w:sz w:val="16"/>
+          <w:szCs w:val="16"/>
+        </w:rPr>
+        <w:t>--logdir=</w:t>
+      </w:r>
+      <w:r>
+        <w:rPr>
+          <w:rFonts w:ascii="宋体" w:hAnsi="宋体" w:eastAsia="宋体" w:cs="宋体"/>
+          <w:sz w:val="24"/>
+          <w:szCs w:val="24"/>
+        </w:rPr>
+        <w:t>E:</w:t>
+      </w:r>
+      <w:r>
+        <w:rPr>
+          <w:rFonts w:ascii="宋体" w:hAnsi="宋体" w:eastAsia="宋体" w:cs="宋体"/>
+          <w:color w:val="000000"/>
+          <w:sz w:val="16"/>
+          <w:szCs w:val="16"/>
+        </w:rPr>
+        <w:t>\</w:t>
+      </w:r>
+      <w:r>
+        <w:rPr>
+          <w:rFonts w:ascii="宋体" w:hAnsi="宋体" w:eastAsia="宋体" w:cs="宋体"/>
+          <w:sz w:val="24"/>
+          <w:szCs w:val="24"/>
+        </w:rPr>
+        <w:t>Unity_data</w:t>
+      </w:r>
+      <w:r>
+        <w:rPr>
+          <w:rFonts w:ascii="宋体" w:hAnsi="宋体" w:eastAsia="宋体" w:cs="宋体"/>
+          <w:color w:val="000000"/>
+          <w:sz w:val="16"/>
+          <w:szCs w:val="16"/>
+        </w:rPr>
+        <w:t>\</w:t>
+      </w:r>
+      <w:r>
+        <w:rPr>
+          <w:rFonts w:ascii="宋体" w:hAnsi="宋体" w:eastAsia="宋体" w:cs="宋体"/>
+          <w:sz w:val="24"/>
+          <w:szCs w:val="24"/>
+        </w:rPr>
+        <w:t>PPUV-YOLOv8</w:t>
+      </w:r>
+      <w:r>
+        <w:rPr>
+          <w:rFonts w:ascii="宋体" w:hAnsi="宋体" w:eastAsia="宋体" w:cs="宋体"/>
+          <w:color w:val="000000"/>
+          <w:sz w:val="16"/>
+          <w:szCs w:val="16"/>
+        </w:rPr>
+        <w:t>\</w:t>
+      </w:r>
+      <w:r>
+        <w:rPr>
+          <w:rFonts w:ascii="宋体" w:hAnsi="宋体" w:eastAsia="宋体" w:cs="宋体"/>
+          <w:sz w:val="24"/>
+          <w:szCs w:val="24"/>
+        </w:rPr>
+        <w:t>results</w:t>
+      </w:r>
+      <w:r>
+        <w:rPr>
+          <w:rFonts w:ascii="宋体" w:hAnsi="宋体" w:eastAsia="宋体" w:cs="宋体"/>
+          <w:color w:val="000000"/>
+          <w:sz w:val="16"/>
+          <w:szCs w:val="16"/>
+        </w:rPr>
+        <w:t>\</w:t>
+      </w:r>
+      <w:r>
+        <w:rPr>
+          <w:rFonts w:ascii="宋体" w:hAnsi="宋体" w:eastAsia="宋体" w:cs="宋体"/>
+          <w:sz w:val="24"/>
+          <w:szCs w:val="24"/>
+        </w:rPr>
+        <w:t>usv_ppo_train_002</w:t>
+      </w:r>
+      <w:r>
+        <w:rPr>
+          <w:rFonts w:ascii="宋体" w:hAnsi="宋体" w:eastAsia="宋体" w:cs="宋体"/>
+          <w:color w:val="000000"/>
+          <w:sz w:val="16"/>
+          <w:szCs w:val="16"/>
+        </w:rPr>
+        <w:t>\</w:t>
+      </w:r>
+      <w:r>
+        <w:rPr>
+          <w:rFonts w:ascii="宋体" w:hAnsi="宋体" w:eastAsia="宋体" w:cs="宋体"/>
+          <w:sz w:val="24"/>
+          <w:szCs w:val="24"/>
+        </w:rPr>
+        <w:t xml:space="preserve">USV_GlobalRLAgent </w:t>
+      </w:r>
+      <w:r>
+        <w:rPr>
+          <w:rFonts w:ascii="宋体" w:hAnsi="宋体" w:eastAsia="宋体" w:cs="宋体"/>
+          <w:color w:val="000000"/>
+          <w:sz w:val="16"/>
+          <w:szCs w:val="16"/>
+        </w:rPr>
+        <w:t>--port=6008</w:t>
+      </w:r>
+    </w:p>
+    <w:p>
+      <w:pPr>
+        <w:pStyle w:val="10"/>
+        <w:jc w:val="center"/>
+        <w:rPr>
+          <w:rFonts w:hint="default" w:ascii="宋体" w:hAnsi="宋体" w:eastAsia="宋体" w:cs="宋体"/>
+          <w:color w:val="000000"/>
+          <w:sz w:val="16"/>
+          <w:szCs w:val="16"/>
+        </w:rPr>
+      </w:pPr>
+    </w:p>
+    <w:p>
+      <w:pPr>
+        <w:pStyle w:val="10"/>
+        <w:jc w:val="both"/>
+        <w:rPr>
+          <w:rFonts w:hint="default"/>
+        </w:rPr>
+      </w:pPr>
+      <w:r>
+        <w:rPr>
+          <w:rFonts w:hint="default"/>
+        </w:rPr>
+        <w:t>访问监控页面：</w:t>
+      </w:r>
+    </w:p>
+    <w:p>
+      <w:pPr>
+        <w:pStyle w:val="10"/>
+        <w:jc w:val="both"/>
+        <w:rPr>
+          <w:rFonts w:hint="default"/>
+        </w:rPr>
+      </w:pPr>
+      <w:r>
+        <w:rPr>
+          <w:rFonts w:hint="default"/>
+        </w:rPr>
+        <w:t>命令执行后，终端会输出访问地址（通常是 http://localhost:6006/）。</w:t>
+      </w:r>
+    </w:p>
+    <w:p>
+      <w:pPr>
+        <w:pStyle w:val="10"/>
+        <w:jc w:val="both"/>
+      </w:pPr>
+      <w:r>
+        <w:rPr>
+          <w:rFonts w:hint="default"/>
+        </w:rPr>
+        <w:t>打开浏览器，输入该地址，即可看到训练实时指标。</w:t>
+      </w:r>
+    </w:p>
+    <w:p>
+      <w:pPr>
+        <w:pStyle w:val="10"/>
+      </w:pPr>
+      <w:r>
+        <w:t>然后在浏览器中访问输出的网址，可查看奖励曲线、训练步数等关键数据。</w:t>
+      </w:r>
+    </w:p>
+    <w:p>
+      <w:pPr>
+        <w:pStyle w:val="10"/>
+      </w:pPr>
+    </w:p>
+    <w:p>
+      <w:pPr>
+        <w:pStyle w:val="10"/>
+        <w:jc w:val="both"/>
+        <w:rPr>
+          <w:rFonts w:hint="default"/>
+          <w:lang w:val="en-US" w:eastAsia="zh-CN"/>
+        </w:rPr>
+      </w:pPr>
+      <w:r>
+        <w:rPr>
+          <w:rFonts w:hint="eastAsia"/>
+          <w:lang w:val="en-US" w:eastAsia="zh-CN"/>
+        </w:rPr>
+        <w:t>图表：</w:t>
+      </w:r>
+    </w:p>
+    <w:p>
+      <w:pPr>
+        <w:pStyle w:val="10"/>
+        <w:jc w:val="both"/>
+        <w:rPr>
+          <w:rFonts w:hint="default"/>
+        </w:rPr>
+      </w:pPr>
+      <w:r>
+        <w:rPr>
+          <w:rFonts w:hint="default"/>
+        </w:rPr>
+        <w:t>方法 1：检查 TensorBoard 标签显示</w:t>
+      </w:r>
+    </w:p>
+    <w:p>
+      <w:pPr>
+        <w:pStyle w:val="10"/>
+        <w:jc w:val="both"/>
+        <w:rPr>
+          <w:rFonts w:hint="default"/>
+        </w:rPr>
+      </w:pPr>
+      <w:r>
+        <w:rPr>
+          <w:rFonts w:hint="eastAsia"/>
+          <w:lang w:val="en-US" w:eastAsia="zh-CN"/>
+        </w:rPr>
+        <w:t>1、</w:t>
+      </w:r>
+      <w:r>
+        <w:rPr>
+          <w:rFonts w:hint="default"/>
+        </w:rPr>
+        <w:t>在 TensorBoard 左侧 Filter tags 输入框，输入 Policy/ 或 Entropy 等关键词</w:t>
+      </w:r>
+    </w:p>
+    <w:p>
+      <w:pPr>
+        <w:pStyle w:val="10"/>
+        <w:jc w:val="both"/>
+        <w:rPr>
+          <w:rFonts w:hint="default"/>
+        </w:rPr>
+      </w:pPr>
+      <w:r>
+        <w:rPr>
+          <w:rFonts w:hint="eastAsia"/>
+          <w:lang w:val="en-US" w:eastAsia="zh-CN"/>
+        </w:rPr>
+        <w:t>2、</w:t>
+      </w:r>
       <w:bookmarkStart w:id="1" w:name="_GoBack"/>
       <w:bookmarkEnd w:id="1"/>
-    </w:p>
-    <w:p>
-      <w:pPr>
-        <w:pStyle w:val="9"/>
+      <w:r>
+        <w:rPr>
+          <w:rFonts w:hint="default"/>
+        </w:rPr>
+        <w:t>确保所有相关 tag 都被勾选，避免被过滤掉</w:t>
+      </w:r>
+    </w:p>
+    <w:p>
+      <w:pPr>
+        <w:pStyle w:val="10"/>
         <w:jc w:val="both"/>
         <w:rPr>
           <w:rFonts w:hint="default"/>
         </w:rPr>
       </w:pPr>
-      <w:r>
-        <w:rPr>
-          <w:rFonts w:hint="default"/>
-        </w:rPr>
-        <w:t>访问监控页面：</w:t>
-      </w:r>
-    </w:p>
-    <w:p>
-      <w:pPr>
-        <w:pStyle w:val="9"/>
-        <w:jc w:val="both"/>
-        <w:rPr>
-          <w:rFonts w:hint="default"/>
-        </w:rPr>
-      </w:pPr>
-      <w:r>
-        <w:rPr>
-          <w:rFonts w:hint="default"/>
-        </w:rPr>
-        <w:t>命令执行后，终端会输出访问地址（通常是 http://localhost:6006/）。</w:t>
-      </w:r>
-    </w:p>
-    <w:p>
-      <w:pPr>
-        <w:pStyle w:val="9"/>
-        <w:jc w:val="both"/>
-      </w:pPr>
-      <w:r>
-        <w:rPr>
-          <w:rFonts w:hint="default"/>
-        </w:rPr>
-        <w:t>打开浏览器，输入该地址，即可看到训练实时指标。</w:t>
-      </w:r>
-    </w:p>
-    <w:p>
-      <w:pPr>
-        <w:pStyle w:val="9"/>
-      </w:pPr>
-      <w:r>
-        <w:t>然后在浏览器中访问输出的网址，可查看奖励曲线、训练步数等关键数据。</w:t>
-      </w:r>
-    </w:p>
-    <w:p>
-      <w:pPr>
-        <w:pStyle w:val="9"/>
+    </w:p>
+    <w:p>
+      <w:pPr>
+        <w:pStyle w:val="10"/>
       </w:pPr>
     </w:p>
     <w:p>
@@ -1839,7 +2199,7 @@
     </w:p>
     <w:p>
       <w:pPr>
-        <w:pStyle w:val="9"/>
+        <w:pStyle w:val="10"/>
       </w:pPr>
       <w:r>
         <w:t>训练完成后，模型文件（</w:t>
@@ -1887,7 +2247,7 @@
     </w:p>
     <w:p>
       <w:pPr>
-        <w:pStyle w:val="9"/>
+        <w:pStyle w:val="10"/>
       </w:pPr>
       <w:r>
         <w:drawing>
@@ -1956,7 +2316,7 @@
     </w:p>
     <w:p>
       <w:pPr>
-        <w:pStyle w:val="10"/>
+        <w:pStyle w:val="11"/>
         <w:pBdr>
           <w:left w:val="single" w:color="BBBFC4" w:sz="18" w:space="0"/>
         </w:pBdr>
@@ -2007,7 +2367,7 @@
     </w:p>
     <w:p>
       <w:pPr>
-        <w:pStyle w:val="10"/>
+        <w:pStyle w:val="11"/>
         <w:pBdr>
           <w:left w:val="single" w:color="BBBFC4" w:sz="18" w:space="0"/>
         </w:pBdr>
@@ -2058,7 +2418,7 @@
     </w:p>
     <w:p>
       <w:pPr>
-        <w:pStyle w:val="10"/>
+        <w:pStyle w:val="11"/>
         <w:pBdr>
           <w:left w:val="single" w:color="BBBFC4" w:sz="18" w:space="0"/>
         </w:pBdr>
@@ -2077,7 +2437,7 @@
     </w:p>
     <w:p>
       <w:pPr>
-        <w:pStyle w:val="9"/>
+        <w:pStyle w:val="10"/>
       </w:pPr>
     </w:p>
     <w:p/>
@@ -2845,13 +3205,35 @@
       <w:szCs w:val="30"/>
     </w:rPr>
   </w:style>
-  <w:style w:type="character" w:default="1" w:styleId="6">
+  <w:style w:type="paragraph" w:styleId="3">
+    <w:name w:val="heading 4"/>
+    <w:basedOn w:val="1"/>
+    <w:next w:val="1"/>
+    <w:semiHidden/>
+    <w:unhideWhenUsed/>
+    <w:qFormat/>
+    <w:uiPriority w:val="0"/>
+    <w:pPr>
+      <w:spacing w:before="0" w:beforeAutospacing="1" w:after="0" w:afterAutospacing="1"/>
+      <w:jc w:val="left"/>
+    </w:pPr>
+    <w:rPr>
+      <w:rFonts w:hint="eastAsia" w:ascii="宋体" w:hAnsi="宋体" w:eastAsia="宋体" w:cs="宋体"/>
+      <w:b/>
+      <w:bCs/>
+      <w:kern w:val="0"/>
+      <w:sz w:val="24"/>
+      <w:szCs w:val="24"/>
+      <w:lang w:val="en-US" w:eastAsia="zh-CN" w:bidi="ar"/>
+    </w:rPr>
+  </w:style>
+  <w:style w:type="character" w:default="1" w:styleId="7">
     <w:name w:val="Default Paragraph Font"/>
     <w:semiHidden/>
     <w:qFormat/>
     <w:uiPriority w:val="0"/>
   </w:style>
-  <w:style w:type="table" w:default="1" w:styleId="5">
+  <w:style w:type="table" w:default="1" w:styleId="6">
     <w:name w:val="Normal Table"/>
     <w:semiHidden/>
     <w:qFormat/>
@@ -2865,7 +3247,7 @@
       </w:tblCellMar>
     </w:tblPr>
   </w:style>
-  <w:style w:type="paragraph" w:styleId="3">
+  <w:style w:type="paragraph" w:styleId="4">
     <w:name w:val="HTML Preformatted"/>
     <w:basedOn w:val="1"/>
     <w:qFormat/>
@@ -2899,7 +3281,7 @@
       <w:lang w:val="en-US" w:eastAsia="zh-CN" w:bidi="ar"/>
     </w:rPr>
   </w:style>
-  <w:style w:type="paragraph" w:styleId="4">
+  <w:style w:type="paragraph" w:styleId="5">
     <w:name w:val="Title"/>
     <w:qFormat/>
     <w:uiPriority w:val="0"/>
@@ -2915,18 +3297,18 @@
       <w:szCs w:val="52"/>
     </w:rPr>
   </w:style>
-  <w:style w:type="character" w:styleId="7">
+  <w:style w:type="character" w:styleId="8">
     <w:name w:val="Strong"/>
-    <w:basedOn w:val="6"/>
+    <w:basedOn w:val="7"/>
     <w:qFormat/>
     <w:uiPriority w:val="0"/>
     <w:rPr>
       <w:b/>
     </w:rPr>
   </w:style>
-  <w:style w:type="character" w:styleId="8">
+  <w:style w:type="character" w:styleId="9">
     <w:name w:val="HTML Code"/>
-    <w:basedOn w:val="6"/>
+    <w:basedOn w:val="7"/>
     <w:qFormat/>
     <w:uiPriority w:val="0"/>
     <w:rPr>
@@ -2934,7 +3316,7 @@
       <w:sz w:val="20"/>
     </w:rPr>
   </w:style>
-  <w:style w:type="paragraph" w:customStyle="1" w:styleId="9">
+  <w:style w:type="paragraph" w:customStyle="1" w:styleId="10">
     <w:name w:val="_Style 13"/>
     <w:qFormat/>
     <w:uiPriority w:val="0"/>
@@ -2949,7 +3331,7 @@
       <w:szCs w:val="22"/>
     </w:rPr>
   </w:style>
-  <w:style w:type="paragraph" w:customStyle="1" w:styleId="10">
+  <w:style w:type="paragraph" w:customStyle="1" w:styleId="11">
     <w:name w:val="_Style 14"/>
     <w:qFormat/>
     <w:uiPriority w:val="0"/>

--- a/文档资料/ML-Agents 模型训练步骤1.docx
+++ b/文档资料/ML-Agents 模型训练步骤1.docx
@@ -99,7 +99,61 @@
           <w:sz w:val="16"/>
           <w:szCs w:val="16"/>
         </w:rPr>
-        <w:t>conda activate mlagents-clean &amp;&amp; cd /d E:\Unity_data\PPUV-YOLOv8 &amp;&amp; set CUDA_VISIBLE_DEVICES=-1 &amp;&amp; mlagents-learn Assets/config/trainer_config.yaml --run-id=usv_ppo_train_005 --initialize-from=usv_ppo_train_004 --timeout-wait 1800 --num-envs 1 --no-graphics</w:t>
+        <w:t>conda activate mlagents-clean &amp;&amp; cd /d E:\Unity_data\PPUV-YOLOv8 &amp;&amp; set CUDA_VISIBLE_DEVICES=-1 &amp;&amp; mlagents-learn Assets/config/trainer_config.yaml --run-id=usv_ppo_train_00</w:t>
+      </w:r>
+      <w:r>
+        <w:rPr>
+          <w:rFonts w:hint="eastAsia" w:ascii="Segoe UI Emoji" w:hAnsi="Segoe UI Emoji" w:eastAsia="宋体" w:cs="Segoe UI Emoji"/>
+          <w:i w:val="0"/>
+          <w:iCs w:val="0"/>
+          <w:caps w:val="0"/>
+          <w:color w:val="000000"/>
+          <w:spacing w:val="0"/>
+          <w:sz w:val="16"/>
+          <w:szCs w:val="16"/>
+          <w:lang w:val="en-US" w:eastAsia="zh-CN"/>
+        </w:rPr>
+        <w:t>6</w:t>
+      </w:r>
+      <w:r>
+        <w:rPr>
+          <w:rFonts w:ascii="Segoe UI Emoji" w:hAnsi="Segoe UI Emoji" w:eastAsia="Segoe UI Emoji" w:cs="Segoe UI Emoji"/>
+          <w:i w:val="0"/>
+          <w:iCs w:val="0"/>
+          <w:caps w:val="0"/>
+          <w:color w:val="000000"/>
+          <w:spacing w:val="0"/>
+          <w:sz w:val="16"/>
+          <w:szCs w:val="16"/>
+        </w:rPr>
+        <w:t xml:space="preserve"> --initialize-from=usv_ppo_train_00</w:t>
+      </w:r>
+      <w:r>
+        <w:rPr>
+          <w:rFonts w:hint="eastAsia" w:ascii="Segoe UI Emoji" w:hAnsi="Segoe UI Emoji" w:eastAsia="宋体" w:cs="Segoe UI Emoji"/>
+          <w:i w:val="0"/>
+          <w:iCs w:val="0"/>
+          <w:caps w:val="0"/>
+          <w:color w:val="000000"/>
+          <w:spacing w:val="0"/>
+          <w:sz w:val="16"/>
+          <w:szCs w:val="16"/>
+          <w:lang w:val="en-US" w:eastAsia="zh-CN"/>
+        </w:rPr>
+        <w:t>5</w:t>
+      </w:r>
+      <w:r>
+        <w:rPr>
+          <w:rFonts w:ascii="Segoe UI Emoji" w:hAnsi="Segoe UI Emoji" w:eastAsia="Segoe UI Emoji" w:cs="Segoe UI Emoji"/>
+          <w:i w:val="0"/>
+          <w:iCs w:val="0"/>
+          <w:caps w:val="0"/>
+          <w:color w:val="000000"/>
+          <w:spacing w:val="0"/>
+          <w:sz w:val="16"/>
+          <w:szCs w:val="16"/>
+        </w:rPr>
+        <w:t xml:space="preserve"> --timeout-wait 1800 --num-envs 1 --no-graphics</w:t>
       </w:r>
     </w:p>
     <w:p>
@@ -1555,6 +1609,8 @@
       <w:pPr>
         <w:pStyle w:val="10"/>
       </w:pPr>
+      <w:bookmarkStart w:id="1" w:name="_GoBack"/>
+      <w:bookmarkEnd w:id="1"/>
     </w:p>
     <w:p>
       <w:pPr>
@@ -1798,7 +1854,7 @@
           <w:szCs w:val="16"/>
           <w:lang w:val="en-US" w:eastAsia="zh-CN"/>
         </w:rPr>
-        <w:t>5</w:t>
+        <w:t>6</w:t>
       </w:r>
     </w:p>
     <w:p>
@@ -2097,8 +2153,6 @@
         </w:rPr>
         <w:t>2、</w:t>
       </w:r>
-      <w:bookmarkStart w:id="1" w:name="_GoBack"/>
-      <w:bookmarkEnd w:id="1"/>
       <w:r>
         <w:rPr>
           <w:rFonts w:hint="default"/>

--- a/文档资料/ML-Agents 模型训练步骤1.docx
+++ b/文档资料/ML-Agents 模型训练步骤1.docx
@@ -47,7 +47,7 @@
           <w:rFonts w:hint="eastAsia"/>
           <w:lang w:val="en-US" w:eastAsia="zh-CN"/>
         </w:rPr>
-        <w:t>mlagents-learn Assets/config/trainer_config.yaml --run-id=usv_ppo_train_005 --timeout-wait 1800 --num-envs 1</w:t>
+        <w:t>mlagents-learn Assets/config/trainer_config.yaml --run-id=usv_ppo_train_011 --timeout-wait 1800 --num-envs 1</w:t>
       </w:r>
       <w:bookmarkEnd w:id="0"/>
       <w:r>
@@ -90,6 +90,20 @@
       </w:pPr>
       <w:r>
         <w:rPr>
+          <w:rFonts w:hint="eastAsia" w:ascii="Segoe UI Emoji" w:hAnsi="Segoe UI Emoji" w:eastAsia="Segoe UI Emoji" w:cs="Segoe UI Emoji"/>
+          <w:i w:val="0"/>
+          <w:iCs w:val="0"/>
+          <w:caps w:val="0"/>
+          <w:color w:val="000000"/>
+          <w:spacing w:val="0"/>
+          <w:sz w:val="16"/>
+          <w:szCs w:val="16"/>
+          <w:lang w:val="en-US" w:eastAsia="zh-CN"/>
+        </w:rPr>
+        <w:t xml:space="preserve"> E: &amp;&amp;</w:t>
+      </w:r>
+      <w:r>
+        <w:rPr>
           <w:rFonts w:ascii="Segoe UI Emoji" w:hAnsi="Segoe UI Emoji" w:eastAsia="Segoe UI Emoji" w:cs="Segoe UI Emoji"/>
           <w:i w:val="0"/>
           <w:iCs w:val="0"/>
@@ -113,7 +127,7 @@
           <w:szCs w:val="16"/>
           <w:lang w:val="en-US" w:eastAsia="zh-CN"/>
         </w:rPr>
-        <w:t>6</w:t>
+        <w:t>9</w:t>
       </w:r>
       <w:r>
         <w:rPr>
@@ -140,7 +154,7 @@
           <w:szCs w:val="16"/>
           <w:lang w:val="en-US" w:eastAsia="zh-CN"/>
         </w:rPr>
-        <w:t>5</w:t>
+        <w:t>6</w:t>
       </w:r>
       <w:r>
         <w:rPr>
@@ -154,6 +168,227 @@
           <w:szCs w:val="16"/>
         </w:rPr>
         <w:t xml:space="preserve"> --timeout-wait 1800 --num-envs 1 --no-graphics</w:t>
+      </w:r>
+    </w:p>
+    <w:p>
+      <w:pPr>
+        <w:pStyle w:val="10"/>
+        <w:rPr>
+          <w:rFonts w:hint="default" w:ascii="Segoe UI Emoji" w:hAnsi="Segoe UI Emoji" w:eastAsia="宋体" w:cs="Segoe UI Emoji"/>
+          <w:i w:val="0"/>
+          <w:iCs w:val="0"/>
+          <w:caps w:val="0"/>
+          <w:color w:val="000000"/>
+          <w:spacing w:val="0"/>
+          <w:sz w:val="16"/>
+          <w:szCs w:val="16"/>
+          <w:lang w:val="en-US" w:eastAsia="zh-CN"/>
+        </w:rPr>
+      </w:pPr>
+      <w:r>
+        <w:rPr>
+          <w:rFonts w:hint="eastAsia" w:ascii="Segoe UI Emoji" w:hAnsi="Segoe UI Emoji" w:eastAsia="宋体" w:cs="Segoe UI Emoji"/>
+          <w:i w:val="0"/>
+          <w:iCs w:val="0"/>
+          <w:caps w:val="0"/>
+          <w:color w:val="000000"/>
+          <w:spacing w:val="0"/>
+          <w:sz w:val="16"/>
+          <w:szCs w:val="16"/>
+          <w:lang w:val="en-US" w:eastAsia="zh-CN"/>
+        </w:rPr>
+        <w:t>相同文件：</w:t>
+      </w:r>
+    </w:p>
+    <w:p>
+      <w:pPr>
+        <w:pStyle w:val="10"/>
+        <w:rPr>
+          <w:rFonts w:ascii="Segoe UI Emoji" w:hAnsi="Segoe UI Emoji" w:eastAsia="Segoe UI Emoji" w:cs="Segoe UI Emoji"/>
+          <w:i w:val="0"/>
+          <w:iCs w:val="0"/>
+          <w:caps w:val="0"/>
+          <w:color w:val="000000"/>
+          <w:spacing w:val="0"/>
+          <w:sz w:val="16"/>
+          <w:szCs w:val="16"/>
+        </w:rPr>
+      </w:pPr>
+      <w:r>
+        <w:rPr>
+          <w:rFonts w:ascii="Segoe UI Emoji" w:hAnsi="Segoe UI Emoji" w:eastAsia="Segoe UI Emoji" w:cs="Segoe UI Emoji"/>
+          <w:i w:val="0"/>
+          <w:iCs w:val="0"/>
+          <w:caps w:val="0"/>
+          <w:color w:val="000000"/>
+          <w:spacing w:val="0"/>
+          <w:sz w:val="16"/>
+          <w:szCs w:val="16"/>
+        </w:rPr>
+        <w:t>E: &amp;&amp; conda activate mlagents-clean &amp;&amp; cd /d E:\Unity_data\PPUV-YOLOv8 &amp;&amp; set CUDA_VISIBLE_DEVICES=-1 &amp;&amp; mlagents-learn Assets/config/trainer_config.yaml --run-id=usv_ppo_train_009 --resume --timeout-wait 1800 --num-envs 1 --no-graphics</w:t>
+      </w:r>
+    </w:p>
+    <w:p>
+      <w:pPr>
+        <w:pStyle w:val="10"/>
+        <w:rPr>
+          <w:rFonts w:ascii="Segoe UI Emoji" w:hAnsi="Segoe UI Emoji" w:eastAsia="Segoe UI Emoji" w:cs="Segoe UI Emoji"/>
+          <w:i w:val="0"/>
+          <w:iCs w:val="0"/>
+          <w:caps w:val="0"/>
+          <w:color w:val="000000"/>
+          <w:spacing w:val="0"/>
+          <w:sz w:val="16"/>
+          <w:szCs w:val="16"/>
+        </w:rPr>
+      </w:pPr>
+    </w:p>
+    <w:p>
+      <w:pPr>
+        <w:pStyle w:val="10"/>
+        <w:rPr>
+          <w:rFonts w:hint="eastAsia" w:ascii="Segoe UI Emoji" w:hAnsi="Segoe UI Emoji" w:eastAsia="宋体" w:cs="Segoe UI Emoji"/>
+          <w:i w:val="0"/>
+          <w:iCs w:val="0"/>
+          <w:caps w:val="0"/>
+          <w:color w:val="000000"/>
+          <w:spacing w:val="0"/>
+          <w:sz w:val="16"/>
+          <w:szCs w:val="16"/>
+          <w:lang w:val="en-US" w:eastAsia="zh-CN"/>
+        </w:rPr>
+      </w:pPr>
+      <w:r>
+        <w:rPr>
+          <w:rFonts w:hint="eastAsia" w:ascii="Segoe UI Emoji" w:hAnsi="Segoe UI Emoji" w:eastAsia="宋体" w:cs="Segoe UI Emoji"/>
+          <w:i w:val="0"/>
+          <w:iCs w:val="0"/>
+          <w:caps w:val="0"/>
+          <w:color w:val="000000"/>
+          <w:spacing w:val="0"/>
+          <w:sz w:val="16"/>
+          <w:szCs w:val="16"/>
+          <w:lang w:val="en-US" w:eastAsia="zh-CN"/>
+        </w:rPr>
+        <w:t>电脑定时关机（5小时）：</w:t>
+      </w:r>
+    </w:p>
+    <w:p>
+      <w:pPr>
+        <w:pStyle w:val="10"/>
+        <w:rPr>
+          <w:rFonts w:ascii="Segoe UI Emoji" w:hAnsi="Segoe UI Emoji" w:eastAsia="Segoe UI Emoji" w:cs="Segoe UI Emoji"/>
+          <w:i w:val="0"/>
+          <w:iCs w:val="0"/>
+          <w:caps w:val="0"/>
+          <w:color w:val="1F2329"/>
+          <w:spacing w:val="0"/>
+          <w:sz w:val="16"/>
+          <w:szCs w:val="16"/>
+          <w:shd w:val="clear" w:fill="FFFFFF"/>
+        </w:rPr>
+      </w:pPr>
+      <w:r>
+        <w:rPr>
+          <w:rFonts w:ascii="Segoe UI Emoji" w:hAnsi="Segoe UI Emoji" w:eastAsia="Segoe UI Emoji" w:cs="Segoe UI Emoji"/>
+          <w:i w:val="0"/>
+          <w:iCs w:val="0"/>
+          <w:caps w:val="0"/>
+          <w:color w:val="1F2329"/>
+          <w:spacing w:val="0"/>
+          <w:sz w:val="16"/>
+          <w:szCs w:val="16"/>
+          <w:shd w:val="clear" w:fill="FFFFFF"/>
+        </w:rPr>
+        <w:t>timeout /t 18</w:t>
+      </w:r>
+      <w:r>
+        <w:rPr>
+          <w:rFonts w:hint="eastAsia" w:ascii="Segoe UI Emoji" w:hAnsi="Segoe UI Emoji" w:eastAsia="宋体" w:cs="Segoe UI Emoji"/>
+          <w:i w:val="0"/>
+          <w:iCs w:val="0"/>
+          <w:caps w:val="0"/>
+          <w:color w:val="1F2329"/>
+          <w:spacing w:val="0"/>
+          <w:sz w:val="16"/>
+          <w:szCs w:val="16"/>
+          <w:shd w:val="clear" w:fill="FFFFFF"/>
+          <w:lang w:val="en-US" w:eastAsia="zh-CN"/>
+        </w:rPr>
+        <w:t>0</w:t>
+      </w:r>
+      <w:r>
+        <w:rPr>
+          <w:rFonts w:ascii="Segoe UI Emoji" w:hAnsi="Segoe UI Emoji" w:eastAsia="Segoe UI Emoji" w:cs="Segoe UI Emoji"/>
+          <w:i w:val="0"/>
+          <w:iCs w:val="0"/>
+          <w:caps w:val="0"/>
+          <w:color w:val="1F2329"/>
+          <w:spacing w:val="0"/>
+          <w:sz w:val="16"/>
+          <w:szCs w:val="16"/>
+          <w:shd w:val="clear" w:fill="FFFFFF"/>
+        </w:rPr>
+        <w:t>00 /nobreak &amp;&amp; shutdown -s -f -t 60</w:t>
+      </w:r>
+    </w:p>
+    <w:p>
+      <w:pPr>
+        <w:pStyle w:val="10"/>
+        <w:rPr>
+          <w:rFonts w:ascii="Segoe UI Emoji" w:hAnsi="Segoe UI Emoji" w:eastAsia="Segoe UI Emoji" w:cs="Segoe UI Emoji"/>
+          <w:i w:val="0"/>
+          <w:iCs w:val="0"/>
+          <w:caps w:val="0"/>
+          <w:color w:val="1F2329"/>
+          <w:spacing w:val="0"/>
+          <w:sz w:val="16"/>
+          <w:szCs w:val="16"/>
+          <w:shd w:val="clear" w:fill="FFFFFF"/>
+        </w:rPr>
+      </w:pPr>
+    </w:p>
+    <w:p>
+      <w:pPr>
+        <w:pStyle w:val="10"/>
+        <w:rPr>
+          <w:rFonts w:ascii="宋体" w:hAnsi="宋体" w:eastAsia="宋体" w:cs="宋体"/>
+          <w:sz w:val="24"/>
+          <w:szCs w:val="24"/>
+        </w:rPr>
+      </w:pPr>
+      <w:r>
+        <w:rPr>
+          <w:rFonts w:ascii="宋体" w:hAnsi="宋体" w:eastAsia="宋体" w:cs="宋体"/>
+          <w:sz w:val="24"/>
+          <w:szCs w:val="24"/>
+        </w:rPr>
+        <w:t>取消关机</w:t>
+      </w:r>
+    </w:p>
+    <w:p>
+      <w:pPr>
+        <w:pStyle w:val="10"/>
+        <w:rPr>
+          <w:rFonts w:hint="default" w:ascii="宋体" w:hAnsi="宋体" w:eastAsia="宋体" w:cs="宋体"/>
+          <w:sz w:val="24"/>
+          <w:szCs w:val="24"/>
+          <w:lang w:val="en-US" w:eastAsia="zh-CN"/>
+        </w:rPr>
+      </w:pPr>
+      <w:r>
+        <w:rPr>
+          <w:rFonts w:ascii="Segoe UI Emoji" w:hAnsi="Segoe UI Emoji" w:eastAsia="Segoe UI Emoji" w:cs="Segoe UI Emoji"/>
+          <w:i w:val="0"/>
+          <w:iCs w:val="0"/>
+          <w:caps w:val="0"/>
+          <w:color w:val="1F2329"/>
+          <w:spacing w:val="0"/>
+          <w:sz w:val="16"/>
+          <w:szCs w:val="16"/>
+          <w:shd w:val="clear" w:fill="FFFFFF"/>
+        </w:rPr>
+        <w:t>shutdown -a</w:t>
       </w:r>
     </w:p>
     <w:p>
@@ -681,6 +916,12 @@
             <w:insideH w:val="single" w:color="auto" w:sz="4" w:space="0"/>
             <w:insideV w:val="single" w:color="auto" w:sz="4" w:space="0"/>
           </w:tblBorders>
+          <w:tblCellMar>
+            <w:top w:w="0" w:type="dxa"/>
+            <w:left w:w="10" w:type="dxa"/>
+            <w:bottom w:w="0" w:type="dxa"/>
+            <w:right w:w="10" w:type="dxa"/>
+          </w:tblCellMar>
         </w:tblPrEx>
         <w:tc>
           <w:tcPr>
@@ -1609,8 +1850,6 @@
       <w:pPr>
         <w:pStyle w:val="10"/>
       </w:pPr>
-      <w:bookmarkStart w:id="1" w:name="_GoBack"/>
-      <w:bookmarkEnd w:id="1"/>
     </w:p>
     <w:p>
       <w:pPr>
@@ -1784,7 +2023,7 @@
           <w:sz w:val="24"/>
           <w:szCs w:val="24"/>
         </w:rPr>
-        <w:t>usv_ppo_train_00</w:t>
+        <w:t>usv_ppo_train_0</w:t>
       </w:r>
       <w:r>
         <w:rPr>
@@ -1793,7 +2032,7 @@
           <w:szCs w:val="24"/>
           <w:lang w:val="en-US" w:eastAsia="zh-CN"/>
         </w:rPr>
-        <w:t>5</w:t>
+        <w:t>10</w:t>
       </w:r>
       <w:r>
         <w:rPr>
@@ -1830,31 +2069,31 @@
         <w:pStyle w:val="10"/>
         <w:jc w:val="center"/>
         <w:rPr>
+          <w:rFonts w:hint="default" w:ascii="宋体" w:hAnsi="宋体" w:eastAsia="宋体" w:cs="宋体"/>
+          <w:color w:val="000000"/>
+          <w:sz w:val="16"/>
+          <w:szCs w:val="16"/>
+          <w:lang w:val="en-US" w:eastAsia="zh-CN"/>
+        </w:rPr>
+      </w:pPr>
+      <w:r>
+        <w:rPr>
           <w:rFonts w:hint="eastAsia" w:ascii="宋体" w:hAnsi="宋体" w:eastAsia="宋体" w:cs="宋体"/>
           <w:color w:val="000000"/>
           <w:sz w:val="16"/>
           <w:szCs w:val="16"/>
+        </w:rPr>
+        <w:t>tensorboard --logdir=results/usv_ppo_train_00</w:t>
+      </w:r>
+      <w:r>
+        <w:rPr>
+          <w:rFonts w:hint="eastAsia" w:ascii="宋体" w:hAnsi="宋体" w:eastAsia="宋体" w:cs="宋体"/>
+          <w:color w:val="000000"/>
+          <w:sz w:val="16"/>
+          <w:szCs w:val="16"/>
           <w:lang w:val="en-US" w:eastAsia="zh-CN"/>
         </w:rPr>
-      </w:pPr>
-      <w:r>
-        <w:rPr>
-          <w:rFonts w:hint="eastAsia" w:ascii="宋体" w:hAnsi="宋体" w:eastAsia="宋体" w:cs="宋体"/>
-          <w:color w:val="000000"/>
-          <w:sz w:val="16"/>
-          <w:szCs w:val="16"/>
-        </w:rPr>
-        <w:t>tensorboard --logdir=results/usv_ppo_train_00</w:t>
-      </w:r>
-      <w:r>
-        <w:rPr>
-          <w:rFonts w:hint="eastAsia" w:ascii="宋体" w:hAnsi="宋体" w:eastAsia="宋体" w:cs="宋体"/>
-          <w:color w:val="000000"/>
-          <w:sz w:val="16"/>
-          <w:szCs w:val="16"/>
-          <w:lang w:val="en-US" w:eastAsia="zh-CN"/>
-        </w:rPr>
-        <w:t>6</w:t>
+        <w:t>10</w:t>
       </w:r>
     </w:p>
     <w:p>
@@ -1890,20 +2129,82 @@
         <w:pStyle w:val="10"/>
         <w:jc w:val="center"/>
         <w:rPr>
-          <w:rFonts w:hint="default" w:ascii="宋体" w:hAnsi="宋体" w:eastAsia="宋体" w:cs="宋体"/>
+          <w:rFonts w:hint="eastAsia" w:ascii="宋体" w:hAnsi="宋体" w:eastAsia="宋体" w:cs="宋体"/>
           <w:color w:val="000000"/>
           <w:sz w:val="16"/>
           <w:szCs w:val="16"/>
           <w:lang w:val="en-US" w:eastAsia="zh-CN"/>
         </w:rPr>
       </w:pPr>
+      <w:bookmarkStart w:id="1" w:name="_GoBack"/>
+      <w:r>
+        <w:rPr>
+          <w:rFonts w:hint="eastAsia" w:ascii="Segoe UI Emoji" w:hAnsi="Segoe UI Emoji" w:eastAsia="Segoe UI Emoji" w:cs="Segoe UI Emoji"/>
+          <w:i w:val="0"/>
+          <w:iCs w:val="0"/>
+          <w:caps w:val="0"/>
+          <w:color w:val="000000"/>
+          <w:spacing w:val="0"/>
+          <w:sz w:val="16"/>
+          <w:szCs w:val="16"/>
+          <w:lang w:val="en-US" w:eastAsia="zh-CN"/>
+        </w:rPr>
+        <w:t xml:space="preserve"> E: &amp;&amp; conda activate mlagents-clean &amp;&amp; cd /d E:\Unity_data\PPUV-YOLOv8 &amp;&amp; set CUDA_VISIBLE_DEVICES=-1 &amp;&amp;</w:t>
+      </w:r>
+      <w:r>
+        <w:rPr>
+          <w:rFonts w:hint="eastAsia"/>
+          <w:lang w:val="en-US" w:eastAsia="zh-CN"/>
+        </w:rPr>
+        <w:t xml:space="preserve"> </w:t>
+      </w:r>
+      <w:r>
+        <w:rPr>
+          <w:rFonts w:ascii="Segoe UI Emoji" w:hAnsi="Segoe UI Emoji" w:eastAsia="Segoe UI Emoji" w:cs="Segoe UI Emoji"/>
+          <w:i w:val="0"/>
+          <w:iCs w:val="0"/>
+          <w:caps w:val="0"/>
+          <w:color w:val="000000"/>
+          <w:spacing w:val="0"/>
+          <w:sz w:val="16"/>
+          <w:szCs w:val="16"/>
+        </w:rPr>
+        <w:t>tensorboard --logdir=E:\Unity_data\PPUV-YOLOv8\results\usv_ppo_train_</w:t>
+      </w:r>
+      <w:r>
+        <w:rPr>
+          <w:rFonts w:hint="eastAsia" w:ascii="Segoe UI Emoji" w:hAnsi="Segoe UI Emoji" w:eastAsia="宋体" w:cs="Segoe UI Emoji"/>
+          <w:i w:val="0"/>
+          <w:iCs w:val="0"/>
+          <w:caps w:val="0"/>
+          <w:color w:val="000000"/>
+          <w:spacing w:val="0"/>
+          <w:sz w:val="16"/>
+          <w:szCs w:val="16"/>
+          <w:lang w:val="en-US" w:eastAsia="zh-CN"/>
+        </w:rPr>
+        <w:t>011</w:t>
+      </w:r>
+      <w:r>
+        <w:rPr>
+          <w:rFonts w:ascii="Segoe UI Emoji" w:hAnsi="Segoe UI Emoji" w:eastAsia="Segoe UI Emoji" w:cs="Segoe UI Emoji"/>
+          <w:i w:val="0"/>
+          <w:iCs w:val="0"/>
+          <w:caps w:val="0"/>
+          <w:color w:val="000000"/>
+          <w:spacing w:val="0"/>
+          <w:sz w:val="16"/>
+          <w:szCs w:val="16"/>
+        </w:rPr>
+        <w:t>\USV_GlobalRLAgent</w:t>
+      </w:r>
       <w:r>
         <w:rPr>
           <w:rFonts w:ascii="宋体" w:hAnsi="宋体" w:eastAsia="宋体" w:cs="宋体"/>
           <w:sz w:val="24"/>
           <w:szCs w:val="24"/>
         </w:rPr>
-        <w:t xml:space="preserve">tensorboard </w:t>
+        <w:t xml:space="preserve"> </w:t>
       </w:r>
       <w:r>
         <w:rPr>
@@ -1912,111 +2213,20 @@
           <w:sz w:val="16"/>
           <w:szCs w:val="16"/>
         </w:rPr>
-        <w:t>--logdir=</w:t>
-      </w:r>
-      <w:r>
-        <w:rPr>
-          <w:rFonts w:ascii="宋体" w:hAnsi="宋体" w:eastAsia="宋体" w:cs="宋体"/>
-          <w:sz w:val="24"/>
-          <w:szCs w:val="24"/>
-        </w:rPr>
-        <w:t>E:</w:t>
-      </w:r>
-      <w:r>
-        <w:rPr>
-          <w:rFonts w:ascii="宋体" w:hAnsi="宋体" w:eastAsia="宋体" w:cs="宋体"/>
-          <w:color w:val="000000"/>
-          <w:sz w:val="16"/>
-          <w:szCs w:val="16"/>
-        </w:rPr>
-        <w:t>\</w:t>
-      </w:r>
-      <w:r>
-        <w:rPr>
-          <w:rFonts w:ascii="宋体" w:hAnsi="宋体" w:eastAsia="宋体" w:cs="宋体"/>
-          <w:sz w:val="24"/>
-          <w:szCs w:val="24"/>
-        </w:rPr>
-        <w:t>Unity_data</w:t>
-      </w:r>
-      <w:r>
-        <w:rPr>
-          <w:rFonts w:ascii="宋体" w:hAnsi="宋体" w:eastAsia="宋体" w:cs="宋体"/>
-          <w:color w:val="000000"/>
-          <w:sz w:val="16"/>
-          <w:szCs w:val="16"/>
-        </w:rPr>
-        <w:t>\</w:t>
-      </w:r>
-      <w:r>
-        <w:rPr>
-          <w:rFonts w:ascii="宋体" w:hAnsi="宋体" w:eastAsia="宋体" w:cs="宋体"/>
-          <w:sz w:val="24"/>
-          <w:szCs w:val="24"/>
-        </w:rPr>
-        <w:t>PPUV-YOLOv8</w:t>
-      </w:r>
-      <w:r>
-        <w:rPr>
-          <w:rFonts w:ascii="宋体" w:hAnsi="宋体" w:eastAsia="宋体" w:cs="宋体"/>
-          <w:color w:val="000000"/>
-          <w:sz w:val="16"/>
-          <w:szCs w:val="16"/>
-        </w:rPr>
-        <w:t>\</w:t>
-      </w:r>
-      <w:r>
-        <w:rPr>
-          <w:rFonts w:ascii="宋体" w:hAnsi="宋体" w:eastAsia="宋体" w:cs="宋体"/>
-          <w:sz w:val="24"/>
-          <w:szCs w:val="24"/>
-        </w:rPr>
-        <w:t>results</w:t>
-      </w:r>
-      <w:r>
-        <w:rPr>
-          <w:rFonts w:ascii="宋体" w:hAnsi="宋体" w:eastAsia="宋体" w:cs="宋体"/>
-          <w:color w:val="000000"/>
-          <w:sz w:val="16"/>
-          <w:szCs w:val="16"/>
-        </w:rPr>
-        <w:t>\</w:t>
-      </w:r>
-      <w:r>
-        <w:rPr>
-          <w:rFonts w:ascii="宋体" w:hAnsi="宋体" w:eastAsia="宋体" w:cs="宋体"/>
-          <w:sz w:val="24"/>
-          <w:szCs w:val="24"/>
-        </w:rPr>
-        <w:t>usv_ppo_train_002</w:t>
-      </w:r>
-      <w:r>
-        <w:rPr>
-          <w:rFonts w:ascii="宋体" w:hAnsi="宋体" w:eastAsia="宋体" w:cs="宋体"/>
-          <w:color w:val="000000"/>
-          <w:sz w:val="16"/>
-          <w:szCs w:val="16"/>
-        </w:rPr>
-        <w:t>\</w:t>
-      </w:r>
-      <w:r>
-        <w:rPr>
-          <w:rFonts w:ascii="宋体" w:hAnsi="宋体" w:eastAsia="宋体" w:cs="宋体"/>
-          <w:sz w:val="24"/>
-          <w:szCs w:val="24"/>
-        </w:rPr>
-        <w:t xml:space="preserve">USV_GlobalRLAgent </w:t>
-      </w:r>
-      <w:r>
-        <w:rPr>
-          <w:rFonts w:ascii="宋体" w:hAnsi="宋体" w:eastAsia="宋体" w:cs="宋体"/>
-          <w:color w:val="000000"/>
-          <w:sz w:val="16"/>
-          <w:szCs w:val="16"/>
-        </w:rPr>
-        <w:t>--port=6008</w:t>
-      </w:r>
-    </w:p>
+        <w:t>--port=600</w:t>
+      </w:r>
+      <w:r>
+        <w:rPr>
+          <w:rFonts w:hint="eastAsia" w:ascii="宋体" w:hAnsi="宋体" w:eastAsia="宋体" w:cs="宋体"/>
+          <w:color w:val="000000"/>
+          <w:sz w:val="16"/>
+          <w:szCs w:val="16"/>
+          <w:lang w:val="en-US" w:eastAsia="zh-CN"/>
+        </w:rPr>
+        <w:t>8</w:t>
+      </w:r>
+    </w:p>
+    <w:bookmarkEnd w:id="1"/>
     <w:p>
       <w:pPr>
         <w:pStyle w:val="10"/>

--- a/文档资料/ML-Agents 模型训练步骤1.docx
+++ b/文档资料/ML-Agents 模型训练步骤1.docx
@@ -47,7 +47,7 @@
           <w:rFonts w:hint="eastAsia"/>
           <w:lang w:val="en-US" w:eastAsia="zh-CN"/>
         </w:rPr>
-        <w:t>mlagents-learn Assets/config/trainer_config.yaml --run-id=usv_ppo_train_011 --timeout-wait 1800 --num-envs 1</w:t>
+        <w:t>mlagents-learn Assets/config/trainer_config.yaml --run-id=usv_no_ppo_train_1 --timeout-wait 1800 --num-envs 1</w:t>
       </w:r>
       <w:bookmarkEnd w:id="0"/>
       <w:r>
@@ -113,7 +113,20 @@
           <w:sz w:val="16"/>
           <w:szCs w:val="16"/>
         </w:rPr>
-        <w:t>conda activate mlagents-clean &amp;&amp; cd /d E:\Unity_data\PPUV-YOLOv8 &amp;&amp; set CUDA_VISIBLE_DEVICES=-1 &amp;&amp; mlagents-learn Assets/config/trainer_config.yaml --run-id=usv_ppo_train_00</w:t>
+        <w:t>conda activate mlagents-clean &amp;&amp; cd /d E:\Unity_data\PPUV-YOLOv8 &amp;&amp; set CUDA_VISIBLE_DEVICES=-1 &amp;&amp; mlagents-learn Assets/config/trainer_config.yaml --run-id=</w:t>
+      </w:r>
+      <w:r>
+        <w:rPr>
+          <w:rFonts w:hint="eastAsia" w:ascii="Segoe UI Emoji" w:hAnsi="Segoe UI Emoji" w:eastAsia="Segoe UI Emoji" w:cs="Segoe UI Emoji"/>
+          <w:i w:val="0"/>
+          <w:iCs w:val="0"/>
+          <w:caps w:val="0"/>
+          <w:color w:val="000000"/>
+          <w:spacing w:val="0"/>
+          <w:sz w:val="16"/>
+          <w:szCs w:val="16"/>
+        </w:rPr>
+        <w:t>usv_ppo_train_</w:t>
       </w:r>
       <w:r>
         <w:rPr>
@@ -127,7 +140,7 @@
           <w:szCs w:val="16"/>
           <w:lang w:val="en-US" w:eastAsia="zh-CN"/>
         </w:rPr>
-        <w:t>9</w:t>
+        <w:t>93</w:t>
       </w:r>
       <w:r>
         <w:rPr>
@@ -140,7 +153,7 @@
           <w:sz w:val="16"/>
           <w:szCs w:val="16"/>
         </w:rPr>
-        <w:t xml:space="preserve"> --initialize-from=usv_ppo_train_00</w:t>
+        <w:t xml:space="preserve"> --initialize-from=usv_ppo_train_0</w:t>
       </w:r>
       <w:r>
         <w:rPr>
@@ -154,7 +167,7 @@
           <w:szCs w:val="16"/>
           <w:lang w:val="en-US" w:eastAsia="zh-CN"/>
         </w:rPr>
-        <w:t>6</w:t>
+        <w:t>09</w:t>
       </w:r>
       <w:r>
         <w:rPr>
@@ -2169,7 +2182,122 @@
           <w:sz w:val="16"/>
           <w:szCs w:val="16"/>
         </w:rPr>
-        <w:t>tensorboard --logdir=E:\Unity_data\PPUV-YOLOv8\results\usv_ppo_train_</w:t>
+        <w:t>tensorboard --logdir=E:\Unity_data\PPUV-YOLOv8\results\</w:t>
+      </w:r>
+      <w:r>
+        <w:rPr>
+          <w:rFonts w:hint="eastAsia" w:ascii="Segoe UI Emoji" w:hAnsi="Segoe UI Emoji" w:eastAsia="Segoe UI Emoji" w:cs="Segoe UI Emoji"/>
+          <w:i w:val="0"/>
+          <w:iCs w:val="0"/>
+          <w:caps w:val="0"/>
+          <w:color w:val="000000"/>
+          <w:spacing w:val="0"/>
+          <w:sz w:val="16"/>
+          <w:szCs w:val="16"/>
+          <w:lang w:val="en-US" w:eastAsia="zh-CN"/>
+        </w:rPr>
+        <w:t>usv_no_ppo_train_1</w:t>
+      </w:r>
+      <w:r>
+        <w:rPr>
+          <w:rFonts w:ascii="Segoe UI Emoji" w:hAnsi="Segoe UI Emoji" w:eastAsia="Segoe UI Emoji" w:cs="Segoe UI Emoji"/>
+          <w:i w:val="0"/>
+          <w:iCs w:val="0"/>
+          <w:caps w:val="0"/>
+          <w:color w:val="000000"/>
+          <w:spacing w:val="0"/>
+          <w:sz w:val="16"/>
+          <w:szCs w:val="16"/>
+        </w:rPr>
+        <w:t>\USV_GlobalRLAgent</w:t>
+      </w:r>
+      <w:r>
+        <w:rPr>
+          <w:rFonts w:ascii="宋体" w:hAnsi="宋体" w:eastAsia="宋体" w:cs="宋体"/>
+          <w:sz w:val="24"/>
+          <w:szCs w:val="24"/>
+        </w:rPr>
+        <w:t xml:space="preserve"> </w:t>
+      </w:r>
+      <w:r>
+        <w:rPr>
+          <w:rFonts w:ascii="宋体" w:hAnsi="宋体" w:eastAsia="宋体" w:cs="宋体"/>
+          <w:color w:val="000000"/>
+          <w:sz w:val="16"/>
+          <w:szCs w:val="16"/>
+        </w:rPr>
+        <w:t>--port=600</w:t>
+      </w:r>
+      <w:r>
+        <w:rPr>
+          <w:rFonts w:hint="eastAsia" w:ascii="宋体" w:hAnsi="宋体" w:eastAsia="宋体" w:cs="宋体"/>
+          <w:color w:val="000000"/>
+          <w:sz w:val="16"/>
+          <w:szCs w:val="16"/>
+          <w:lang w:val="en-US" w:eastAsia="zh-CN"/>
+        </w:rPr>
+        <w:t>6</w:t>
+      </w:r>
+    </w:p>
+    <w:bookmarkEnd w:id="1"/>
+    <w:p>
+      <w:pPr>
+        <w:pStyle w:val="10"/>
+        <w:jc w:val="center"/>
+        <w:rPr>
+          <w:rFonts w:hint="eastAsia" w:ascii="宋体" w:hAnsi="宋体" w:eastAsia="宋体" w:cs="宋体"/>
+          <w:color w:val="000000"/>
+          <w:sz w:val="16"/>
+          <w:szCs w:val="16"/>
+          <w:lang w:val="en-US" w:eastAsia="zh-CN"/>
+        </w:rPr>
+      </w:pPr>
+      <w:r>
+        <w:rPr>
+          <w:rFonts w:hint="eastAsia" w:ascii="Segoe UI Emoji" w:hAnsi="Segoe UI Emoji" w:eastAsia="Segoe UI Emoji" w:cs="Segoe UI Emoji"/>
+          <w:i w:val="0"/>
+          <w:iCs w:val="0"/>
+          <w:caps w:val="0"/>
+          <w:color w:val="000000"/>
+          <w:spacing w:val="0"/>
+          <w:sz w:val="16"/>
+          <w:szCs w:val="16"/>
+          <w:lang w:val="en-US" w:eastAsia="zh-CN"/>
+        </w:rPr>
+        <w:t xml:space="preserve"> E: &amp;&amp; conda activate mlagents-clean &amp;&amp; cd /d E:\Unity_data\PPUV-YOLOv8 &amp;&amp; set CUDA_VISIBLE_DEVICES=-1 &amp;&amp;</w:t>
+      </w:r>
+      <w:r>
+        <w:rPr>
+          <w:rFonts w:hint="eastAsia"/>
+          <w:lang w:val="en-US" w:eastAsia="zh-CN"/>
+        </w:rPr>
+        <w:t xml:space="preserve"> </w:t>
+      </w:r>
+      <w:r>
+        <w:rPr>
+          <w:rFonts w:ascii="Segoe UI Emoji" w:hAnsi="Segoe UI Emoji" w:eastAsia="Segoe UI Emoji" w:cs="Segoe UI Emoji"/>
+          <w:i w:val="0"/>
+          <w:iCs w:val="0"/>
+          <w:caps w:val="0"/>
+          <w:color w:val="000000"/>
+          <w:spacing w:val="0"/>
+          <w:sz w:val="16"/>
+          <w:szCs w:val="16"/>
+        </w:rPr>
+        <w:t>tensorboard --logdir=E:\Unity_data\PPUV-YOLOv8\results\</w:t>
+      </w:r>
+      <w:r>
+        <w:rPr>
+          <w:rFonts w:hint="eastAsia" w:ascii="Segoe UI Emoji" w:hAnsi="Segoe UI Emoji" w:eastAsia="Segoe UI Emoji" w:cs="Segoe UI Emoji"/>
+          <w:i w:val="0"/>
+          <w:iCs w:val="0"/>
+          <w:caps w:val="0"/>
+          <w:color w:val="000000"/>
+          <w:spacing w:val="0"/>
+          <w:sz w:val="16"/>
+          <w:szCs w:val="16"/>
+        </w:rPr>
+        <w:t>usv_chuantong_ppo_train_</w:t>
       </w:r>
       <w:r>
         <w:rPr>
@@ -2183,7 +2311,7 @@
           <w:szCs w:val="16"/>
           <w:lang w:val="en-US" w:eastAsia="zh-CN"/>
         </w:rPr>
-        <w:t>011</w:t>
+        <w:t>4</w:t>
       </w:r>
       <w:r>
         <w:rPr>
@@ -2223,10 +2351,122 @@
           <w:szCs w:val="16"/>
           <w:lang w:val="en-US" w:eastAsia="zh-CN"/>
         </w:rPr>
+        <w:t>7</w:t>
+      </w:r>
+    </w:p>
+    <w:p>
+      <w:pPr>
+        <w:pStyle w:val="10"/>
+        <w:jc w:val="center"/>
+        <w:rPr>
+          <w:rFonts w:hint="eastAsia" w:ascii="宋体" w:hAnsi="宋体" w:eastAsia="宋体" w:cs="宋体"/>
+          <w:color w:val="000000"/>
+          <w:sz w:val="16"/>
+          <w:szCs w:val="16"/>
+          <w:lang w:val="en-US" w:eastAsia="zh-CN"/>
+        </w:rPr>
+      </w:pPr>
+      <w:r>
+        <w:rPr>
+          <w:rFonts w:hint="eastAsia" w:ascii="Segoe UI Emoji" w:hAnsi="Segoe UI Emoji" w:eastAsia="Segoe UI Emoji" w:cs="Segoe UI Emoji"/>
+          <w:i w:val="0"/>
+          <w:iCs w:val="0"/>
+          <w:caps w:val="0"/>
+          <w:color w:val="000000"/>
+          <w:spacing w:val="0"/>
+          <w:sz w:val="16"/>
+          <w:szCs w:val="16"/>
+          <w:lang w:val="en-US" w:eastAsia="zh-CN"/>
+        </w:rPr>
+        <w:t xml:space="preserve"> E: &amp;&amp; conda activate mlagents-clean &amp;&amp; cd /d E:\Unity_data\PPUV-YOLOv8 &amp;&amp; set CUDA_VISIBLE_DEVICES=-1 &amp;&amp;</w:t>
+      </w:r>
+      <w:r>
+        <w:rPr>
+          <w:rFonts w:hint="eastAsia"/>
+          <w:lang w:val="en-US" w:eastAsia="zh-CN"/>
+        </w:rPr>
+        <w:t xml:space="preserve"> </w:t>
+      </w:r>
+      <w:r>
+        <w:rPr>
+          <w:rFonts w:ascii="Segoe UI Emoji" w:hAnsi="Segoe UI Emoji" w:eastAsia="Segoe UI Emoji" w:cs="Segoe UI Emoji"/>
+          <w:i w:val="0"/>
+          <w:iCs w:val="0"/>
+          <w:caps w:val="0"/>
+          <w:color w:val="000000"/>
+          <w:spacing w:val="0"/>
+          <w:sz w:val="16"/>
+          <w:szCs w:val="16"/>
+        </w:rPr>
+        <w:t>tensorboard --logdir=E:\Unity_data\PPUV-YOLOv8\results\</w:t>
+      </w:r>
+      <w:r>
+        <w:rPr>
+          <w:rFonts w:hint="eastAsia" w:ascii="Segoe UI Emoji" w:hAnsi="Segoe UI Emoji" w:eastAsia="Segoe UI Emoji" w:cs="Segoe UI Emoji"/>
+          <w:i w:val="0"/>
+          <w:iCs w:val="0"/>
+          <w:caps w:val="0"/>
+          <w:color w:val="000000"/>
+          <w:spacing w:val="0"/>
+          <w:sz w:val="16"/>
+          <w:szCs w:val="16"/>
+        </w:rPr>
+        <w:t>usv_chuantong_ppo_train_3</w:t>
+      </w:r>
+      <w:r>
+        <w:rPr>
+          <w:rFonts w:ascii="Segoe UI Emoji" w:hAnsi="Segoe UI Emoji" w:eastAsia="Segoe UI Emoji" w:cs="Segoe UI Emoji"/>
+          <w:i w:val="0"/>
+          <w:iCs w:val="0"/>
+          <w:caps w:val="0"/>
+          <w:color w:val="000000"/>
+          <w:spacing w:val="0"/>
+          <w:sz w:val="16"/>
+          <w:szCs w:val="16"/>
+        </w:rPr>
+        <w:t>\USV_GlobalRLAgent</w:t>
+      </w:r>
+      <w:r>
+        <w:rPr>
+          <w:rFonts w:ascii="宋体" w:hAnsi="宋体" w:eastAsia="宋体" w:cs="宋体"/>
+          <w:sz w:val="24"/>
+          <w:szCs w:val="24"/>
+        </w:rPr>
+        <w:t xml:space="preserve"> </w:t>
+      </w:r>
+      <w:r>
+        <w:rPr>
+          <w:rFonts w:ascii="宋体" w:hAnsi="宋体" w:eastAsia="宋体" w:cs="宋体"/>
+          <w:color w:val="000000"/>
+          <w:sz w:val="16"/>
+          <w:szCs w:val="16"/>
+        </w:rPr>
+        <w:t>--port=600</w:t>
+      </w:r>
+      <w:r>
+        <w:rPr>
+          <w:rFonts w:hint="eastAsia" w:ascii="宋体" w:hAnsi="宋体" w:eastAsia="宋体" w:cs="宋体"/>
+          <w:color w:val="000000"/>
+          <w:sz w:val="16"/>
+          <w:szCs w:val="16"/>
+          <w:lang w:val="en-US" w:eastAsia="zh-CN"/>
+        </w:rPr>
         <w:t>8</w:t>
       </w:r>
     </w:p>
-    <w:bookmarkEnd w:id="1"/>
+    <w:p>
+      <w:pPr>
+        <w:pStyle w:val="10"/>
+        <w:jc w:val="center"/>
+        <w:rPr>
+          <w:rFonts w:hint="eastAsia" w:ascii="宋体" w:hAnsi="宋体" w:eastAsia="宋体" w:cs="宋体"/>
+          <w:color w:val="000000"/>
+          <w:sz w:val="16"/>
+          <w:szCs w:val="16"/>
+          <w:lang w:val="en-US" w:eastAsia="zh-CN"/>
+        </w:rPr>
+      </w:pPr>
+    </w:p>
     <w:p>
       <w:pPr>
         <w:pStyle w:val="10"/>
@@ -2700,11 +2940,627 @@
       </w:r>
     </w:p>
     <w:p>
-      <w:pPr>
-        <w:pStyle w:val="10"/>
-      </w:pPr>
-    </w:p>
-    <w:p/>
+      <w:r>
+        <w:drawing>
+          <wp:inline distT="0" distB="0" distL="114300" distR="114300">
+            <wp:extent cx="3470275" cy="2344420"/>
+            <wp:effectExtent l="0" t="0" r="9525" b="5080"/>
+            <wp:docPr id="5" name="图片 1"/>
+            <wp:cNvGraphicFramePr>
+              <a:graphicFrameLocks xmlns:a="http://schemas.openxmlformats.org/drawingml/2006/main" noChangeAspect="1"/>
+            </wp:cNvGraphicFramePr>
+            <a:graphic xmlns:a="http://schemas.openxmlformats.org/drawingml/2006/main">
+              <a:graphicData uri="http://schemas.openxmlformats.org/drawingml/2006/picture">
+                <pic:pic xmlns:pic="http://schemas.openxmlformats.org/drawingml/2006/picture">
+                  <pic:nvPicPr>
+                    <pic:cNvPr id="5" name="图片 1"/>
+                    <pic:cNvPicPr>
+                      <a:picLocks noChangeAspect="1"/>
+                    </pic:cNvPicPr>
+                  </pic:nvPicPr>
+                  <pic:blipFill>
+                    <a:blip r:embed="rId8"/>
+                    <a:stretch>
+                      <a:fillRect/>
+                    </a:stretch>
+                  </pic:blipFill>
+                  <pic:spPr>
+                    <a:xfrm>
+                      <a:off x="0" y="0"/>
+                      <a:ext cx="3470275" cy="2344420"/>
+                    </a:xfrm>
+                    <a:prstGeom prst="rect">
+                      <a:avLst/>
+                    </a:prstGeom>
+                    <a:noFill/>
+                    <a:ln>
+                      <a:noFill/>
+                    </a:ln>
+                  </pic:spPr>
+                </pic:pic>
+              </a:graphicData>
+            </a:graphic>
+          </wp:inline>
+        </w:drawing>
+      </w:r>
+    </w:p>
+    <w:p>
+      <w:pPr>
+        <w:rPr>
+          <w:rFonts w:hint="eastAsia"/>
+          <w:lang w:val="en-US" w:eastAsia="zh-CN"/>
+        </w:rPr>
+      </w:pPr>
+      <w:r>
+        <w:rPr>
+          <w:rFonts w:hint="eastAsia"/>
+          <w:lang w:val="en-US" w:eastAsia="zh-CN"/>
+        </w:rPr>
+        <w:t>开启训练</w:t>
+      </w:r>
+    </w:p>
+    <w:p>
+      <w:pPr>
+        <w:pStyle w:val="2"/>
+        <w:keepNext w:val="0"/>
+        <w:keepLines w:val="0"/>
+        <w:widowControl/>
+        <w:suppressLineNumbers w:val="0"/>
+        <w:pBdr>
+          <w:top w:val="none" w:color="auto" w:sz="0" w:space="0"/>
+          <w:left w:val="none" w:color="auto" w:sz="0" w:space="0"/>
+          <w:bottom w:val="none" w:color="auto" w:sz="0" w:space="0"/>
+          <w:right w:val="none" w:color="auto" w:sz="0" w:space="0"/>
+        </w:pBdr>
+        <w:spacing w:before="0" w:beforeAutospacing="0" w:after="0" w:afterAutospacing="0" w:line="240" w:lineRule="atLeast"/>
+        <w:ind w:left="0" w:right="0"/>
+        <w:rPr>
+          <w:color w:val="000000"/>
+          <w:sz w:val="16"/>
+          <w:szCs w:val="16"/>
+        </w:rPr>
+      </w:pPr>
+      <w:r>
+        <w:rPr>
+          <w:color w:val="000000"/>
+          <w:sz w:val="16"/>
+          <w:szCs w:val="16"/>
+        </w:rPr>
+        <w:t xml:space="preserve">1. </w:t>
+      </w:r>
+      <w:r>
+        <w:rPr>
+          <w:rStyle w:val="8"/>
+          <w:b/>
+          <w:bCs/>
+          <w:color w:val="000000"/>
+          <w:sz w:val="16"/>
+          <w:szCs w:val="16"/>
+        </w:rPr>
+        <w:t>Default（默认）</w:t>
+      </w:r>
+      <w:r>
+        <w:rPr>
+          <w:color w:val="000000"/>
+          <w:sz w:val="16"/>
+          <w:szCs w:val="16"/>
+        </w:rPr>
+        <w:t xml:space="preserve"> ✅</w:t>
+      </w:r>
+    </w:p>
+    <w:p>
+      <w:pPr>
+        <w:keepNext w:val="0"/>
+        <w:keepLines w:val="0"/>
+        <w:widowControl/>
+        <w:suppressLineNumbers w:val="0"/>
+        <w:pBdr>
+          <w:top w:val="none" w:color="auto" w:sz="0" w:space="0"/>
+          <w:left w:val="none" w:color="auto" w:sz="0" w:space="0"/>
+          <w:bottom w:val="none" w:color="auto" w:sz="0" w:space="0"/>
+          <w:right w:val="none" w:color="auto" w:sz="0" w:space="0"/>
+        </w:pBdr>
+        <w:spacing w:before="0" w:beforeAutospacing="0" w:after="0" w:afterAutospacing="0" w:line="240" w:lineRule="atLeast"/>
+        <w:ind w:left="0" w:right="0"/>
+        <w:jc w:val="left"/>
+        <w:rPr>
+          <w:color w:val="000000"/>
+          <w:sz w:val="16"/>
+          <w:szCs w:val="16"/>
+        </w:rPr>
+      </w:pPr>
+      <w:r>
+        <w:rPr>
+          <w:rFonts w:ascii="宋体" w:hAnsi="宋体" w:eastAsia="宋体" w:cs="宋体"/>
+          <w:color w:val="000000"/>
+          <w:kern w:val="0"/>
+          <w:sz w:val="16"/>
+          <w:szCs w:val="16"/>
+          <w:lang w:val="en-US" w:eastAsia="zh-CN" w:bidi="ar"/>
+        </w:rPr>
+        <w:t>这是</w:t>
+      </w:r>
+      <w:r>
+        <w:rPr>
+          <w:rStyle w:val="8"/>
+          <w:rFonts w:ascii="宋体" w:hAnsi="宋体" w:eastAsia="宋体" w:cs="宋体"/>
+          <w:b/>
+          <w:bCs/>
+          <w:color w:val="000000"/>
+          <w:kern w:val="0"/>
+          <w:sz w:val="16"/>
+          <w:szCs w:val="16"/>
+          <w:lang w:val="en-US" w:eastAsia="zh-CN" w:bidi="ar"/>
+        </w:rPr>
+        <w:t>开启强化学习训练时必须选的选项</w:t>
+      </w:r>
+      <w:r>
+        <w:rPr>
+          <w:rFonts w:ascii="宋体" w:hAnsi="宋体" w:eastAsia="宋体" w:cs="宋体"/>
+          <w:color w:val="000000"/>
+          <w:kern w:val="0"/>
+          <w:sz w:val="16"/>
+          <w:szCs w:val="16"/>
+          <w:lang w:val="en-US" w:eastAsia="zh-CN" w:bidi="ar"/>
+        </w:rPr>
+        <w:t>。</w:t>
+      </w:r>
+    </w:p>
+    <w:p>
+      <w:pPr>
+        <w:keepNext w:val="0"/>
+        <w:keepLines w:val="0"/>
+        <w:widowControl/>
+        <w:numPr>
+          <w:ilvl w:val="0"/>
+          <w:numId w:val="5"/>
+        </w:numPr>
+        <w:suppressLineNumbers w:val="0"/>
+        <w:pBdr>
+          <w:top w:val="none" w:color="auto" w:sz="0" w:space="0"/>
+          <w:left w:val="none" w:color="auto" w:sz="0" w:space="0"/>
+          <w:bottom w:val="none" w:color="auto" w:sz="0" w:space="0"/>
+          <w:right w:val="none" w:color="auto" w:sz="0" w:space="0"/>
+        </w:pBdr>
+        <w:spacing w:before="0" w:beforeAutospacing="0" w:after="0" w:afterAutospacing="0" w:line="240" w:lineRule="atLeast"/>
+        <w:ind w:left="0" w:right="0" w:hanging="360"/>
+        <w:rPr>
+          <w:color w:val="000000"/>
+          <w:sz w:val="16"/>
+          <w:szCs w:val="16"/>
+        </w:rPr>
+      </w:pPr>
+      <w:r>
+        <w:rPr>
+          <w:color w:val="000000"/>
+          <w:sz w:val="16"/>
+          <w:szCs w:val="16"/>
+        </w:rPr>
+        <w:t xml:space="preserve">作用：Unity 会和外部的 </w:t>
+      </w:r>
+      <w:r>
+        <w:rPr>
+          <w:rStyle w:val="9"/>
+          <w:color w:val="000000"/>
+          <w:sz w:val="16"/>
+          <w:szCs w:val="16"/>
+        </w:rPr>
+        <w:t>mlagents-learn</w:t>
+      </w:r>
+      <w:r>
+        <w:rPr>
+          <w:color w:val="000000"/>
+          <w:sz w:val="16"/>
+          <w:szCs w:val="16"/>
+        </w:rPr>
+        <w:t xml:space="preserve"> 训练进程通信，让 Agent 接收 RL 算法输出的动作，同时收集训练所需的观测数据。</w:t>
+      </w:r>
+    </w:p>
+    <w:p>
+      <w:pPr>
+        <w:keepNext w:val="0"/>
+        <w:keepLines w:val="0"/>
+        <w:widowControl/>
+        <w:numPr>
+          <w:ilvl w:val="0"/>
+          <w:numId w:val="5"/>
+        </w:numPr>
+        <w:suppressLineNumbers w:val="0"/>
+        <w:pBdr>
+          <w:top w:val="none" w:color="auto" w:sz="0" w:space="0"/>
+          <w:left w:val="none" w:color="auto" w:sz="0" w:space="0"/>
+          <w:bottom w:val="none" w:color="auto" w:sz="0" w:space="0"/>
+          <w:right w:val="none" w:color="auto" w:sz="0" w:space="0"/>
+        </w:pBdr>
+        <w:spacing w:before="0" w:beforeAutospacing="0" w:after="0" w:afterAutospacing="0" w:line="240" w:lineRule="atLeast"/>
+        <w:ind w:left="0" w:right="0" w:hanging="360"/>
+        <w:rPr>
+          <w:color w:val="000000"/>
+          <w:sz w:val="16"/>
+          <w:szCs w:val="16"/>
+        </w:rPr>
+      </w:pPr>
+      <w:r>
+        <w:rPr>
+          <w:color w:val="000000"/>
+          <w:sz w:val="16"/>
+          <w:szCs w:val="16"/>
+        </w:rPr>
+        <w:t>适用场景：你正在终端运行训练命令、准备让 Agent 和训练器交互时，必须保持这个选项。</w:t>
+      </w:r>
+    </w:p>
+    <w:p>
+      <w:pPr>
+        <w:keepNext w:val="0"/>
+        <w:keepLines w:val="0"/>
+        <w:widowControl/>
+        <w:suppressLineNumbers w:val="0"/>
+        <w:pBdr>
+          <w:top w:val="single" w:color="000000" w:sz="2" w:space="0"/>
+          <w:left w:val="single" w:color="000000" w:sz="2" w:space="0"/>
+          <w:bottom w:val="single" w:color="000000" w:sz="2" w:space="0"/>
+          <w:right w:val="single" w:color="000000" w:sz="2" w:space="0"/>
+        </w:pBdr>
+        <w:spacing w:before="0" w:beforeAutospacing="0" w:after="0" w:afterAutospacing="0" w:line="240" w:lineRule="atLeast"/>
+        <w:ind w:left="0" w:right="0"/>
+        <w:rPr>
+          <w:color w:val="000000"/>
+          <w:sz w:val="16"/>
+          <w:szCs w:val="16"/>
+        </w:rPr>
+      </w:pPr>
+      <w:r>
+        <w:rPr>
+          <w:color w:val="000000"/>
+          <w:sz w:val="16"/>
+          <w:szCs w:val="16"/>
+        </w:rPr>
+        <w:pict>
+          <v:rect id="_x0000_i1025" o:spt="1" style="height:1.5pt;width:432pt;" fillcolor="#000000" filled="t" stroked="f" coordsize="21600,21600" o:hr="t" o:hrstd="t" o:hrnoshade="t" o:hralign="center">
+            <v:path/>
+            <v:fill on="t" focussize="0,0"/>
+            <v:stroke on="f"/>
+            <v:imagedata o:title=""/>
+            <o:lock v:ext="edit"/>
+            <w10:wrap type="none"/>
+            <w10:anchorlock/>
+          </v:rect>
+        </w:pict>
+      </w:r>
+    </w:p>
+    <w:p>
+      <w:pPr>
+        <w:pStyle w:val="2"/>
+        <w:keepNext w:val="0"/>
+        <w:keepLines w:val="0"/>
+        <w:widowControl/>
+        <w:suppressLineNumbers w:val="0"/>
+        <w:pBdr>
+          <w:top w:val="none" w:color="auto" w:sz="0" w:space="0"/>
+          <w:left w:val="none" w:color="auto" w:sz="0" w:space="0"/>
+          <w:bottom w:val="none" w:color="auto" w:sz="0" w:space="0"/>
+          <w:right w:val="none" w:color="auto" w:sz="0" w:space="0"/>
+        </w:pBdr>
+        <w:spacing w:before="0" w:beforeAutospacing="0" w:after="0" w:afterAutospacing="0" w:line="240" w:lineRule="atLeast"/>
+        <w:ind w:left="0" w:right="0"/>
+        <w:rPr>
+          <w:color w:val="000000"/>
+          <w:sz w:val="16"/>
+          <w:szCs w:val="16"/>
+        </w:rPr>
+      </w:pPr>
+      <w:r>
+        <w:rPr>
+          <w:color w:val="000000"/>
+          <w:sz w:val="16"/>
+          <w:szCs w:val="16"/>
+        </w:rPr>
+        <w:t xml:space="preserve">2. </w:t>
+      </w:r>
+      <w:r>
+        <w:rPr>
+          <w:rStyle w:val="8"/>
+          <w:b/>
+          <w:bCs/>
+          <w:color w:val="000000"/>
+          <w:sz w:val="16"/>
+          <w:szCs w:val="16"/>
+        </w:rPr>
+        <w:t>Heuristic Only</w:t>
+      </w:r>
+    </w:p>
+    <w:p>
+      <w:pPr>
+        <w:keepNext w:val="0"/>
+        <w:keepLines w:val="0"/>
+        <w:widowControl/>
+        <w:numPr>
+          <w:ilvl w:val="0"/>
+          <w:numId w:val="6"/>
+        </w:numPr>
+        <w:suppressLineNumbers w:val="0"/>
+        <w:pBdr>
+          <w:top w:val="none" w:color="auto" w:sz="0" w:space="0"/>
+          <w:left w:val="none" w:color="auto" w:sz="0" w:space="0"/>
+          <w:bottom w:val="none" w:color="auto" w:sz="0" w:space="0"/>
+          <w:right w:val="none" w:color="auto" w:sz="0" w:space="0"/>
+        </w:pBdr>
+        <w:spacing w:before="0" w:beforeAutospacing="0" w:after="0" w:afterAutospacing="0" w:line="240" w:lineRule="atLeast"/>
+        <w:ind w:left="0" w:right="0" w:hanging="360"/>
+        <w:rPr>
+          <w:color w:val="000000"/>
+          <w:sz w:val="16"/>
+          <w:szCs w:val="16"/>
+        </w:rPr>
+      </w:pPr>
+      <w:r>
+        <w:rPr>
+          <w:color w:val="000000"/>
+          <w:sz w:val="16"/>
+          <w:szCs w:val="16"/>
+        </w:rPr>
+        <w:t xml:space="preserve">作用：Agent 只会使用你代码里 </w:t>
+      </w:r>
+      <w:r>
+        <w:rPr>
+          <w:rStyle w:val="9"/>
+          <w:color w:val="000000"/>
+          <w:sz w:val="16"/>
+          <w:szCs w:val="16"/>
+        </w:rPr>
+        <w:t>Heuristic()</w:t>
+      </w:r>
+      <w:r>
+        <w:rPr>
+          <w:color w:val="000000"/>
+          <w:sz w:val="16"/>
+          <w:szCs w:val="16"/>
+        </w:rPr>
+        <w:t xml:space="preserve"> 函数写的逻辑来输出动作，</w:t>
+      </w:r>
+      <w:r>
+        <w:rPr>
+          <w:rStyle w:val="8"/>
+          <w:b/>
+          <w:bCs/>
+          <w:color w:val="000000"/>
+          <w:sz w:val="16"/>
+          <w:szCs w:val="16"/>
+        </w:rPr>
+        <w:t>完全忽略外部训练器或导入的模型</w:t>
+      </w:r>
+      <w:r>
+        <w:rPr>
+          <w:color w:val="000000"/>
+          <w:sz w:val="16"/>
+          <w:szCs w:val="16"/>
+        </w:rPr>
+        <w:t>。</w:t>
+      </w:r>
+    </w:p>
+    <w:p>
+      <w:pPr>
+        <w:keepNext w:val="0"/>
+        <w:keepLines w:val="0"/>
+        <w:widowControl/>
+        <w:numPr>
+          <w:ilvl w:val="0"/>
+          <w:numId w:val="6"/>
+        </w:numPr>
+        <w:suppressLineNumbers w:val="0"/>
+        <w:pBdr>
+          <w:top w:val="none" w:color="auto" w:sz="0" w:space="0"/>
+          <w:left w:val="none" w:color="auto" w:sz="0" w:space="0"/>
+          <w:bottom w:val="none" w:color="auto" w:sz="0" w:space="0"/>
+          <w:right w:val="none" w:color="auto" w:sz="0" w:space="0"/>
+        </w:pBdr>
+        <w:spacing w:before="0" w:beforeAutospacing="0" w:after="0" w:afterAutospacing="0" w:line="240" w:lineRule="atLeast"/>
+        <w:ind w:left="0" w:right="0" w:hanging="360"/>
+        <w:rPr>
+          <w:color w:val="000000"/>
+          <w:sz w:val="16"/>
+          <w:szCs w:val="16"/>
+        </w:rPr>
+      </w:pPr>
+      <w:r>
+        <w:rPr>
+          <w:color w:val="000000"/>
+          <w:sz w:val="16"/>
+          <w:szCs w:val="16"/>
+        </w:rPr>
+        <w:t>适用场景：测试自己写的手动控制逻辑（比如键盘控制、规则算法），或者调试环境是否正常运行。</w:t>
+      </w:r>
+    </w:p>
+    <w:p>
+      <w:pPr>
+        <w:keepNext w:val="0"/>
+        <w:keepLines w:val="0"/>
+        <w:widowControl/>
+        <w:suppressLineNumbers w:val="0"/>
+        <w:pBdr>
+          <w:top w:val="single" w:color="000000" w:sz="2" w:space="0"/>
+          <w:left w:val="single" w:color="000000" w:sz="2" w:space="0"/>
+          <w:bottom w:val="single" w:color="000000" w:sz="2" w:space="0"/>
+          <w:right w:val="single" w:color="000000" w:sz="2" w:space="0"/>
+        </w:pBdr>
+        <w:spacing w:before="0" w:beforeAutospacing="0" w:after="0" w:afterAutospacing="0" w:line="240" w:lineRule="atLeast"/>
+        <w:ind w:left="0" w:right="0"/>
+        <w:rPr>
+          <w:color w:val="000000"/>
+          <w:sz w:val="16"/>
+          <w:szCs w:val="16"/>
+        </w:rPr>
+      </w:pPr>
+      <w:r>
+        <w:rPr>
+          <w:color w:val="000000"/>
+          <w:sz w:val="16"/>
+          <w:szCs w:val="16"/>
+        </w:rPr>
+        <w:pict>
+          <v:rect id="_x0000_i1026" o:spt="1" style="height:1.5pt;width:432pt;" fillcolor="#000000" filled="t" stroked="f" coordsize="21600,21600" o:hr="t" o:hrstd="t" o:hrnoshade="t" o:hralign="center">
+            <v:path/>
+            <v:fill on="t" focussize="0,0"/>
+            <v:stroke on="f"/>
+            <v:imagedata o:title=""/>
+            <o:lock v:ext="edit"/>
+            <w10:wrap type="none"/>
+            <w10:anchorlock/>
+          </v:rect>
+        </w:pict>
+      </w:r>
+    </w:p>
+    <w:p>
+      <w:pPr>
+        <w:pStyle w:val="2"/>
+        <w:keepNext w:val="0"/>
+        <w:keepLines w:val="0"/>
+        <w:widowControl/>
+        <w:suppressLineNumbers w:val="0"/>
+        <w:pBdr>
+          <w:top w:val="none" w:color="auto" w:sz="0" w:space="0"/>
+          <w:left w:val="none" w:color="auto" w:sz="0" w:space="0"/>
+          <w:bottom w:val="none" w:color="auto" w:sz="0" w:space="0"/>
+          <w:right w:val="none" w:color="auto" w:sz="0" w:space="0"/>
+        </w:pBdr>
+        <w:spacing w:before="0" w:beforeAutospacing="0" w:after="0" w:afterAutospacing="0" w:line="240" w:lineRule="atLeast"/>
+        <w:ind w:left="0" w:right="0"/>
+        <w:rPr>
+          <w:color w:val="000000"/>
+          <w:sz w:val="16"/>
+          <w:szCs w:val="16"/>
+        </w:rPr>
+      </w:pPr>
+      <w:r>
+        <w:rPr>
+          <w:color w:val="000000"/>
+          <w:sz w:val="16"/>
+          <w:szCs w:val="16"/>
+        </w:rPr>
+        <w:t xml:space="preserve">3. </w:t>
+      </w:r>
+      <w:r>
+        <w:rPr>
+          <w:rStyle w:val="8"/>
+          <w:b/>
+          <w:bCs/>
+          <w:color w:val="000000"/>
+          <w:sz w:val="16"/>
+          <w:szCs w:val="16"/>
+        </w:rPr>
+        <w:t>Inference Only</w:t>
+      </w:r>
+    </w:p>
+    <w:p>
+      <w:pPr>
+        <w:keepNext w:val="0"/>
+        <w:keepLines w:val="0"/>
+        <w:widowControl/>
+        <w:numPr>
+          <w:ilvl w:val="0"/>
+          <w:numId w:val="7"/>
+        </w:numPr>
+        <w:suppressLineNumbers w:val="0"/>
+        <w:pBdr>
+          <w:top w:val="none" w:color="auto" w:sz="0" w:space="0"/>
+          <w:left w:val="none" w:color="auto" w:sz="0" w:space="0"/>
+          <w:bottom w:val="none" w:color="auto" w:sz="0" w:space="0"/>
+          <w:right w:val="none" w:color="auto" w:sz="0" w:space="0"/>
+        </w:pBdr>
+        <w:spacing w:before="0" w:beforeAutospacing="0" w:after="0" w:afterAutospacing="0" w:line="240" w:lineRule="atLeast"/>
+        <w:ind w:left="0" w:right="0" w:hanging="360"/>
+        <w:rPr>
+          <w:color w:val="000000"/>
+          <w:sz w:val="16"/>
+          <w:szCs w:val="16"/>
+        </w:rPr>
+      </w:pPr>
+      <w:r>
+        <w:rPr>
+          <w:color w:val="000000"/>
+          <w:sz w:val="16"/>
+          <w:szCs w:val="16"/>
+        </w:rPr>
+        <w:t xml:space="preserve">作用：Agent 直接用你导入的 </w:t>
+      </w:r>
+      <w:r>
+        <w:rPr>
+          <w:rStyle w:val="9"/>
+          <w:color w:val="000000"/>
+          <w:sz w:val="16"/>
+          <w:szCs w:val="16"/>
+        </w:rPr>
+        <w:t>.onnx</w:t>
+      </w:r>
+      <w:r>
+        <w:rPr>
+          <w:color w:val="000000"/>
+          <w:sz w:val="16"/>
+          <w:szCs w:val="16"/>
+        </w:rPr>
+        <w:t xml:space="preserve"> 模型文件来输出动作，</w:t>
+      </w:r>
+      <w:r>
+        <w:rPr>
+          <w:rStyle w:val="8"/>
+          <w:b/>
+          <w:bCs/>
+          <w:color w:val="000000"/>
+          <w:sz w:val="16"/>
+          <w:szCs w:val="16"/>
+        </w:rPr>
+        <w:t>不会和训练器通信，也不会收集数据</w:t>
+      </w:r>
+      <w:r>
+        <w:rPr>
+          <w:color w:val="000000"/>
+          <w:sz w:val="16"/>
+          <w:szCs w:val="16"/>
+        </w:rPr>
+        <w:t>。</w:t>
+      </w:r>
+    </w:p>
+    <w:p>
+      <w:pPr>
+        <w:keepNext w:val="0"/>
+        <w:keepLines w:val="0"/>
+        <w:widowControl/>
+        <w:numPr>
+          <w:ilvl w:val="0"/>
+          <w:numId w:val="7"/>
+        </w:numPr>
+        <w:suppressLineNumbers w:val="0"/>
+        <w:pBdr>
+          <w:top w:val="none" w:color="auto" w:sz="0" w:space="0"/>
+          <w:left w:val="none" w:color="auto" w:sz="0" w:space="0"/>
+          <w:bottom w:val="none" w:color="auto" w:sz="0" w:space="0"/>
+          <w:right w:val="none" w:color="auto" w:sz="0" w:space="0"/>
+        </w:pBdr>
+        <w:spacing w:before="0" w:beforeAutospacing="0" w:after="0" w:afterAutospacing="0" w:line="240" w:lineRule="atLeast"/>
+        <w:ind w:left="0" w:right="0" w:hanging="360"/>
+        <w:rPr>
+          <w:color w:val="000000"/>
+          <w:sz w:val="16"/>
+          <w:szCs w:val="16"/>
+        </w:rPr>
+      </w:pPr>
+      <w:r>
+        <w:rPr>
+          <w:color w:val="000000"/>
+          <w:sz w:val="16"/>
+          <w:szCs w:val="16"/>
+        </w:rPr>
+        <w:t>适用场景：训练完成后，测试 / 部署已训练好的模型效果。</w:t>
+      </w:r>
+    </w:p>
+    <w:p>
+      <w:pPr>
+        <w:rPr>
+          <w:rFonts w:hint="default"/>
+          <w:lang w:val="en-US" w:eastAsia="zh-CN"/>
+        </w:rPr>
+      </w:pPr>
+    </w:p>
     <w:sectPr>
       <w:pgSz w:w="11906" w:h="16838"/>
       <w:pgMar w:top="1440" w:right="1440" w:bottom="1440" w:left="1440" w:header="708" w:footer="708" w:gutter="0"/>
@@ -2730,6 +3586,155 @@
     </w:lvl>
   </w:abstractNum>
   <w:abstractNum w:abstractNumId="1">
+    <w:nsid w:val="D52F3896"/>
+    <w:multiLevelType w:val="multilevel"/>
+    <w:tmpl w:val="D52F3896"/>
+    <w:lvl w:ilvl="0" w:tentative="0">
+      <w:start w:val="1"/>
+      <w:numFmt w:val="bullet"/>
+      <w:lvlText w:val=""/>
+      <w:lvlJc w:val="left"/>
+      <w:pPr>
+        <w:tabs>
+          <w:tab w:val="left" w:pos="720"/>
+        </w:tabs>
+        <w:ind w:left="720" w:hanging="360"/>
+      </w:pPr>
+      <w:rPr>
+        <w:rFonts w:hint="default" w:ascii="Symbol" w:hAnsi="Symbol" w:cs="Symbol"/>
+        <w:sz w:val="20"/>
+      </w:rPr>
+    </w:lvl>
+    <w:lvl w:ilvl="1" w:tentative="0">
+      <w:start w:val="1"/>
+      <w:numFmt w:val="bullet"/>
+      <w:lvlText w:val="o"/>
+      <w:lvlJc w:val="left"/>
+      <w:pPr>
+        <w:tabs>
+          <w:tab w:val="left" w:pos="1440"/>
+        </w:tabs>
+        <w:ind w:left="1440" w:hanging="360"/>
+      </w:pPr>
+      <w:rPr>
+        <w:rFonts w:hint="default" w:ascii="Courier New" w:hAnsi="Courier New" w:cs="Courier New"/>
+        <w:sz w:val="20"/>
+      </w:rPr>
+    </w:lvl>
+    <w:lvl w:ilvl="2" w:tentative="0">
+      <w:start w:val="1"/>
+      <w:numFmt w:val="bullet"/>
+      <w:lvlText w:val=""/>
+      <w:lvlJc w:val="left"/>
+      <w:pPr>
+        <w:tabs>
+          <w:tab w:val="left" w:pos="2160"/>
+        </w:tabs>
+        <w:ind w:left="2160" w:hanging="360"/>
+      </w:pPr>
+      <w:rPr>
+        <w:rFonts w:hint="default" w:ascii="Wingdings" w:hAnsi="Wingdings" w:cs="Wingdings"/>
+        <w:sz w:val="20"/>
+      </w:rPr>
+    </w:lvl>
+    <w:lvl w:ilvl="3" w:tentative="0">
+      <w:start w:val="1"/>
+      <w:numFmt w:val="bullet"/>
+      <w:lvlText w:val=""/>
+      <w:lvlJc w:val="left"/>
+      <w:pPr>
+        <w:tabs>
+          <w:tab w:val="left" w:pos="2880"/>
+        </w:tabs>
+        <w:ind w:left="2880" w:hanging="360"/>
+      </w:pPr>
+      <w:rPr>
+        <w:rFonts w:hint="default" w:ascii="Wingdings" w:hAnsi="Wingdings" w:cs="Wingdings"/>
+        <w:sz w:val="20"/>
+      </w:rPr>
+    </w:lvl>
+    <w:lvl w:ilvl="4" w:tentative="0">
+      <w:start w:val="1"/>
+      <w:numFmt w:val="bullet"/>
+      <w:lvlText w:val=""/>
+      <w:lvlJc w:val="left"/>
+      <w:pPr>
+        <w:tabs>
+          <w:tab w:val="left" w:pos="3600"/>
+        </w:tabs>
+        <w:ind w:left="3600" w:hanging="360"/>
+      </w:pPr>
+      <w:rPr>
+        <w:rFonts w:hint="default" w:ascii="Wingdings" w:hAnsi="Wingdings" w:cs="Wingdings"/>
+        <w:sz w:val="20"/>
+      </w:rPr>
+    </w:lvl>
+    <w:lvl w:ilvl="5" w:tentative="0">
+      <w:start w:val="1"/>
+      <w:numFmt w:val="bullet"/>
+      <w:lvlText w:val=""/>
+      <w:lvlJc w:val="left"/>
+      <w:pPr>
+        <w:tabs>
+          <w:tab w:val="left" w:pos="4320"/>
+        </w:tabs>
+        <w:ind w:left="4320" w:hanging="360"/>
+      </w:pPr>
+      <w:rPr>
+        <w:rFonts w:hint="default" w:ascii="Wingdings" w:hAnsi="Wingdings" w:cs="Wingdings"/>
+        <w:sz w:val="20"/>
+      </w:rPr>
+    </w:lvl>
+    <w:lvl w:ilvl="6" w:tentative="0">
+      <w:start w:val="1"/>
+      <w:numFmt w:val="bullet"/>
+      <w:lvlText w:val=""/>
+      <w:lvlJc w:val="left"/>
+      <w:pPr>
+        <w:tabs>
+          <w:tab w:val="left" w:pos="5040"/>
+        </w:tabs>
+        <w:ind w:left="5040" w:hanging="360"/>
+      </w:pPr>
+      <w:rPr>
+        <w:rFonts w:hint="default" w:ascii="Wingdings" w:hAnsi="Wingdings" w:cs="Wingdings"/>
+        <w:sz w:val="20"/>
+      </w:rPr>
+    </w:lvl>
+    <w:lvl w:ilvl="7" w:tentative="0">
+      <w:start w:val="1"/>
+      <w:numFmt w:val="bullet"/>
+      <w:lvlText w:val=""/>
+      <w:lvlJc w:val="left"/>
+      <w:pPr>
+        <w:tabs>
+          <w:tab w:val="left" w:pos="5760"/>
+        </w:tabs>
+        <w:ind w:left="5760" w:hanging="360"/>
+      </w:pPr>
+      <w:rPr>
+        <w:rFonts w:hint="default" w:ascii="Wingdings" w:hAnsi="Wingdings" w:cs="Wingdings"/>
+        <w:sz w:val="20"/>
+      </w:rPr>
+    </w:lvl>
+    <w:lvl w:ilvl="8" w:tentative="0">
+      <w:start w:val="1"/>
+      <w:numFmt w:val="bullet"/>
+      <w:lvlText w:val=""/>
+      <w:lvlJc w:val="left"/>
+      <w:pPr>
+        <w:tabs>
+          <w:tab w:val="left" w:pos="6480"/>
+        </w:tabs>
+        <w:ind w:left="6480" w:hanging="360"/>
+      </w:pPr>
+      <w:rPr>
+        <w:rFonts w:hint="default" w:ascii="Wingdings" w:hAnsi="Wingdings" w:cs="Wingdings"/>
+        <w:sz w:val="20"/>
+      </w:rPr>
+    </w:lvl>
+  </w:abstractNum>
+  <w:abstractNum w:abstractNumId="2">
     <w:nsid w:val="DA325A67"/>
     <w:multiLevelType w:val="multilevel"/>
     <w:tmpl w:val="DA325A67"/>
@@ -2878,7 +3883,305 @@
       </w:rPr>
     </w:lvl>
   </w:abstractNum>
-  <w:abstractNum w:abstractNumId="2">
+  <w:abstractNum w:abstractNumId="3">
+    <w:nsid w:val="DCDF07CD"/>
+    <w:multiLevelType w:val="multilevel"/>
+    <w:tmpl w:val="DCDF07CD"/>
+    <w:lvl w:ilvl="0" w:tentative="0">
+      <w:start w:val="1"/>
+      <w:numFmt w:val="bullet"/>
+      <w:lvlText w:val=""/>
+      <w:lvlJc w:val="left"/>
+      <w:pPr>
+        <w:tabs>
+          <w:tab w:val="left" w:pos="720"/>
+        </w:tabs>
+        <w:ind w:left="720" w:hanging="360"/>
+      </w:pPr>
+      <w:rPr>
+        <w:rFonts w:ascii="Symbol" w:hAnsi="Symbol" w:cs="Symbol"/>
+        <w:sz w:val="20"/>
+      </w:rPr>
+    </w:lvl>
+    <w:lvl w:ilvl="1" w:tentative="0">
+      <w:start w:val="1"/>
+      <w:numFmt w:val="bullet"/>
+      <w:lvlText w:val="o"/>
+      <w:lvlJc w:val="left"/>
+      <w:pPr>
+        <w:tabs>
+          <w:tab w:val="left" w:pos="1440"/>
+        </w:tabs>
+        <w:ind w:left="1440" w:hanging="360"/>
+      </w:pPr>
+      <w:rPr>
+        <w:rFonts w:ascii="Courier New" w:hAnsi="Courier New" w:cs="Courier New"/>
+        <w:sz w:val="20"/>
+      </w:rPr>
+    </w:lvl>
+    <w:lvl w:ilvl="2" w:tentative="0">
+      <w:start w:val="1"/>
+      <w:numFmt w:val="bullet"/>
+      <w:lvlText w:val=""/>
+      <w:lvlJc w:val="left"/>
+      <w:pPr>
+        <w:tabs>
+          <w:tab w:val="left" w:pos="2160"/>
+        </w:tabs>
+        <w:ind w:left="2160" w:hanging="360"/>
+      </w:pPr>
+      <w:rPr>
+        <w:rFonts w:ascii="Wingdings" w:hAnsi="Wingdings" w:cs="Wingdings"/>
+        <w:sz w:val="20"/>
+      </w:rPr>
+    </w:lvl>
+    <w:lvl w:ilvl="3" w:tentative="0">
+      <w:start w:val="1"/>
+      <w:numFmt w:val="bullet"/>
+      <w:lvlText w:val=""/>
+      <w:lvlJc w:val="left"/>
+      <w:pPr>
+        <w:tabs>
+          <w:tab w:val="left" w:pos="2880"/>
+        </w:tabs>
+        <w:ind w:left="2880" w:hanging="360"/>
+      </w:pPr>
+      <w:rPr>
+        <w:rFonts w:hint="default" w:ascii="Wingdings" w:hAnsi="Wingdings" w:cs="Wingdings"/>
+        <w:sz w:val="20"/>
+      </w:rPr>
+    </w:lvl>
+    <w:lvl w:ilvl="4" w:tentative="0">
+      <w:start w:val="1"/>
+      <w:numFmt w:val="bullet"/>
+      <w:lvlText w:val=""/>
+      <w:lvlJc w:val="left"/>
+      <w:pPr>
+        <w:tabs>
+          <w:tab w:val="left" w:pos="3600"/>
+        </w:tabs>
+        <w:ind w:left="3600" w:hanging="360"/>
+      </w:pPr>
+      <w:rPr>
+        <w:rFonts w:hint="default" w:ascii="Wingdings" w:hAnsi="Wingdings" w:cs="Wingdings"/>
+        <w:sz w:val="20"/>
+      </w:rPr>
+    </w:lvl>
+    <w:lvl w:ilvl="5" w:tentative="0">
+      <w:start w:val="1"/>
+      <w:numFmt w:val="bullet"/>
+      <w:lvlText w:val=""/>
+      <w:lvlJc w:val="left"/>
+      <w:pPr>
+        <w:tabs>
+          <w:tab w:val="left" w:pos="4320"/>
+        </w:tabs>
+        <w:ind w:left="4320" w:hanging="360"/>
+      </w:pPr>
+      <w:rPr>
+        <w:rFonts w:hint="default" w:ascii="Wingdings" w:hAnsi="Wingdings" w:cs="Wingdings"/>
+        <w:sz w:val="20"/>
+      </w:rPr>
+    </w:lvl>
+    <w:lvl w:ilvl="6" w:tentative="0">
+      <w:start w:val="1"/>
+      <w:numFmt w:val="bullet"/>
+      <w:lvlText w:val=""/>
+      <w:lvlJc w:val="left"/>
+      <w:pPr>
+        <w:tabs>
+          <w:tab w:val="left" w:pos="5040"/>
+        </w:tabs>
+        <w:ind w:left="5040" w:hanging="360"/>
+      </w:pPr>
+      <w:rPr>
+        <w:rFonts w:hint="default" w:ascii="Wingdings" w:hAnsi="Wingdings" w:cs="Wingdings"/>
+        <w:sz w:val="20"/>
+      </w:rPr>
+    </w:lvl>
+    <w:lvl w:ilvl="7" w:tentative="0">
+      <w:start w:val="1"/>
+      <w:numFmt w:val="bullet"/>
+      <w:lvlText w:val=""/>
+      <w:lvlJc w:val="left"/>
+      <w:pPr>
+        <w:tabs>
+          <w:tab w:val="left" w:pos="5760"/>
+        </w:tabs>
+        <w:ind w:left="5760" w:hanging="360"/>
+      </w:pPr>
+      <w:rPr>
+        <w:rFonts w:hint="default" w:ascii="Wingdings" w:hAnsi="Wingdings" w:cs="Wingdings"/>
+        <w:sz w:val="20"/>
+      </w:rPr>
+    </w:lvl>
+    <w:lvl w:ilvl="8" w:tentative="0">
+      <w:start w:val="1"/>
+      <w:numFmt w:val="bullet"/>
+      <w:lvlText w:val=""/>
+      <w:lvlJc w:val="left"/>
+      <w:pPr>
+        <w:tabs>
+          <w:tab w:val="left" w:pos="6480"/>
+        </w:tabs>
+        <w:ind w:left="6480" w:hanging="360"/>
+      </w:pPr>
+      <w:rPr>
+        <w:rFonts w:hint="default" w:ascii="Wingdings" w:hAnsi="Wingdings" w:cs="Wingdings"/>
+        <w:sz w:val="20"/>
+      </w:rPr>
+    </w:lvl>
+  </w:abstractNum>
+  <w:abstractNum w:abstractNumId="4">
+    <w:nsid w:val="FDC8BF28"/>
+    <w:multiLevelType w:val="multilevel"/>
+    <w:tmpl w:val="FDC8BF28"/>
+    <w:lvl w:ilvl="0" w:tentative="0">
+      <w:start w:val="1"/>
+      <w:numFmt w:val="bullet"/>
+      <w:lvlText w:val=""/>
+      <w:lvlJc w:val="left"/>
+      <w:pPr>
+        <w:tabs>
+          <w:tab w:val="left" w:pos="720"/>
+        </w:tabs>
+        <w:ind w:left="720" w:hanging="360"/>
+      </w:pPr>
+      <w:rPr>
+        <w:rFonts w:hint="default" w:ascii="Symbol" w:hAnsi="Symbol" w:cs="Symbol"/>
+        <w:sz w:val="20"/>
+      </w:rPr>
+    </w:lvl>
+    <w:lvl w:ilvl="1" w:tentative="0">
+      <w:start w:val="1"/>
+      <w:numFmt w:val="bullet"/>
+      <w:lvlText w:val="o"/>
+      <w:lvlJc w:val="left"/>
+      <w:pPr>
+        <w:tabs>
+          <w:tab w:val="left" w:pos="1440"/>
+        </w:tabs>
+        <w:ind w:left="1440" w:hanging="360"/>
+      </w:pPr>
+      <w:rPr>
+        <w:rFonts w:hint="default" w:ascii="Courier New" w:hAnsi="Courier New" w:cs="Courier New"/>
+        <w:sz w:val="20"/>
+      </w:rPr>
+    </w:lvl>
+    <w:lvl w:ilvl="2" w:tentative="0">
+      <w:start w:val="1"/>
+      <w:numFmt w:val="bullet"/>
+      <w:lvlText w:val=""/>
+      <w:lvlJc w:val="left"/>
+      <w:pPr>
+        <w:tabs>
+          <w:tab w:val="left" w:pos="2160"/>
+        </w:tabs>
+        <w:ind w:left="2160" w:hanging="360"/>
+      </w:pPr>
+      <w:rPr>
+        <w:rFonts w:hint="default" w:ascii="Wingdings" w:hAnsi="Wingdings" w:cs="Wingdings"/>
+        <w:sz w:val="20"/>
+      </w:rPr>
+    </w:lvl>
+    <w:lvl w:ilvl="3" w:tentative="0">
+      <w:start w:val="1"/>
+      <w:numFmt w:val="bullet"/>
+      <w:lvlText w:val=""/>
+      <w:lvlJc w:val="left"/>
+      <w:pPr>
+        <w:tabs>
+          <w:tab w:val="left" w:pos="2880"/>
+        </w:tabs>
+        <w:ind w:left="2880" w:hanging="360"/>
+      </w:pPr>
+      <w:rPr>
+        <w:rFonts w:hint="default" w:ascii="Wingdings" w:hAnsi="Wingdings" w:cs="Wingdings"/>
+        <w:sz w:val="20"/>
+      </w:rPr>
+    </w:lvl>
+    <w:lvl w:ilvl="4" w:tentative="0">
+      <w:start w:val="1"/>
+      <w:numFmt w:val="bullet"/>
+      <w:lvlText w:val=""/>
+      <w:lvlJc w:val="left"/>
+      <w:pPr>
+        <w:tabs>
+          <w:tab w:val="left" w:pos="3600"/>
+        </w:tabs>
+        <w:ind w:left="3600" w:hanging="360"/>
+      </w:pPr>
+      <w:rPr>
+        <w:rFonts w:hint="default" w:ascii="Wingdings" w:hAnsi="Wingdings" w:cs="Wingdings"/>
+        <w:sz w:val="20"/>
+      </w:rPr>
+    </w:lvl>
+    <w:lvl w:ilvl="5" w:tentative="0">
+      <w:start w:val="1"/>
+      <w:numFmt w:val="bullet"/>
+      <w:lvlText w:val=""/>
+      <w:lvlJc w:val="left"/>
+      <w:pPr>
+        <w:tabs>
+          <w:tab w:val="left" w:pos="4320"/>
+        </w:tabs>
+        <w:ind w:left="4320" w:hanging="360"/>
+      </w:pPr>
+      <w:rPr>
+        <w:rFonts w:hint="default" w:ascii="Wingdings" w:hAnsi="Wingdings" w:cs="Wingdings"/>
+        <w:sz w:val="20"/>
+      </w:rPr>
+    </w:lvl>
+    <w:lvl w:ilvl="6" w:tentative="0">
+      <w:start w:val="1"/>
+      <w:numFmt w:val="bullet"/>
+      <w:lvlText w:val=""/>
+      <w:lvlJc w:val="left"/>
+      <w:pPr>
+        <w:tabs>
+          <w:tab w:val="left" w:pos="5040"/>
+        </w:tabs>
+        <w:ind w:left="5040" w:hanging="360"/>
+      </w:pPr>
+      <w:rPr>
+        <w:rFonts w:hint="default" w:ascii="Wingdings" w:hAnsi="Wingdings" w:cs="Wingdings"/>
+        <w:sz w:val="20"/>
+      </w:rPr>
+    </w:lvl>
+    <w:lvl w:ilvl="7" w:tentative="0">
+      <w:start w:val="1"/>
+      <w:numFmt w:val="bullet"/>
+      <w:lvlText w:val=""/>
+      <w:lvlJc w:val="left"/>
+      <w:pPr>
+        <w:tabs>
+          <w:tab w:val="left" w:pos="5760"/>
+        </w:tabs>
+        <w:ind w:left="5760" w:hanging="360"/>
+      </w:pPr>
+      <w:rPr>
+        <w:rFonts w:hint="default" w:ascii="Wingdings" w:hAnsi="Wingdings" w:cs="Wingdings"/>
+        <w:sz w:val="20"/>
+      </w:rPr>
+    </w:lvl>
+    <w:lvl w:ilvl="8" w:tentative="0">
+      <w:start w:val="1"/>
+      <w:numFmt w:val="bullet"/>
+      <w:lvlText w:val=""/>
+      <w:lvlJc w:val="left"/>
+      <w:pPr>
+        <w:tabs>
+          <w:tab w:val="left" w:pos="6480"/>
+        </w:tabs>
+        <w:ind w:left="6480" w:hanging="360"/>
+      </w:pPr>
+      <w:rPr>
+        <w:rFonts w:hint="default" w:ascii="Wingdings" w:hAnsi="Wingdings" w:cs="Wingdings"/>
+        <w:sz w:val="20"/>
+      </w:rPr>
+    </w:lvl>
+  </w:abstractNum>
+  <w:abstractNum w:abstractNumId="5">
     <w:nsid w:val="0053208E"/>
     <w:multiLevelType w:val="multilevel"/>
     <w:tmpl w:val="0053208E"/>
@@ -3009,7 +4312,7 @@
       </w:rPr>
     </w:lvl>
   </w:abstractNum>
-  <w:abstractNum w:abstractNumId="3">
+  <w:abstractNum w:abstractNumId="6">
     <w:nsid w:val="68BF39BE"/>
     <w:multiLevelType w:val="multilevel"/>
     <w:tmpl w:val="68BF39BE"/>
@@ -3159,19 +4462,28 @@
     </w:lvl>
   </w:abstractNum>
   <w:num w:numId="1">
-    <w:abstractNumId w:val="1"/>
+    <w:abstractNumId w:val="2"/>
   </w:num>
   <w:num w:numId="2">
-    <w:abstractNumId w:val="2"/>
+    <w:abstractNumId w:val="5"/>
     <w:lvlOverride w:ilvl="0">
       <w:startOverride w:val="1"/>
     </w:lvlOverride>
   </w:num>
   <w:num w:numId="3">
-    <w:abstractNumId w:val="3"/>
+    <w:abstractNumId w:val="6"/>
   </w:num>
   <w:num w:numId="4">
     <w:abstractNumId w:val="0"/>
+  </w:num>
+  <w:num w:numId="5">
+    <w:abstractNumId w:val="3"/>
+  </w:num>
+  <w:num w:numId="6">
+    <w:abstractNumId w:val="1"/>
+  </w:num>
+  <w:num w:numId="7">
+    <w:abstractNumId w:val="4"/>
   </w:num>
 </w:numbering>
 </file>

--- a/文档资料/ML-Agents 模型训练步骤1.docx
+++ b/文档资料/ML-Agents 模型训练步骤1.docx
@@ -8,6 +8,40 @@
       </w:pPr>
       <w:r>
         <w:t>ML-Agents 模型训练步骤</w:t>
+      </w:r>
+    </w:p>
+    <w:p>
+      <w:pPr>
+        <w:pStyle w:val="10"/>
+        <w:rPr>
+          <w:rFonts w:hint="eastAsia"/>
+          <w:lang w:val="en-US" w:eastAsia="zh-CN"/>
+        </w:rPr>
+      </w:pPr>
+    </w:p>
+    <w:p>
+      <w:pPr>
+        <w:pStyle w:val="10"/>
+        <w:rPr>
+          <w:rFonts w:hint="eastAsia"/>
+          <w:lang w:val="en-US" w:eastAsia="zh-CN"/>
+        </w:rPr>
+      </w:pPr>
+      <w:r>
+        <w:rPr>
+          <w:rFonts w:hint="eastAsia"/>
+          <w:lang w:val="en-US" w:eastAsia="zh-CN"/>
+        </w:rPr>
+        <w:t>E: &amp;&amp; conda activate mlagents-clean &amp;&amp; cd /d E:\Unity_data\PPUV-YOLOv8 &amp;&amp; set CUDA_VISIBLE_DEVICES=-1 &amp;&amp; mlagents-learn Assets/config/trainer_config.yaml --run-id=usv_ppo_train_010_seed</w:t>
+      </w:r>
+      <w:bookmarkStart w:id="1" w:name="_GoBack"/>
+      <w:bookmarkEnd w:id="1"/>
+      <w:r>
+        <w:rPr>
+          <w:rFonts w:hint="eastAsia"/>
+          <w:lang w:val="en-US" w:eastAsia="zh-CN"/>
+        </w:rPr>
+        <w:t>2 --initialize-from=usv_ppo_train_010 --seed=123 --timeout-wait 1800 --num-envs 1 --no-graphics</w:t>
       </w:r>
     </w:p>
     <w:p>
@@ -2149,7 +2183,6 @@
           <w:lang w:val="en-US" w:eastAsia="zh-CN"/>
         </w:rPr>
       </w:pPr>
-      <w:bookmarkStart w:id="1" w:name="_GoBack"/>
       <w:r>
         <w:rPr>
           <w:rFonts w:hint="eastAsia" w:ascii="Segoe UI Emoji" w:hAnsi="Segoe UI Emoji" w:eastAsia="Segoe UI Emoji" w:cs="Segoe UI Emoji"/>
@@ -2196,7 +2229,7 @@
           <w:szCs w:val="16"/>
           <w:lang w:val="en-US" w:eastAsia="zh-CN"/>
         </w:rPr>
-        <w:t>usv_no_ppo_train_1</w:t>
+        <w:t>usv_ppo_train_010_seed42</w:t>
       </w:r>
       <w:r>
         <w:rPr>
@@ -2239,7 +2272,6 @@
         <w:t>6</w:t>
       </w:r>
     </w:p>
-    <w:bookmarkEnd w:id="1"/>
     <w:p>
       <w:pPr>
         <w:pStyle w:val="10"/>

--- a/文档资料/ML-Agents 模型训练步骤1.docx
+++ b/文档资料/ML-Agents 模型训练步骤1.docx
@@ -18,30 +18,231 @@
           <w:lang w:val="en-US" w:eastAsia="zh-CN"/>
         </w:rPr>
       </w:pPr>
-    </w:p>
-    <w:p>
-      <w:pPr>
-        <w:pStyle w:val="10"/>
+      <w:r>
         <w:rPr>
           <w:rFonts w:hint="eastAsia"/>
           <w:lang w:val="en-US" w:eastAsia="zh-CN"/>
         </w:rPr>
-      </w:pPr>
-      <w:r>
+        <w:t>训练指令：</w:t>
+      </w:r>
+    </w:p>
+    <w:p>
+      <w:pPr>
+        <w:pStyle w:val="10"/>
         <w:rPr>
           <w:rFonts w:hint="eastAsia"/>
           <w:lang w:val="en-US" w:eastAsia="zh-CN"/>
         </w:rPr>
-        <w:t>E: &amp;&amp; conda activate mlagents-clean &amp;&amp; cd /d E:\Unity_data\PPUV-YOLOv8 &amp;&amp; set CUDA_VISIBLE_DEVICES=-1 &amp;&amp; mlagents-learn Assets/config/trainer_config.yaml --run-id=usv_ppo_train_010_seed</w:t>
+      </w:pPr>
+      <w:r>
+        <w:rPr>
+          <w:rFonts w:hint="eastAsia"/>
+          <w:lang w:val="en-US" w:eastAsia="zh-CN"/>
+        </w:rPr>
+        <w:t>E: &amp;&amp; conda activate mlagents-clean &amp;&amp; cd /d E:\Unity_data\PPUV-YOLOv8 &amp;&amp; set CUDA_VISIBLE_DEVICES=-1 &amp;&amp; mlagents-learn Assets/config/trainer_config.yaml --run-id=usv_ppo_train_010_seed1 --initialize-from=usv_ppo_train_010 --seed=123 --timeout-wait 1800 --num-envs 1 --no-graphics</w:t>
+      </w:r>
+    </w:p>
+    <w:p>
+      <w:pPr>
+        <w:pStyle w:val="10"/>
+        <w:rPr>
+          <w:rFonts w:hint="eastAsia"/>
+          <w:lang w:val="en-US" w:eastAsia="zh-CN"/>
+        </w:rPr>
+      </w:pPr>
+    </w:p>
+    <w:p>
+      <w:pPr>
+        <w:pStyle w:val="10"/>
+        <w:rPr>
+          <w:rFonts w:hint="eastAsia"/>
+          <w:lang w:val="en-US" w:eastAsia="zh-CN"/>
+        </w:rPr>
+      </w:pPr>
+      <w:r>
+        <w:rPr>
+          <w:rFonts w:hint="eastAsia"/>
+          <w:lang w:val="en-US" w:eastAsia="zh-CN"/>
+        </w:rPr>
+        <w:t>查看训练好的模型：</w:t>
+      </w:r>
+    </w:p>
+    <w:p>
+      <w:pPr>
+        <w:pStyle w:val="10"/>
+        <w:jc w:val="center"/>
+        <w:rPr>
+          <w:rFonts w:hint="eastAsia" w:ascii="宋体" w:hAnsi="宋体" w:eastAsia="宋体" w:cs="宋体"/>
+          <w:color w:val="000000"/>
+          <w:sz w:val="16"/>
+          <w:szCs w:val="16"/>
+          <w:lang w:val="en-US" w:eastAsia="zh-CN"/>
+        </w:rPr>
+      </w:pPr>
+      <w:r>
+        <w:rPr>
+          <w:rFonts w:hint="eastAsia" w:ascii="Segoe UI Emoji" w:hAnsi="Segoe UI Emoji" w:eastAsia="Segoe UI Emoji" w:cs="Segoe UI Emoji"/>
+          <w:i w:val="0"/>
+          <w:iCs w:val="0"/>
+          <w:caps w:val="0"/>
+          <w:color w:val="000000"/>
+          <w:spacing w:val="0"/>
+          <w:sz w:val="16"/>
+          <w:szCs w:val="16"/>
+          <w:lang w:val="en-US" w:eastAsia="zh-CN"/>
+        </w:rPr>
+        <w:t xml:space="preserve"> E: &amp;&amp; conda activate mlagents-clean &amp;&amp; cd /d E:\Unity_data\PPUV-YOLOv8 &amp;&amp; set CUDA_VISIBLE_DEVICES=-1 &amp;&amp;</w:t>
+      </w:r>
+      <w:r>
+        <w:rPr>
+          <w:rFonts w:hint="eastAsia"/>
+          <w:lang w:val="en-US" w:eastAsia="zh-CN"/>
+        </w:rPr>
+        <w:t xml:space="preserve"> </w:t>
+      </w:r>
+      <w:r>
+        <w:rPr>
+          <w:rFonts w:ascii="Segoe UI Emoji" w:hAnsi="Segoe UI Emoji" w:eastAsia="Segoe UI Emoji" w:cs="Segoe UI Emoji"/>
+          <w:i w:val="0"/>
+          <w:iCs w:val="0"/>
+          <w:caps w:val="0"/>
+          <w:color w:val="000000"/>
+          <w:spacing w:val="0"/>
+          <w:sz w:val="16"/>
+          <w:szCs w:val="16"/>
+        </w:rPr>
+        <w:t>tensorboard --logdir=E:\Unity_data\PPUV-YOLOv8\results\</w:t>
+      </w:r>
+      <w:r>
+        <w:rPr>
+          <w:rFonts w:hint="eastAsia" w:ascii="Segoe UI Emoji" w:hAnsi="Segoe UI Emoji" w:eastAsia="Segoe UI Emoji" w:cs="Segoe UI Emoji"/>
+          <w:i w:val="0"/>
+          <w:iCs w:val="0"/>
+          <w:caps w:val="0"/>
+          <w:color w:val="000000"/>
+          <w:spacing w:val="0"/>
+          <w:sz w:val="16"/>
+          <w:szCs w:val="16"/>
+          <w:lang w:val="en-US" w:eastAsia="zh-CN"/>
+        </w:rPr>
+        <w:t>usv_ppo_train_010_seed1</w:t>
+      </w:r>
+      <w:r>
+        <w:rPr>
+          <w:rFonts w:ascii="Segoe UI Emoji" w:hAnsi="Segoe UI Emoji" w:eastAsia="Segoe UI Emoji" w:cs="Segoe UI Emoji"/>
+          <w:i w:val="0"/>
+          <w:iCs w:val="0"/>
+          <w:caps w:val="0"/>
+          <w:color w:val="000000"/>
+          <w:spacing w:val="0"/>
+          <w:sz w:val="16"/>
+          <w:szCs w:val="16"/>
+        </w:rPr>
+        <w:t>\USV_GlobalRLAgent</w:t>
+      </w:r>
+      <w:r>
+        <w:rPr>
+          <w:rFonts w:ascii="宋体" w:hAnsi="宋体" w:eastAsia="宋体" w:cs="宋体"/>
+          <w:sz w:val="24"/>
+          <w:szCs w:val="24"/>
+        </w:rPr>
+        <w:t xml:space="preserve"> </w:t>
+      </w:r>
+      <w:r>
+        <w:rPr>
+          <w:rFonts w:ascii="宋体" w:hAnsi="宋体" w:eastAsia="宋体" w:cs="宋体"/>
+          <w:color w:val="000000"/>
+          <w:sz w:val="16"/>
+          <w:szCs w:val="16"/>
+        </w:rPr>
+        <w:t>--port=600</w:t>
+      </w:r>
+      <w:r>
+        <w:rPr>
+          <w:rFonts w:hint="eastAsia" w:ascii="宋体" w:hAnsi="宋体" w:eastAsia="宋体" w:cs="宋体"/>
+          <w:color w:val="000000"/>
+          <w:sz w:val="16"/>
+          <w:szCs w:val="16"/>
+          <w:lang w:val="en-US" w:eastAsia="zh-CN"/>
+        </w:rPr>
+        <w:t>6</w:t>
+      </w:r>
+    </w:p>
+    <w:p>
+      <w:pPr>
+        <w:pStyle w:val="10"/>
+        <w:jc w:val="both"/>
+        <w:rPr>
+          <w:rFonts w:hint="default" w:ascii="宋体" w:hAnsi="宋体" w:eastAsia="宋体" w:cs="宋体"/>
+          <w:color w:val="000000"/>
+          <w:sz w:val="16"/>
+          <w:szCs w:val="16"/>
+          <w:lang w:val="en-US" w:eastAsia="zh-CN"/>
+        </w:rPr>
+      </w:pPr>
+      <w:r>
+        <w:rPr>
+          <w:rFonts w:hint="eastAsia" w:ascii="宋体" w:hAnsi="宋体" w:eastAsia="宋体" w:cs="宋体"/>
+          <w:color w:val="000000"/>
+          <w:sz w:val="16"/>
+          <w:szCs w:val="16"/>
+          <w:lang w:val="en-US" w:eastAsia="zh-CN"/>
+        </w:rPr>
+        <w:t>奖励系数</w:t>
       </w:r>
       <w:bookmarkStart w:id="1" w:name="_GoBack"/>
       <w:bookmarkEnd w:id="1"/>
-      <w:r>
+    </w:p>
+    <w:p>
+      <w:pPr>
+        <w:pStyle w:val="10"/>
         <w:rPr>
           <w:rFonts w:hint="eastAsia"/>
           <w:lang w:val="en-US" w:eastAsia="zh-CN"/>
         </w:rPr>
-        <w:t>2 --initialize-from=usv_ppo_train_010 --seed=123 --timeout-wait 1800 --num-envs 1 --no-graphics</w:t>
+      </w:pPr>
+      <w:r>
+        <w:drawing>
+          <wp:inline distT="0" distB="0" distL="114300" distR="114300">
+            <wp:extent cx="5727065" cy="2466340"/>
+            <wp:effectExtent l="0" t="0" r="635" b="10160"/>
+            <wp:docPr id="6" name="图片 3"/>
+            <wp:cNvGraphicFramePr>
+              <a:graphicFrameLocks xmlns:a="http://schemas.openxmlformats.org/drawingml/2006/main" noChangeAspect="1"/>
+            </wp:cNvGraphicFramePr>
+            <a:graphic xmlns:a="http://schemas.openxmlformats.org/drawingml/2006/main">
+              <a:graphicData uri="http://schemas.openxmlformats.org/drawingml/2006/picture">
+                <pic:pic xmlns:pic="http://schemas.openxmlformats.org/drawingml/2006/picture">
+                  <pic:nvPicPr>
+                    <pic:cNvPr id="6" name="图片 3"/>
+                    <pic:cNvPicPr>
+                      <a:picLocks noChangeAspect="1"/>
+                    </pic:cNvPicPr>
+                  </pic:nvPicPr>
+                  <pic:blipFill>
+                    <a:blip r:embed="rId4"/>
+                    <a:stretch>
+                      <a:fillRect/>
+                    </a:stretch>
+                  </pic:blipFill>
+                  <pic:spPr>
+                    <a:xfrm>
+                      <a:off x="0" y="0"/>
+                      <a:ext cx="5727065" cy="2466340"/>
+                    </a:xfrm>
+                    <a:prstGeom prst="rect">
+                      <a:avLst/>
+                    </a:prstGeom>
+                    <a:noFill/>
+                    <a:ln>
+                      <a:noFill/>
+                    </a:ln>
+                  </pic:spPr>
+                </pic:pic>
+              </a:graphicData>
+            </a:graphic>
+          </wp:inline>
+        </w:drawing>
       </w:r>
     </w:p>
     <w:p>
@@ -2694,7 +2895,7 @@
                     </pic:cNvPicPr>
                   </pic:nvPicPr>
                   <pic:blipFill>
-                    <a:blip r:embed="rId4"/>
+                    <a:blip r:embed="rId5"/>
                     <a:stretch>
                       <a:fillRect/>
                     </a:stretch>
@@ -2804,7 +3005,7 @@
                     </pic:cNvPicPr>
                   </pic:nvPicPr>
                   <pic:blipFill>
-                    <a:blip r:embed="rId5"/>
+                    <a:blip r:embed="rId6"/>
                     <a:stretch>
                       <a:fillRect/>
                     </a:stretch>
@@ -2876,7 +3077,7 @@
                     </pic:cNvPicPr>
                   </pic:nvPicPr>
                   <pic:blipFill>
-                    <a:blip r:embed="rId6"/>
+                    <a:blip r:embed="rId7"/>
                     <a:stretch>
                       <a:fillRect/>
                     </a:stretch>
@@ -2927,7 +3128,7 @@
                     </pic:cNvPicPr>
                   </pic:nvPicPr>
                   <pic:blipFill>
-                    <a:blip r:embed="rId7"/>
+                    <a:blip r:embed="rId8"/>
                     <a:stretch>
                       <a:fillRect/>
                     </a:stretch>
@@ -2991,7 +3192,7 @@
                     </pic:cNvPicPr>
                   </pic:nvPicPr>
                   <pic:blipFill>
-                    <a:blip r:embed="rId8"/>
+                    <a:blip r:embed="rId9"/>
                     <a:stretch>
                       <a:fillRect/>
                     </a:stretch>

--- a/文档资料/ML-Agents 模型训练步骤1.docx
+++ b/文档资料/ML-Agents 模型训练步骤1.docx
@@ -14,15 +14,65 @@
       <w:pPr>
         <w:pStyle w:val="10"/>
         <w:rPr>
+          <w:rFonts w:hint="default"/>
+          <w:lang w:val="en-US" w:eastAsia="zh-CN"/>
+        </w:rPr>
+      </w:pPr>
+      <w:r>
+        <w:rPr>
           <w:rFonts w:hint="eastAsia"/>
           <w:lang w:val="en-US" w:eastAsia="zh-CN"/>
         </w:rPr>
-      </w:pPr>
-      <w:r>
+        <w:t># Seed 200</w:t>
+      </w:r>
+    </w:p>
+    <w:p>
+      <w:pPr>
+        <w:pStyle w:val="10"/>
         <w:rPr>
           <w:rFonts w:hint="eastAsia"/>
           <w:lang w:val="en-US" w:eastAsia="zh-CN"/>
         </w:rPr>
+      </w:pPr>
+      <w:r>
+        <w:rPr>
+          <w:rFonts w:hint="eastAsia"/>
+          <w:lang w:val="en-US" w:eastAsia="zh-CN"/>
+        </w:rPr>
+        <w:t>E: &amp;&amp; conda activate mlagents-clean &amp;&amp; cd /d E:\Unity_data\PPUV-YOLOv8 &amp;&amp; set CUDA_VISIBLE_DEVICES=-1 &amp;&amp; mlagents-learn Assets/config/trainer_config.yaml --run-id=usv_ppo_seed200 --seed=200 --timeout-wait 1800 --num-envs 1 --no-graphics</w:t>
+      </w:r>
+    </w:p>
+    <w:p>
+      <w:pPr>
+        <w:pStyle w:val="10"/>
+        <w:rPr>
+          <w:rFonts w:hint="eastAsia"/>
+          <w:lang w:val="en-US" w:eastAsia="zh-CN"/>
+        </w:rPr>
+      </w:pPr>
+    </w:p>
+    <w:p>
+      <w:pPr>
+        <w:pStyle w:val="10"/>
+        <w:rPr>
+          <w:rFonts w:hint="eastAsia"/>
+          <w:lang w:val="en-US" w:eastAsia="zh-CN"/>
+        </w:rPr>
+      </w:pPr>
+    </w:p>
+    <w:p>
+      <w:pPr>
+        <w:pStyle w:val="10"/>
+        <w:rPr>
+          <w:rFonts w:hint="eastAsia"/>
+          <w:lang w:val="en-US" w:eastAsia="zh-CN"/>
+        </w:rPr>
+      </w:pPr>
+      <w:r>
+        <w:rPr>
+          <w:rFonts w:hint="eastAsia"/>
+          <w:lang w:val="en-US" w:eastAsia="zh-CN"/>
+        </w:rPr>
         <w:t>训练指令：</w:t>
       </w:r>
     </w:p>
@@ -39,17 +89,8 @@
           <w:rFonts w:hint="eastAsia"/>
           <w:lang w:val="en-US" w:eastAsia="zh-CN"/>
         </w:rPr>
-        <w:t>E: &amp;&amp; conda activate mlagents-clean &amp;&amp; cd /d E:\Unity_data\PPUV-YOLOv8 &amp;&amp; set CUDA_VISIBLE_DEVICES=-1 &amp;&amp; mlagents-learn Assets/config/trainer_config.yaml --run-id=usv_ppo_train_010_seed1 --initialize-from=usv_ppo_train_010 --seed=123 --timeout-wait 1800 --num-envs 1 --no-graphics</w:t>
-      </w:r>
-    </w:p>
-    <w:p>
-      <w:pPr>
-        <w:pStyle w:val="10"/>
-        <w:rPr>
-          <w:rFonts w:hint="eastAsia"/>
-          <w:lang w:val="en-US" w:eastAsia="zh-CN"/>
-        </w:rPr>
-      </w:pPr>
+        <w:t>E: &amp;&amp; conda activate mlagents-clean &amp;&amp; cd /d E:\Unity_data\PPUV-YOLOv8 &amp;&amp; set CUDA_VISIBLE_DEVICES=-1 &amp;&amp; mlagents-learn Assets/config/trainer_config.yaml --run-id=usv_ppo_train_seed9 --seed=123 --timeout-wait 1800 --num-envs 1 --no-graphics</w:t>
+      </w:r>
     </w:p>
     <w:p>
       <w:pPr>
@@ -123,9 +164,37 @@
           <w:spacing w:val="0"/>
           <w:sz w:val="16"/>
           <w:szCs w:val="16"/>
-          <w:lang w:val="en-US" w:eastAsia="zh-CN"/>
-        </w:rPr>
-        <w:t>usv_ppo_train_010_seed1</w:t>
+        </w:rPr>
+        <w:t>usv_ppo_seed</w:t>
+      </w:r>
+      <w:r>
+        <w:rPr>
+          <w:rFonts w:hint="eastAsia" w:ascii="Segoe UI Emoji" w:hAnsi="Segoe UI Emoji" w:eastAsia="宋体" w:cs="Segoe UI Emoji"/>
+          <w:i w:val="0"/>
+          <w:iCs w:val="0"/>
+          <w:caps w:val="0"/>
+          <w:color w:val="000000"/>
+          <w:spacing w:val="0"/>
+          <w:sz w:val="16"/>
+          <w:szCs w:val="16"/>
+          <w:lang w:val="en-US" w:eastAsia="zh-CN"/>
+        </w:rPr>
+        <w:t>2</w:t>
+      </w:r>
+      <w:bookmarkStart w:id="1" w:name="_GoBack"/>
+      <w:bookmarkEnd w:id="1"/>
+      <w:r>
+        <w:rPr>
+          <w:rFonts w:hint="eastAsia" w:ascii="Segoe UI Emoji" w:hAnsi="Segoe UI Emoji" w:eastAsia="Segoe UI Emoji" w:cs="Segoe UI Emoji"/>
+          <w:i w:val="0"/>
+          <w:iCs w:val="0"/>
+          <w:caps w:val="0"/>
+          <w:color w:val="000000"/>
+          <w:spacing w:val="0"/>
+          <w:sz w:val="16"/>
+          <w:szCs w:val="16"/>
+        </w:rPr>
+        <w:t>00</w:t>
       </w:r>
       <w:r>
         <w:rPr>
@@ -190,8 +259,6 @@
         </w:rPr>
         <w:t>奖励系数</w:t>
       </w:r>
-      <w:bookmarkStart w:id="1" w:name="_GoBack"/>
-      <w:bookmarkEnd w:id="1"/>
     </w:p>
     <w:p>
       <w:pPr>
@@ -201,49 +268,6 @@
           <w:lang w:val="en-US" w:eastAsia="zh-CN"/>
         </w:rPr>
       </w:pPr>
-      <w:r>
-        <w:drawing>
-          <wp:inline distT="0" distB="0" distL="114300" distR="114300">
-            <wp:extent cx="5727065" cy="2466340"/>
-            <wp:effectExtent l="0" t="0" r="635" b="10160"/>
-            <wp:docPr id="6" name="图片 3"/>
-            <wp:cNvGraphicFramePr>
-              <a:graphicFrameLocks xmlns:a="http://schemas.openxmlformats.org/drawingml/2006/main" noChangeAspect="1"/>
-            </wp:cNvGraphicFramePr>
-            <a:graphic xmlns:a="http://schemas.openxmlformats.org/drawingml/2006/main">
-              <a:graphicData uri="http://schemas.openxmlformats.org/drawingml/2006/picture">
-                <pic:pic xmlns:pic="http://schemas.openxmlformats.org/drawingml/2006/picture">
-                  <pic:nvPicPr>
-                    <pic:cNvPr id="6" name="图片 3"/>
-                    <pic:cNvPicPr>
-                      <a:picLocks noChangeAspect="1"/>
-                    </pic:cNvPicPr>
-                  </pic:nvPicPr>
-                  <pic:blipFill>
-                    <a:blip r:embed="rId4"/>
-                    <a:stretch>
-                      <a:fillRect/>
-                    </a:stretch>
-                  </pic:blipFill>
-                  <pic:spPr>
-                    <a:xfrm>
-                      <a:off x="0" y="0"/>
-                      <a:ext cx="5727065" cy="2466340"/>
-                    </a:xfrm>
-                    <a:prstGeom prst="rect">
-                      <a:avLst/>
-                    </a:prstGeom>
-                    <a:noFill/>
-                    <a:ln>
-                      <a:noFill/>
-                    </a:ln>
-                  </pic:spPr>
-                </pic:pic>
-              </a:graphicData>
-            </a:graphic>
-          </wp:inline>
-        </w:drawing>
-      </w:r>
     </w:p>
     <w:p>
       <w:pPr>
@@ -282,7 +306,7 @@
           <w:rFonts w:hint="eastAsia"/>
           <w:lang w:val="en-US" w:eastAsia="zh-CN"/>
         </w:rPr>
-        <w:t>mlagents-learn Assets/config/trainer_config.yaml --run-id=usv_no_ppo_train_1 --timeout-wait 1800 --num-envs 1</w:t>
+        <w:t>mlagents-learn Assets/config/trainer_config.yaml --run-id=usv_ppo_train_010_seed2 --timeout-wait 1800 --num-envs 1</w:t>
       </w:r>
       <w:bookmarkEnd w:id="0"/>
       <w:r>
@@ -297,33 +321,44 @@
       <w:pPr>
         <w:pStyle w:val="10"/>
         <w:rPr>
+          <w:rFonts w:hint="eastAsia"/>
+          <w:lang w:val="en-US" w:eastAsia="zh-CN"/>
+        </w:rPr>
+      </w:pPr>
+      <w:r>
+        <w:rPr>
+          <w:rFonts w:hint="eastAsia"/>
+          <w:lang w:val="en-US" w:eastAsia="zh-CN"/>
+        </w:rPr>
+        <w:t>继续上次训练初始化</w:t>
+      </w:r>
+    </w:p>
+    <w:p>
+      <w:pPr>
+        <w:pStyle w:val="10"/>
+        <w:rPr>
           <w:rFonts w:hint="default"/>
           <w:lang w:val="en-US" w:eastAsia="zh-CN"/>
         </w:rPr>
       </w:pPr>
       <w:r>
         <w:rPr>
-          <w:rFonts w:hint="eastAsia"/>
-          <w:lang w:val="en-US" w:eastAsia="zh-CN"/>
-        </w:rPr>
-        <w:t>继续上次训练初始化</w:t>
-      </w:r>
-    </w:p>
-    <w:p>
-      <w:pPr>
-        <w:pStyle w:val="10"/>
-        <w:rPr>
-          <w:rFonts w:ascii="Segoe UI Emoji" w:hAnsi="Segoe UI Emoji" w:eastAsia="Segoe UI Emoji" w:cs="Segoe UI Emoji"/>
-          <w:i w:val="0"/>
-          <w:iCs w:val="0"/>
-          <w:caps w:val="0"/>
-          <w:color w:val="000000"/>
-          <w:spacing w:val="0"/>
-          <w:sz w:val="16"/>
-          <w:szCs w:val="16"/>
-        </w:rPr>
-      </w:pPr>
-      <w:r>
+          <w:rFonts w:hint="default"/>
+          <w:lang w:val="en-US" w:eastAsia="zh-CN"/>
+        </w:rPr>
+        <w:tab/>
+      </w:r>
+      <w:r>
+        <w:rPr>
+          <w:rFonts w:hint="default"/>
+          <w:lang w:val="en-US" w:eastAsia="zh-CN"/>
+        </w:rPr>
+        <w:t>继续同一个 run-id</w:t>
+      </w:r>
+    </w:p>
+    <w:p>
+      <w:pPr>
+        <w:pStyle w:val="10"/>
         <w:rPr>
           <w:rFonts w:hint="eastAsia" w:ascii="Segoe UI Emoji" w:hAnsi="Segoe UI Emoji" w:eastAsia="Segoe UI Emoji" w:cs="Segoe UI Emoji"/>
           <w:i w:val="0"/>
@@ -335,21 +370,7 @@
           <w:szCs w:val="16"/>
           <w:lang w:val="en-US" w:eastAsia="zh-CN"/>
         </w:rPr>
-        <w:t xml:space="preserve"> E: &amp;&amp;</w:t>
-      </w:r>
-      <w:r>
-        <w:rPr>
-          <w:rFonts w:ascii="Segoe UI Emoji" w:hAnsi="Segoe UI Emoji" w:eastAsia="Segoe UI Emoji" w:cs="Segoe UI Emoji"/>
-          <w:i w:val="0"/>
-          <w:iCs w:val="0"/>
-          <w:caps w:val="0"/>
-          <w:color w:val="000000"/>
-          <w:spacing w:val="0"/>
-          <w:sz w:val="16"/>
-          <w:szCs w:val="16"/>
-        </w:rPr>
-        <w:t>conda activate mlagents-clean &amp;&amp; cd /d E:\Unity_data\PPUV-YOLOv8 &amp;&amp; set CUDA_VISIBLE_DEVICES=-1 &amp;&amp; mlagents-learn Assets/config/trainer_config.yaml --run-id=</w:t>
-      </w:r>
+      </w:pPr>
       <w:r>
         <w:rPr>
           <w:rFonts w:hint="eastAsia" w:ascii="Segoe UI Emoji" w:hAnsi="Segoe UI Emoji" w:eastAsia="Segoe UI Emoji" w:cs="Segoe UI Emoji"/>
@@ -360,12 +381,17 @@
           <w:spacing w:val="0"/>
           <w:sz w:val="16"/>
           <w:szCs w:val="16"/>
-        </w:rPr>
-        <w:t>usv_ppo_train_</w:t>
-      </w:r>
-      <w:r>
-        <w:rPr>
-          <w:rFonts w:hint="eastAsia" w:ascii="Segoe UI Emoji" w:hAnsi="Segoe UI Emoji" w:eastAsia="宋体" w:cs="Segoe UI Emoji"/>
+          <w:lang w:val="en-US" w:eastAsia="zh-CN"/>
+        </w:rPr>
+        <w:t>E: &amp;&amp; conda activate mlagents-clean &amp;&amp; cd /d E:\Unity_data\PPUV-YOLOv8 &amp;&amp; set CUDA_VISIBLE_DEVICES=-1 &amp;&amp; mlagents-learn Assets/config/trainer_config.yaml --run-id=usv_ppo_train_seed9 --resume --seed=123 --timeout-wait 1800 --num-envs 1 --no-graphics</w:t>
+      </w:r>
+    </w:p>
+    <w:p>
+      <w:pPr>
+        <w:pStyle w:val="10"/>
+        <w:ind w:firstLine="320" w:firstLineChars="200"/>
+        <w:rPr>
+          <w:rFonts w:hint="eastAsia" w:ascii="Segoe UI Emoji" w:hAnsi="Segoe UI Emoji" w:eastAsia="Segoe UI Emoji" w:cs="Segoe UI Emoji"/>
           <w:i w:val="0"/>
           <w:iCs w:val="0"/>
           <w:caps w:val="0"/>
@@ -375,11 +401,10 @@
           <w:szCs w:val="16"/>
           <w:lang w:val="en-US" w:eastAsia="zh-CN"/>
         </w:rPr>
-        <w:t>93</w:t>
-      </w:r>
-      <w:r>
-        <w:rPr>
-          <w:rFonts w:ascii="Segoe UI Emoji" w:hAnsi="Segoe UI Emoji" w:eastAsia="Segoe UI Emoji" w:cs="Segoe UI Emoji"/>
+      </w:pPr>
+      <w:r>
+        <w:rPr>
+          <w:rFonts w:hint="eastAsia" w:ascii="Segoe UI Emoji" w:hAnsi="Segoe UI Emoji" w:eastAsia="Segoe UI Emoji" w:cs="Segoe UI Emoji"/>
           <w:i w:val="0"/>
           <w:iCs w:val="0"/>
           <w:caps w:val="0"/>
@@ -387,12 +412,16 @@
           <w:spacing w:val="0"/>
           <w:sz w:val="16"/>
           <w:szCs w:val="16"/>
-        </w:rPr>
-        <w:t xml:space="preserve"> --initialize-from=usv_ppo_train_0</w:t>
-      </w:r>
-      <w:r>
-        <w:rPr>
-          <w:rFonts w:hint="eastAsia" w:ascii="Segoe UI Emoji" w:hAnsi="Segoe UI Emoji" w:eastAsia="宋体" w:cs="Segoe UI Emoji"/>
+          <w:lang w:val="en-US" w:eastAsia="zh-CN"/>
+        </w:rPr>
+        <w:t>指定 run-id 复制模型权重</w:t>
+      </w:r>
+    </w:p>
+    <w:p>
+      <w:pPr>
+        <w:pStyle w:val="10"/>
+        <w:rPr>
+          <w:rFonts w:hint="eastAsia" w:ascii="Segoe UI Emoji" w:hAnsi="Segoe UI Emoji" w:eastAsia="Segoe UI Emoji" w:cs="Segoe UI Emoji"/>
           <w:i w:val="0"/>
           <w:iCs w:val="0"/>
           <w:caps w:val="0"/>
@@ -402,11 +431,10 @@
           <w:szCs w:val="16"/>
           <w:lang w:val="en-US" w:eastAsia="zh-CN"/>
         </w:rPr>
-        <w:t>09</w:t>
-      </w:r>
-      <w:r>
-        <w:rPr>
-          <w:rFonts w:ascii="Segoe UI Emoji" w:hAnsi="Segoe UI Emoji" w:eastAsia="Segoe UI Emoji" w:cs="Segoe UI Emoji"/>
+      </w:pPr>
+      <w:r>
+        <w:rPr>
+          <w:rFonts w:hint="eastAsia" w:ascii="Segoe UI Emoji" w:hAnsi="Segoe UI Emoji" w:eastAsia="Segoe UI Emoji" w:cs="Segoe UI Emoji"/>
           <w:i w:val="0"/>
           <w:iCs w:val="0"/>
           <w:caps w:val="0"/>
@@ -414,8 +442,9 @@
           <w:spacing w:val="0"/>
           <w:sz w:val="16"/>
           <w:szCs w:val="16"/>
-        </w:rPr>
-        <w:t xml:space="preserve"> --timeout-wait 1800 --num-envs 1 --no-graphics</w:t>
+          <w:lang w:val="en-US" w:eastAsia="zh-CN"/>
+        </w:rPr>
+        <w:t>E: &amp;&amp; conda activate mlagents-clean &amp;&amp; cd /d E:\Unity_data\PPUV-YOLOv8 &amp;&amp; set CUDA_VISIBLE_DEVICES=-1 &amp;&amp; mlagents-learn Assets/config/trainer_config.yaml --run-id=usv_ppo_train_seed9_1 --initialize-from=usv_ppo_train_seed9 --seed=123 --timeout-wait 1800 --num-envs 1 --no-graphics</w:t>
       </w:r>
     </w:p>
     <w:p>
@@ -1164,12 +1193,6 @@
             <w:insideH w:val="single" w:color="auto" w:sz="4" w:space="0"/>
             <w:insideV w:val="single" w:color="auto" w:sz="4" w:space="0"/>
           </w:tblBorders>
-          <w:tblCellMar>
-            <w:top w:w="0" w:type="dxa"/>
-            <w:left w:w="10" w:type="dxa"/>
-            <w:bottom w:w="0" w:type="dxa"/>
-            <w:right w:w="10" w:type="dxa"/>
-          </w:tblCellMar>
         </w:tblPrEx>
         <w:tc>
           <w:tcPr>
@@ -2895,7 +2918,7 @@
                     </pic:cNvPicPr>
                   </pic:nvPicPr>
                   <pic:blipFill>
-                    <a:blip r:embed="rId5"/>
+                    <a:blip r:embed="rId4"/>
                     <a:stretch>
                       <a:fillRect/>
                     </a:stretch>
@@ -3005,7 +3028,7 @@
                     </pic:cNvPicPr>
                   </pic:nvPicPr>
                   <pic:blipFill>
-                    <a:blip r:embed="rId6"/>
+                    <a:blip r:embed="rId5"/>
                     <a:stretch>
                       <a:fillRect/>
                     </a:stretch>
@@ -3077,7 +3100,7 @@
                     </pic:cNvPicPr>
                   </pic:nvPicPr>
                   <pic:blipFill>
-                    <a:blip r:embed="rId7"/>
+                    <a:blip r:embed="rId6"/>
                     <a:stretch>
                       <a:fillRect/>
                     </a:stretch>
@@ -3128,7 +3151,7 @@
                     </pic:cNvPicPr>
                   </pic:nvPicPr>
                   <pic:blipFill>
-                    <a:blip r:embed="rId8"/>
+                    <a:blip r:embed="rId7"/>
                     <a:stretch>
                       <a:fillRect/>
                     </a:stretch>
@@ -3192,7 +3215,7 @@
                     </pic:cNvPicPr>
                   </pic:nvPicPr>
                   <pic:blipFill>
-                    <a:blip r:embed="rId9"/>
+                    <a:blip r:embed="rId8"/>
                     <a:stretch>
                       <a:fillRect/>
                     </a:stretch>

--- a/文档资料/ML-Agents 模型训练步骤1.docx
+++ b/文档资料/ML-Agents 模型训练步骤1.docx
@@ -5,6 +5,10 @@
     <w:p>
       <w:pPr>
         <w:pStyle w:val="5"/>
+        <w:tabs>
+          <w:tab w:val="left" w:pos="6300"/>
+          <w:tab w:val="left" w:pos="8190"/>
+        </w:tabs>
       </w:pPr>
       <w:r>
         <w:t>ML-Agents 模型训练步骤</w:t>
@@ -14,6 +18,15 @@
       <w:pPr>
         <w:pStyle w:val="10"/>
         <w:rPr>
+          <w:rFonts w:hint="eastAsia"/>
+          <w:lang w:val="en-US" w:eastAsia="zh-CN"/>
+        </w:rPr>
+      </w:pPr>
+    </w:p>
+    <w:p>
+      <w:pPr>
+        <w:pStyle w:val="10"/>
+        <w:rPr>
           <w:rFonts w:hint="default"/>
           <w:lang w:val="en-US" w:eastAsia="zh-CN"/>
         </w:rPr>
@@ -34,13 +47,15 @@
           <w:lang w:val="en-US" w:eastAsia="zh-CN"/>
         </w:rPr>
       </w:pPr>
-      <w:r>
+    </w:p>
+    <w:p>
+      <w:pPr>
+        <w:pStyle w:val="10"/>
         <w:rPr>
           <w:rFonts w:hint="eastAsia"/>
           <w:lang w:val="en-US" w:eastAsia="zh-CN"/>
         </w:rPr>
-        <w:t>E: &amp;&amp; conda activate mlagents-clean &amp;&amp; cd /d E:\Unity_data\PPUV-YOLOv8 &amp;&amp; set CUDA_VISIBLE_DEVICES=-1 &amp;&amp; mlagents-learn Assets/config/trainer_config.yaml --run-id=usv_ppo_seed200 --seed=200 --timeout-wait 1800 --num-envs 1 --no-graphics</w:t>
-      </w:r>
+      </w:pPr>
     </w:p>
     <w:p>
       <w:pPr>
@@ -50,15 +65,13 @@
           <w:lang w:val="en-US" w:eastAsia="zh-CN"/>
         </w:rPr>
       </w:pPr>
-    </w:p>
-    <w:p>
-      <w:pPr>
-        <w:pStyle w:val="10"/>
+      <w:r>
         <w:rPr>
           <w:rFonts w:hint="eastAsia"/>
           <w:lang w:val="en-US" w:eastAsia="zh-CN"/>
         </w:rPr>
-      </w:pPr>
+        <w:t xml:space="preserve">E: &amp;&amp; conda activate mlagents-clean &amp;&amp; cd /d E:\Unity_data\PPUV-YOLOv8 &amp;&amp; set CUDA_VISIBLE_DEVICES=-1 &amp;&amp; mlagents-learn Assets/config/trainer_config.yaml --run-id=usv_ppo_seed30 --seed=30 --timeout-wait 1800 --num-envs 1 --no-graphics </w:t>
+      </w:r>
     </w:p>
     <w:p>
       <w:pPr>
@@ -68,11 +81,20 @@
           <w:lang w:val="en-US" w:eastAsia="zh-CN"/>
         </w:rPr>
       </w:pPr>
-      <w:r>
+    </w:p>
+    <w:p>
+      <w:pPr>
+        <w:pStyle w:val="10"/>
         <w:rPr>
           <w:rFonts w:hint="eastAsia"/>
           <w:lang w:val="en-US" w:eastAsia="zh-CN"/>
         </w:rPr>
+      </w:pPr>
+      <w:r>
+        <w:rPr>
+          <w:rFonts w:hint="eastAsia"/>
+          <w:lang w:val="en-US" w:eastAsia="zh-CN"/>
+        </w:rPr>
         <w:t>训练指令：</w:t>
       </w:r>
     </w:p>
@@ -111,7 +133,10 @@
     <w:p>
       <w:pPr>
         <w:pStyle w:val="10"/>
-        <w:jc w:val="center"/>
+        <w:tabs>
+          <w:tab w:val="left" w:pos="3990"/>
+        </w:tabs>
+        <w:jc w:val="right"/>
         <w:rPr>
           <w:rFonts w:hint="eastAsia" w:ascii="宋体" w:hAnsi="宋体" w:eastAsia="宋体" w:cs="宋体"/>
           <w:color w:val="000000"/>
@@ -120,6 +145,8 @@
           <w:lang w:val="en-US" w:eastAsia="zh-CN"/>
         </w:rPr>
       </w:pPr>
+      <w:bookmarkStart w:id="0" w:name="OLE_LINK2"/>
+      <w:bookmarkStart w:id="1" w:name="OLE_LINK3"/>
       <w:r>
         <w:rPr>
           <w:rFonts w:hint="eastAsia" w:ascii="Segoe UI Emoji" w:hAnsi="Segoe UI Emoji" w:eastAsia="Segoe UI Emoji" w:cs="Segoe UI Emoji"/>
@@ -181,8 +208,6 @@
         </w:rPr>
         <w:t>2</w:t>
       </w:r>
-      <w:bookmarkStart w:id="1" w:name="_GoBack"/>
-      <w:bookmarkEnd w:id="1"/>
       <w:r>
         <w:rPr>
           <w:rFonts w:hint="eastAsia" w:ascii="Segoe UI Emoji" w:hAnsi="Segoe UI Emoji" w:eastAsia="Segoe UI Emoji" w:cs="Segoe UI Emoji"/>
@@ -194,7 +219,7 @@
           <w:sz w:val="16"/>
           <w:szCs w:val="16"/>
         </w:rPr>
-        <w:t>00</w:t>
+        <w:t>0</w:t>
       </w:r>
       <w:r>
         <w:rPr>
@@ -236,6 +261,8 @@
         </w:rPr>
         <w:t>6</w:t>
       </w:r>
+      <w:bookmarkEnd w:id="0"/>
+      <w:bookmarkEnd w:id="1"/>
     </w:p>
     <w:p>
       <w:pPr>
@@ -300,7 +327,7 @@
         </w:rPr>
         <w:t xml:space="preserve"> E: &amp;&amp; conda activate mlagents-clean &amp;&amp; cd /d E:\Unity_data\PPUV-YOLOv8 &amp;&amp; set CUDA_VISIBLE_DEVICES=-1 &amp;&amp; </w:t>
       </w:r>
-      <w:bookmarkStart w:id="0" w:name="OLE_LINK1"/>
+      <w:bookmarkStart w:id="2" w:name="OLE_LINK1"/>
       <w:r>
         <w:rPr>
           <w:rFonts w:hint="eastAsia"/>
@@ -308,7 +335,7 @@
         </w:rPr>
         <w:t>mlagents-learn Assets/config/trainer_config.yaml --run-id=usv_ppo_train_010_seed2 --timeout-wait 1800 --num-envs 1</w:t>
       </w:r>
-      <w:bookmarkEnd w:id="0"/>
+      <w:bookmarkEnd w:id="2"/>
       <w:r>
         <w:rPr>
           <w:rFonts w:hint="eastAsia"/>
@@ -547,7 +574,23 @@
           <w:szCs w:val="16"/>
           <w:lang w:val="en-US" w:eastAsia="zh-CN"/>
         </w:rPr>
-        <w:t>电脑定时关机（5小时）：</w:t>
+        <w:t>电脑定时关机</w:t>
+      </w:r>
+      <w:bookmarkStart w:id="3" w:name="_GoBack"/>
+      <w:bookmarkEnd w:id="3"/>
+      <w:r>
+        <w:rPr>
+          <w:rFonts w:hint="eastAsia" w:ascii="Segoe UI Emoji" w:hAnsi="Segoe UI Emoji" w:eastAsia="宋体" w:cs="Segoe UI Emoji"/>
+          <w:i w:val="0"/>
+          <w:iCs w:val="0"/>
+          <w:caps w:val="0"/>
+          <w:color w:val="000000"/>
+          <w:spacing w:val="0"/>
+          <w:sz w:val="16"/>
+          <w:szCs w:val="16"/>
+          <w:lang w:val="en-US" w:eastAsia="zh-CN"/>
+        </w:rPr>
+        <w:t>：</w:t>
       </w:r>
     </w:p>
     <w:p>
@@ -577,7 +620,7 @@
           <w:szCs w:val="16"/>
           <w:shd w:val="clear" w:fill="FFFFFF"/>
         </w:rPr>
-        <w:t>timeout /t 18</w:t>
+        <w:t xml:space="preserve">timeout /t </w:t>
       </w:r>
       <w:r>
         <w:rPr>
@@ -592,7 +635,7 @@
           <w:shd w:val="clear" w:fill="FFFFFF"/>
           <w:lang w:val="en-US" w:eastAsia="zh-CN"/>
         </w:rPr>
-        <w:t>0</w:t>
+        <w:t>300</w:t>
       </w:r>
       <w:r>
         <w:rPr>
@@ -1193,6 +1236,12 @@
             <w:insideH w:val="single" w:color="auto" w:sz="4" w:space="0"/>
             <w:insideV w:val="single" w:color="auto" w:sz="4" w:space="0"/>
           </w:tblBorders>
+          <w:tblCellMar>
+            <w:top w:w="0" w:type="dxa"/>
+            <w:left w:w="10" w:type="dxa"/>
+            <w:bottom w:w="0" w:type="dxa"/>
+            <w:right w:w="10" w:type="dxa"/>
+          </w:tblCellMar>
         </w:tblPrEx>
         <w:tc>
           <w:tcPr>
@@ -3009,6 +3058,11 @@
       <w:pPr>
         <w:pStyle w:val="10"/>
       </w:pPr>
+    </w:p>
+    <w:p>
+      <w:r>
+        <w:br w:type="page"/>
+      </w:r>
       <w:r>
         <w:drawing>
           <wp:inline distT="0" distB="0" distL="114300" distR="114300">
@@ -3054,11 +3108,6 @@
       </w:r>
     </w:p>
     <w:p>
-      <w:r>
-        <w:br w:type="page"/>
-      </w:r>
-    </w:p>
-    <w:p>
       <w:pPr>
         <w:pStyle w:val="2"/>
         <w:rPr>
@@ -3084,9 +3133,9 @@
       <w:r>
         <w:drawing>
           <wp:inline distT="0" distB="0" distL="114300" distR="114300">
-            <wp:extent cx="5136515" cy="2663190"/>
-            <wp:effectExtent l="0" t="0" r="6985" b="3810"/>
-            <wp:docPr id="1" name="图片 1"/>
+            <wp:extent cx="5718175" cy="4742180"/>
+            <wp:effectExtent l="0" t="0" r="9525" b="7620"/>
+            <wp:docPr id="6" name="图片 3"/>
             <wp:cNvGraphicFramePr>
               <a:graphicFrameLocks xmlns:a="http://schemas.openxmlformats.org/drawingml/2006/main" noChangeAspect="1"/>
             </wp:cNvGraphicFramePr>
@@ -3094,7 +3143,7 @@
               <a:graphicData uri="http://schemas.openxmlformats.org/drawingml/2006/picture">
                 <pic:pic xmlns:pic="http://schemas.openxmlformats.org/drawingml/2006/picture">
                   <pic:nvPicPr>
-                    <pic:cNvPr id="1" name="图片 1"/>
+                    <pic:cNvPr id="6" name="图片 3"/>
                     <pic:cNvPicPr>
                       <a:picLocks noChangeAspect="1"/>
                     </pic:cNvPicPr>
@@ -3108,7 +3157,7 @@
                   <pic:spPr>
                     <a:xfrm>
                       <a:off x="0" y="0"/>
-                      <a:ext cx="5136515" cy="2663190"/>
+                      <a:ext cx="5718175" cy="4742180"/>
                     </a:xfrm>
                     <a:prstGeom prst="rect">
                       <a:avLst/>
